--- a/docs/02_FunctionalSpecification/Modbus485Emulator_Functional_Specification.docx
+++ b/docs/02_FunctionalSpecification/Modbus485Emulator_Functional_Specification.docx
@@ -242,7 +242,7 @@
                 <w:rFonts w:ascii="Malgun Gothic" w:hAnsi="Malgun Gothic" w:eastAsia="Malgun Gothic"/>
                 <w:sz w:val="20"/>
               </w:rPr>
-              <w:t>0.9 / Baseline Candidate</w:t>
+              <w:t>0.10 / Baseline Candidate</w:t>
             </w:r>
           </w:p>
         </w:tc>
@@ -292,7 +292,7 @@
                 <w:rFonts w:ascii="Malgun Gothic" w:hAnsi="Malgun Gothic" w:eastAsia="Malgun Gothic"/>
                 <w:sz w:val="20"/>
               </w:rPr>
-              <w:t>2026-08-08</w:t>
+              <w:t>2026-08-09</w:t>
             </w:r>
           </w:p>
         </w:tc>
@@ -575,6 +575,111 @@
                 <w:sz w:val="17"/>
               </w:rPr>
               <w:t>확정 요구사항과 신규 설계를 기준으로 한 초기 공식 Baseline 후보</w:t>
+            </w:r>
+          </w:p>
+        </w:tc>
+      </w:tr>
+      <w:tr>
+        <w:trPr>
+          <w:cantSplit w:val="true"/>
+        </w:trPr>
+        <w:tc>
+          <w:tcPr>
+            <w:tcW w:type="dxa" w:w="1152"/>
+            <w:tcMar>
+              <w:top w:w="80" w:type="dxa"/>
+              <w:start w:w="120" w:type="dxa"/>
+              <w:bottom w:w="80" w:type="dxa"/>
+              <w:end w:w="120" w:type="dxa"/>
+            </w:tcMar>
+            <w:vAlign w:val="center"/>
+          </w:tcPr>
+          <w:p>
+            <w:pPr>
+              <w:spacing w:after="0" w:line="240" w:lineRule="auto"/>
+            </w:pPr>
+            <w:r>
+              <w:rPr>
+                <w:rFonts w:ascii="Malgun Gothic" w:hAnsi="Malgun Gothic" w:eastAsia="Malgun Gothic"/>
+                <w:color w:val="1F2937"/>
+                <w:sz w:val="17"/>
+              </w:rPr>
+              <w:t>0.10</w:t>
+            </w:r>
+          </w:p>
+        </w:tc>
+        <w:tc>
+          <w:tcPr>
+            <w:tcW w:type="dxa" w:w="1584"/>
+            <w:tcMar>
+              <w:top w:w="80" w:type="dxa"/>
+              <w:start w:w="120" w:type="dxa"/>
+              <w:bottom w:w="80" w:type="dxa"/>
+              <w:end w:w="120" w:type="dxa"/>
+            </w:tcMar>
+            <w:vAlign w:val="center"/>
+          </w:tcPr>
+          <w:p>
+            <w:pPr>
+              <w:spacing w:after="0" w:line="240" w:lineRule="auto"/>
+            </w:pPr>
+            <w:r>
+              <w:rPr>
+                <w:rFonts w:ascii="Malgun Gothic" w:hAnsi="Malgun Gothic" w:eastAsia="Malgun Gothic"/>
+                <w:color w:val="1F2937"/>
+                <w:sz w:val="17"/>
+              </w:rPr>
+              <w:t>2026-08-09</w:t>
+            </w:r>
+          </w:p>
+        </w:tc>
+        <w:tc>
+          <w:tcPr>
+            <w:tcW w:type="dxa" w:w="2160"/>
+            <w:tcMar>
+              <w:top w:w="80" w:type="dxa"/>
+              <w:start w:w="120" w:type="dxa"/>
+              <w:bottom w:w="80" w:type="dxa"/>
+              <w:end w:w="120" w:type="dxa"/>
+            </w:tcMar>
+            <w:vAlign w:val="center"/>
+          </w:tcPr>
+          <w:p>
+            <w:pPr>
+              <w:spacing w:after="0" w:line="240" w:lineRule="auto"/>
+            </w:pPr>
+            <w:r>
+              <w:rPr>
+                <w:rFonts w:ascii="Malgun Gothic" w:hAnsi="Malgun Gothic" w:eastAsia="Malgun Gothic"/>
+                <w:color w:val="1F2937"/>
+                <w:sz w:val="17"/>
+              </w:rPr>
+              <w:t>Baseline Candidate</w:t>
+            </w:r>
+          </w:p>
+        </w:tc>
+        <w:tc>
+          <w:tcPr>
+            <w:tcW w:type="dxa" w:w="4464"/>
+            <w:tcMar>
+              <w:top w:w="80" w:type="dxa"/>
+              <w:start w:w="120" w:type="dxa"/>
+              <w:bottom w:w="80" w:type="dxa"/>
+              <w:end w:w="120" w:type="dxa"/>
+            </w:tcMar>
+            <w:vAlign w:val="center"/>
+          </w:tcPr>
+          <w:p>
+            <w:pPr>
+              <w:spacing w:after="0" w:line="240" w:lineRule="auto"/>
+            </w:pPr>
+            <w:r>
+              <w:rPr>
+                <w:rFonts w:ascii="Malgun Gothic" w:hAnsi="Malgun Gothic" w:eastAsia="Malgun Gothic"/>
+                <w:color w:val="1F2937"/>
+                <w:sz w:val="17"/>
+              </w:rPr>
+              <w:t>RTM 정방향 매핑 기준으로 37개 기능사양의 Requirement 역추적 정규화</w:t>
             </w:r>
           </w:p>
         </w:tc>
@@ -1932,6 +2037,7 @@
           </w:tcPr>
           <w:p>
             <w:pPr>
+              <w:keepNext/>
               <w:jc w:val="center"/>
             </w:pPr>
             <w:r>
@@ -1959,6 +2065,7 @@
           </w:tcPr>
           <w:p>
             <w:pPr>
+              <w:keepNext/>
               <w:jc w:val="center"/>
             </w:pPr>
             <w:r>
@@ -1990,6 +2097,7 @@
           </w:tcPr>
           <w:p>
             <w:pPr>
+              <w:keepNext/>
               <w:spacing w:after="0" w:line="240" w:lineRule="auto"/>
             </w:pPr>
             <w:r>
@@ -2015,15 +2123,16 @@
           </w:tcPr>
           <w:p>
             <w:pPr>
-              <w:spacing w:after="0" w:line="240" w:lineRule="auto"/>
-            </w:pPr>
-            <w:r>
-              <w:rPr>
-                <w:rFonts w:ascii="Malgun Gothic" w:hAnsi="Malgun Gothic" w:eastAsia="Malgun Gothic"/>
-                <w:color w:val="1F2937"/>
-                <w:sz w:val="16"/>
-              </w:rPr>
-              <w:t>REQ-FUNC-001; REQ-IF-001~003; REQ-COMP-001~004</w:t>
+              <w:keepNext/>
+              <w:spacing w:after="0" w:line="240" w:lineRule="auto"/>
+            </w:pPr>
+            <w:r>
+              <w:rPr>
+                <w:rFonts w:ascii="Malgun Gothic" w:hAnsi="Malgun Gothic" w:eastAsia="Malgun Gothic"/>
+                <w:color w:val="1F2937"/>
+                <w:sz w:val="16"/>
+              </w:rPr>
+              <w:t>REQ-FUNC-001; REQ-IF-001~004; REQ-PERF-003; REQ-COMP-001~004</w:t>
             </w:r>
           </w:p>
         </w:tc>
@@ -2045,6 +2154,7 @@
           </w:tcPr>
           <w:p>
             <w:pPr>
+              <w:keepNext/>
               <w:spacing w:after="0" w:line="240" w:lineRule="auto"/>
             </w:pPr>
             <w:r>
@@ -2070,6 +2180,7 @@
           </w:tcPr>
           <w:p>
             <w:pPr>
+              <w:keepNext/>
               <w:spacing w:after="0" w:line="240" w:lineRule="auto"/>
             </w:pPr>
             <w:r>
@@ -2100,6 +2211,7 @@
           </w:tcPr>
           <w:p>
             <w:pPr>
+              <w:keepNext/>
               <w:spacing w:after="0" w:line="240" w:lineRule="auto"/>
             </w:pPr>
             <w:r>
@@ -2125,6 +2237,7 @@
           </w:tcPr>
           <w:p>
             <w:pPr>
+              <w:keepNext/>
               <w:spacing w:after="0" w:line="240" w:lineRule="auto"/>
             </w:pPr>
             <w:r>
@@ -2155,6 +2268,7 @@
           </w:tcPr>
           <w:p>
             <w:pPr>
+              <w:keepNext/>
               <w:spacing w:after="0" w:line="240" w:lineRule="auto"/>
             </w:pPr>
             <w:r>
@@ -2180,6 +2294,7 @@
           </w:tcPr>
           <w:p>
             <w:pPr>
+              <w:keepNext/>
               <w:spacing w:after="0" w:line="240" w:lineRule="auto"/>
             </w:pPr>
             <w:r>
@@ -2210,6 +2325,7 @@
           </w:tcPr>
           <w:p>
             <w:pPr>
+              <w:keepNext/>
               <w:spacing w:after="0" w:line="240" w:lineRule="auto"/>
             </w:pPr>
             <w:r>
@@ -2235,6 +2351,7 @@
           </w:tcPr>
           <w:p>
             <w:pPr>
+              <w:keepNext/>
               <w:spacing w:after="0" w:line="240" w:lineRule="auto"/>
             </w:pPr>
             <w:r>
@@ -2271,6 +2388,7 @@
           </w:tcPr>
           <w:p>
             <w:pPr>
+              <w:keepNext/>
               <w:spacing w:after="0" w:line="240" w:lineRule="auto"/>
             </w:pPr>
             <w:r>
@@ -2296,6 +2414,7 @@
           </w:tcPr>
           <w:p>
             <w:pPr>
+              <w:keepNext/>
               <w:spacing w:after="0" w:line="240" w:lineRule="auto"/>
             </w:pPr>
             <w:r>
@@ -2425,6 +2544,7 @@
           </w:tcPr>
           <w:p>
             <w:pPr>
+              <w:keepNext/>
               <w:jc w:val="center"/>
             </w:pPr>
             <w:r>
@@ -2452,6 +2572,7 @@
           </w:tcPr>
           <w:p>
             <w:pPr>
+              <w:keepNext/>
               <w:jc w:val="center"/>
             </w:pPr>
             <w:r>
@@ -2483,6 +2604,7 @@
           </w:tcPr>
           <w:p>
             <w:pPr>
+              <w:keepNext/>
               <w:spacing w:after="0" w:line="240" w:lineRule="auto"/>
             </w:pPr>
             <w:r>
@@ -2508,15 +2630,16 @@
           </w:tcPr>
           <w:p>
             <w:pPr>
-              <w:spacing w:after="0" w:line="240" w:lineRule="auto"/>
-            </w:pPr>
-            <w:r>
-              <w:rPr>
-                <w:rFonts w:ascii="Malgun Gothic" w:hAnsi="Malgun Gothic" w:eastAsia="Malgun Gothic"/>
-                <w:color w:val="1F2937"/>
-                <w:sz w:val="16"/>
-              </w:rPr>
-              <w:t>REQ-FUNC-009~010; REQ-DATA-014; REQ-IF-010</w:t>
+              <w:keepNext/>
+              <w:spacing w:after="0" w:line="240" w:lineRule="auto"/>
+            </w:pPr>
+            <w:r>
+              <w:rPr>
+                <w:rFonts w:ascii="Malgun Gothic" w:hAnsi="Malgun Gothic" w:eastAsia="Malgun Gothic"/>
+                <w:color w:val="1F2937"/>
+                <w:sz w:val="16"/>
+              </w:rPr>
+              <w:t>REQ-DATA-014; REQ-IF-010</w:t>
             </w:r>
           </w:p>
         </w:tc>
@@ -2538,6 +2661,7 @@
           </w:tcPr>
           <w:p>
             <w:pPr>
+              <w:keepNext/>
               <w:spacing w:after="0" w:line="240" w:lineRule="auto"/>
             </w:pPr>
             <w:r>
@@ -2563,6 +2687,7 @@
           </w:tcPr>
           <w:p>
             <w:pPr>
+              <w:keepNext/>
               <w:spacing w:after="0" w:line="240" w:lineRule="auto"/>
             </w:pPr>
             <w:r>
@@ -2593,6 +2718,7 @@
           </w:tcPr>
           <w:p>
             <w:pPr>
+              <w:keepNext/>
               <w:spacing w:after="0" w:line="240" w:lineRule="auto"/>
             </w:pPr>
             <w:r>
@@ -2618,6 +2744,7 @@
           </w:tcPr>
           <w:p>
             <w:pPr>
+              <w:keepNext/>
               <w:spacing w:after="0" w:line="240" w:lineRule="auto"/>
             </w:pPr>
             <w:r>
@@ -2648,6 +2775,7 @@
           </w:tcPr>
           <w:p>
             <w:pPr>
+              <w:keepNext/>
               <w:spacing w:after="0" w:line="240" w:lineRule="auto"/>
             </w:pPr>
             <w:r>
@@ -2673,6 +2801,7 @@
           </w:tcPr>
           <w:p>
             <w:pPr>
+              <w:keepNext/>
               <w:spacing w:after="0" w:line="240" w:lineRule="auto"/>
             </w:pPr>
             <w:r>
@@ -2703,6 +2832,7 @@
           </w:tcPr>
           <w:p>
             <w:pPr>
+              <w:keepNext/>
               <w:spacing w:after="0" w:line="240" w:lineRule="auto"/>
             </w:pPr>
             <w:r>
@@ -2728,6 +2858,7 @@
           </w:tcPr>
           <w:p>
             <w:pPr>
+              <w:keepNext/>
               <w:spacing w:after="0" w:line="240" w:lineRule="auto"/>
             </w:pPr>
             <w:r>
@@ -2764,6 +2895,7 @@
           </w:tcPr>
           <w:p>
             <w:pPr>
+              <w:keepNext/>
               <w:spacing w:after="0" w:line="240" w:lineRule="auto"/>
             </w:pPr>
             <w:r>
@@ -2789,6 +2921,7 @@
           </w:tcPr>
           <w:p>
             <w:pPr>
+              <w:keepNext/>
               <w:spacing w:after="0" w:line="240" w:lineRule="auto"/>
             </w:pPr>
             <w:r>
@@ -2926,6 +3059,7 @@
           </w:tcPr>
           <w:p>
             <w:pPr>
+              <w:keepNext/>
               <w:jc w:val="center"/>
             </w:pPr>
             <w:r>
@@ -2953,6 +3087,7 @@
           </w:tcPr>
           <w:p>
             <w:pPr>
+              <w:keepNext/>
               <w:jc w:val="center"/>
             </w:pPr>
             <w:r>
@@ -2984,6 +3119,7 @@
           </w:tcPr>
           <w:p>
             <w:pPr>
+              <w:keepNext/>
               <w:spacing w:after="0" w:line="240" w:lineRule="auto"/>
             </w:pPr>
             <w:r>
@@ -3009,15 +3145,16 @@
           </w:tcPr>
           <w:p>
             <w:pPr>
-              <w:spacing w:after="0" w:line="240" w:lineRule="auto"/>
-            </w:pPr>
-            <w:r>
-              <w:rPr>
-                <w:rFonts w:ascii="Malgun Gothic" w:hAnsi="Malgun Gothic" w:eastAsia="Malgun Gothic"/>
-                <w:color w:val="1F2937"/>
-                <w:sz w:val="16"/>
-              </w:rPr>
-              <w:t>REQ-FUNC-009~010; REQ-SEC-001,REQ-SEC-003</w:t>
+              <w:keepNext/>
+              <w:spacing w:after="0" w:line="240" w:lineRule="auto"/>
+            </w:pPr>
+            <w:r>
+              <w:rPr>
+                <w:rFonts w:ascii="Malgun Gothic" w:hAnsi="Malgun Gothic" w:eastAsia="Malgun Gothic"/>
+                <w:color w:val="1F2937"/>
+                <w:sz w:val="16"/>
+              </w:rPr>
+              <w:t>REQ-FUNC-009~010; REQ-SEC-001, REQ-SEC-003</w:t>
             </w:r>
           </w:p>
         </w:tc>
@@ -3039,6 +3176,7 @@
           </w:tcPr>
           <w:p>
             <w:pPr>
+              <w:keepNext/>
               <w:spacing w:after="0" w:line="240" w:lineRule="auto"/>
             </w:pPr>
             <w:r>
@@ -3064,6 +3202,7 @@
           </w:tcPr>
           <w:p>
             <w:pPr>
+              <w:keepNext/>
               <w:spacing w:after="0" w:line="240" w:lineRule="auto"/>
             </w:pPr>
             <w:r>
@@ -3094,6 +3233,7 @@
           </w:tcPr>
           <w:p>
             <w:pPr>
+              <w:keepNext/>
               <w:spacing w:after="0" w:line="240" w:lineRule="auto"/>
             </w:pPr>
             <w:r>
@@ -3119,6 +3259,7 @@
           </w:tcPr>
           <w:p>
             <w:pPr>
+              <w:keepNext/>
               <w:spacing w:after="0" w:line="240" w:lineRule="auto"/>
             </w:pPr>
             <w:r>
@@ -3149,6 +3290,7 @@
           </w:tcPr>
           <w:p>
             <w:pPr>
+              <w:keepNext/>
               <w:spacing w:after="0" w:line="240" w:lineRule="auto"/>
             </w:pPr>
             <w:r>
@@ -3174,6 +3316,7 @@
           </w:tcPr>
           <w:p>
             <w:pPr>
+              <w:keepNext/>
               <w:spacing w:after="0" w:line="240" w:lineRule="auto"/>
             </w:pPr>
             <w:r>
@@ -3204,6 +3347,7 @@
           </w:tcPr>
           <w:p>
             <w:pPr>
+              <w:keepNext/>
               <w:spacing w:after="0" w:line="240" w:lineRule="auto"/>
             </w:pPr>
             <w:r>
@@ -3229,6 +3373,7 @@
           </w:tcPr>
           <w:p>
             <w:pPr>
+              <w:keepNext/>
               <w:spacing w:after="0" w:line="240" w:lineRule="auto"/>
             </w:pPr>
             <w:r>
@@ -3263,6 +3408,7 @@
           </w:tcPr>
           <w:p>
             <w:pPr>
+              <w:keepNext/>
               <w:spacing w:after="0" w:line="240" w:lineRule="auto"/>
             </w:pPr>
             <w:r>
@@ -3288,6 +3434,7 @@
           </w:tcPr>
           <w:p>
             <w:pPr>
+              <w:keepNext/>
               <w:spacing w:after="0" w:line="240" w:lineRule="auto"/>
             </w:pPr>
             <w:r>
@@ -3417,6 +3564,7 @@
           </w:tcPr>
           <w:p>
             <w:pPr>
+              <w:keepNext/>
               <w:jc w:val="center"/>
             </w:pPr>
             <w:r>
@@ -3444,6 +3592,7 @@
           </w:tcPr>
           <w:p>
             <w:pPr>
+              <w:keepNext/>
               <w:jc w:val="center"/>
             </w:pPr>
             <w:r>
@@ -3475,6 +3624,7 @@
           </w:tcPr>
           <w:p>
             <w:pPr>
+              <w:keepNext/>
               <w:spacing w:after="0" w:line="240" w:lineRule="auto"/>
             </w:pPr>
             <w:r>
@@ -3500,15 +3650,16 @@
           </w:tcPr>
           <w:p>
             <w:pPr>
-              <w:spacing w:after="0" w:line="240" w:lineRule="auto"/>
-            </w:pPr>
-            <w:r>
-              <w:rPr>
-                <w:rFonts w:ascii="Malgun Gothic" w:hAnsi="Malgun Gothic" w:eastAsia="Malgun Gothic"/>
-                <w:color w:val="1F2937"/>
-                <w:sz w:val="16"/>
-              </w:rPr>
-              <w:t>REQ-FUNC-011; REQ-DATA-001~013; REQ-ERR-001~002</w:t>
+              <w:keepNext/>
+              <w:spacing w:after="0" w:line="240" w:lineRule="auto"/>
+            </w:pPr>
+            <w:r>
+              <w:rPr>
+                <w:rFonts w:ascii="Malgun Gothic" w:hAnsi="Malgun Gothic" w:eastAsia="Malgun Gothic"/>
+                <w:color w:val="1F2937"/>
+                <w:sz w:val="16"/>
+              </w:rPr>
+              <w:t>REQ-FUNC-011, REQ-FUNC-026; REQ-DATA-001~013; REQ-IF-011; REQ-ERR-001; REQ-SEC-001</w:t>
             </w:r>
           </w:p>
         </w:tc>
@@ -3530,6 +3681,7 @@
           </w:tcPr>
           <w:p>
             <w:pPr>
+              <w:keepNext/>
               <w:spacing w:after="0" w:line="240" w:lineRule="auto"/>
             </w:pPr>
             <w:r>
@@ -3555,6 +3707,7 @@
           </w:tcPr>
           <w:p>
             <w:pPr>
+              <w:keepNext/>
               <w:spacing w:after="0" w:line="240" w:lineRule="auto"/>
             </w:pPr>
             <w:r>
@@ -3585,6 +3738,7 @@
           </w:tcPr>
           <w:p>
             <w:pPr>
+              <w:keepNext/>
               <w:spacing w:after="0" w:line="240" w:lineRule="auto"/>
             </w:pPr>
             <w:r>
@@ -3610,6 +3764,7 @@
           </w:tcPr>
           <w:p>
             <w:pPr>
+              <w:keepNext/>
               <w:spacing w:after="0" w:line="240" w:lineRule="auto"/>
             </w:pPr>
             <w:r>
@@ -3640,6 +3795,7 @@
           </w:tcPr>
           <w:p>
             <w:pPr>
+              <w:keepNext/>
               <w:spacing w:after="0" w:line="240" w:lineRule="auto"/>
             </w:pPr>
             <w:r>
@@ -3665,6 +3821,7 @@
           </w:tcPr>
           <w:p>
             <w:pPr>
+              <w:keepNext/>
               <w:spacing w:after="0" w:line="240" w:lineRule="auto"/>
             </w:pPr>
             <w:r>
@@ -3695,6 +3852,7 @@
           </w:tcPr>
           <w:p>
             <w:pPr>
+              <w:keepNext/>
               <w:spacing w:after="0" w:line="240" w:lineRule="auto"/>
             </w:pPr>
             <w:r>
@@ -3720,6 +3878,7 @@
           </w:tcPr>
           <w:p>
             <w:pPr>
+              <w:keepNext/>
               <w:spacing w:after="0" w:line="240" w:lineRule="auto"/>
             </w:pPr>
             <w:r>
@@ -3758,6 +3917,7 @@
           </w:tcPr>
           <w:p>
             <w:pPr>
+              <w:keepNext/>
               <w:spacing w:after="0" w:line="240" w:lineRule="auto"/>
             </w:pPr>
             <w:r>
@@ -3783,6 +3943,7 @@
           </w:tcPr>
           <w:p>
             <w:pPr>
+              <w:keepNext/>
               <w:spacing w:after="0" w:line="240" w:lineRule="auto"/>
             </w:pPr>
             <w:r>
@@ -3912,6 +4073,7 @@
           </w:tcPr>
           <w:p>
             <w:pPr>
+              <w:keepNext/>
               <w:jc w:val="center"/>
             </w:pPr>
             <w:r>
@@ -3939,6 +4101,7 @@
           </w:tcPr>
           <w:p>
             <w:pPr>
+              <w:keepNext/>
               <w:jc w:val="center"/>
             </w:pPr>
             <w:r>
@@ -3970,6 +4133,7 @@
           </w:tcPr>
           <w:p>
             <w:pPr>
+              <w:keepNext/>
               <w:spacing w:after="0" w:line="240" w:lineRule="auto"/>
             </w:pPr>
             <w:r>
@@ -3995,15 +4159,16 @@
           </w:tcPr>
           <w:p>
             <w:pPr>
-              <w:spacing w:after="0" w:line="240" w:lineRule="auto"/>
-            </w:pPr>
-            <w:r>
-              <w:rPr>
-                <w:rFonts w:ascii="Malgun Gothic" w:hAnsi="Malgun Gothic" w:eastAsia="Malgun Gothic"/>
-                <w:color w:val="1F2937"/>
-                <w:sz w:val="16"/>
-              </w:rPr>
-              <w:t>REQ-FUNC-011~013; REQ-PERF-005</w:t>
+              <w:keepNext/>
+              <w:spacing w:after="0" w:line="240" w:lineRule="auto"/>
+            </w:pPr>
+            <w:r>
+              <w:rPr>
+                <w:rFonts w:ascii="Malgun Gothic" w:hAnsi="Malgun Gothic" w:eastAsia="Malgun Gothic"/>
+                <w:color w:val="1F2937"/>
+                <w:sz w:val="16"/>
+              </w:rPr>
+              <w:t>REQ-FUNC-011~013; REQ-ERR-002; REQ-PERF-005</w:t>
             </w:r>
           </w:p>
         </w:tc>
@@ -4025,6 +4190,7 @@
           </w:tcPr>
           <w:p>
             <w:pPr>
+              <w:keepNext/>
               <w:spacing w:after="0" w:line="240" w:lineRule="auto"/>
             </w:pPr>
             <w:r>
@@ -4050,6 +4216,7 @@
           </w:tcPr>
           <w:p>
             <w:pPr>
+              <w:keepNext/>
               <w:spacing w:after="0" w:line="240" w:lineRule="auto"/>
             </w:pPr>
             <w:r>
@@ -4080,6 +4247,7 @@
           </w:tcPr>
           <w:p>
             <w:pPr>
+              <w:keepNext/>
               <w:spacing w:after="0" w:line="240" w:lineRule="auto"/>
             </w:pPr>
             <w:r>
@@ -4105,6 +4273,7 @@
           </w:tcPr>
           <w:p>
             <w:pPr>
+              <w:keepNext/>
               <w:spacing w:after="0" w:line="240" w:lineRule="auto"/>
             </w:pPr>
             <w:r>
@@ -4135,6 +4304,7 @@
           </w:tcPr>
           <w:p>
             <w:pPr>
+              <w:keepNext/>
               <w:spacing w:after="0" w:line="240" w:lineRule="auto"/>
             </w:pPr>
             <w:r>
@@ -4160,6 +4330,7 @@
           </w:tcPr>
           <w:p>
             <w:pPr>
+              <w:keepNext/>
               <w:spacing w:after="0" w:line="240" w:lineRule="auto"/>
             </w:pPr>
             <w:r>
@@ -4190,6 +4361,7 @@
           </w:tcPr>
           <w:p>
             <w:pPr>
+              <w:keepNext/>
               <w:spacing w:after="0" w:line="240" w:lineRule="auto"/>
             </w:pPr>
             <w:r>
@@ -4215,6 +4387,7 @@
           </w:tcPr>
           <w:p>
             <w:pPr>
+              <w:keepNext/>
               <w:spacing w:after="0" w:line="240" w:lineRule="auto"/>
             </w:pPr>
             <w:r>
@@ -4253,6 +4426,7 @@
           </w:tcPr>
           <w:p>
             <w:pPr>
+              <w:keepNext/>
               <w:spacing w:after="0" w:line="240" w:lineRule="auto"/>
             </w:pPr>
             <w:r>
@@ -4278,6 +4452,7 @@
           </w:tcPr>
           <w:p>
             <w:pPr>
+              <w:keepNext/>
               <w:spacing w:after="0" w:line="240" w:lineRule="auto"/>
             </w:pPr>
             <w:r>
@@ -4407,6 +4582,7 @@
           </w:tcPr>
           <w:p>
             <w:pPr>
+              <w:keepNext/>
               <w:jc w:val="center"/>
             </w:pPr>
             <w:r>
@@ -4434,6 +4610,7 @@
           </w:tcPr>
           <w:p>
             <w:pPr>
+              <w:keepNext/>
               <w:jc w:val="center"/>
             </w:pPr>
             <w:r>
@@ -4465,6 +4642,7 @@
           </w:tcPr>
           <w:p>
             <w:pPr>
+              <w:keepNext/>
               <w:spacing w:after="0" w:line="240" w:lineRule="auto"/>
             </w:pPr>
             <w:r>
@@ -4490,15 +4668,16 @@
           </w:tcPr>
           <w:p>
             <w:pPr>
-              <w:spacing w:after="0" w:line="240" w:lineRule="auto"/>
-            </w:pPr>
-            <w:r>
-              <w:rPr>
-                <w:rFonts w:ascii="Malgun Gothic" w:hAnsi="Malgun Gothic" w:eastAsia="Malgun Gothic"/>
-                <w:color w:val="1F2937"/>
-                <w:sz w:val="16"/>
-              </w:rPr>
-              <w:t>REQ-FUNC-002~004; REQ-COM-002~004</w:t>
+              <w:keepNext/>
+              <w:spacing w:after="0" w:line="240" w:lineRule="auto"/>
+            </w:pPr>
+            <w:r>
+              <w:rPr>
+                <w:rFonts w:ascii="Malgun Gothic" w:hAnsi="Malgun Gothic" w:eastAsia="Malgun Gothic"/>
+                <w:color w:val="1F2937"/>
+                <w:sz w:val="16"/>
+              </w:rPr>
+              <w:t>REQ-FUNC-002, REQ-FUNC-004; REQ-IF-004; REQ-ERR-008; REQ-PERF-003; REQ-DIAG-004</w:t>
             </w:r>
           </w:p>
         </w:tc>
@@ -4520,6 +4699,7 @@
           </w:tcPr>
           <w:p>
             <w:pPr>
+              <w:keepNext/>
               <w:spacing w:after="0" w:line="240" w:lineRule="auto"/>
             </w:pPr>
             <w:r>
@@ -4545,6 +4725,7 @@
           </w:tcPr>
           <w:p>
             <w:pPr>
+              <w:keepNext/>
               <w:spacing w:after="0" w:line="240" w:lineRule="auto"/>
             </w:pPr>
             <w:r>
@@ -4575,6 +4756,7 @@
           </w:tcPr>
           <w:p>
             <w:pPr>
+              <w:keepNext/>
               <w:spacing w:after="0" w:line="240" w:lineRule="auto"/>
             </w:pPr>
             <w:r>
@@ -4600,6 +4782,7 @@
           </w:tcPr>
           <w:p>
             <w:pPr>
+              <w:keepNext/>
               <w:spacing w:after="0" w:line="240" w:lineRule="auto"/>
             </w:pPr>
             <w:r>
@@ -4630,6 +4813,7 @@
           </w:tcPr>
           <w:p>
             <w:pPr>
+              <w:keepNext/>
               <w:spacing w:after="0" w:line="240" w:lineRule="auto"/>
             </w:pPr>
             <w:r>
@@ -4655,6 +4839,7 @@
           </w:tcPr>
           <w:p>
             <w:pPr>
+              <w:keepNext/>
               <w:spacing w:after="0" w:line="240" w:lineRule="auto"/>
             </w:pPr>
             <w:r>
@@ -4685,6 +4870,7 @@
           </w:tcPr>
           <w:p>
             <w:pPr>
+              <w:keepNext/>
               <w:spacing w:after="0" w:line="240" w:lineRule="auto"/>
             </w:pPr>
             <w:r>
@@ -4710,6 +4896,7 @@
           </w:tcPr>
           <w:p>
             <w:pPr>
+              <w:keepNext/>
               <w:spacing w:after="0" w:line="240" w:lineRule="auto"/>
             </w:pPr>
             <w:r>
@@ -4746,6 +4933,7 @@
           </w:tcPr>
           <w:p>
             <w:pPr>
+              <w:keepNext/>
               <w:spacing w:after="0" w:line="240" w:lineRule="auto"/>
             </w:pPr>
             <w:r>
@@ -4771,6 +4959,7 @@
           </w:tcPr>
           <w:p>
             <w:pPr>
+              <w:keepNext/>
               <w:spacing w:after="0" w:line="240" w:lineRule="auto"/>
             </w:pPr>
             <w:r>
@@ -4900,6 +5089,7 @@
           </w:tcPr>
           <w:p>
             <w:pPr>
+              <w:keepNext/>
               <w:jc w:val="center"/>
             </w:pPr>
             <w:r>
@@ -4927,6 +5117,7 @@
           </w:tcPr>
           <w:p>
             <w:pPr>
+              <w:keepNext/>
               <w:jc w:val="center"/>
             </w:pPr>
             <w:r>
@@ -4958,6 +5149,7 @@
           </w:tcPr>
           <w:p>
             <w:pPr>
+              <w:keepNext/>
               <w:spacing w:after="0" w:line="240" w:lineRule="auto"/>
             </w:pPr>
             <w:r>
@@ -4983,15 +5175,16 @@
           </w:tcPr>
           <w:p>
             <w:pPr>
-              <w:spacing w:after="0" w:line="240" w:lineRule="auto"/>
-            </w:pPr>
-            <w:r>
-              <w:rPr>
-                <w:rFonts w:ascii="Malgun Gothic" w:hAnsi="Malgun Gothic" w:eastAsia="Malgun Gothic"/>
-                <w:color w:val="1F2937"/>
-                <w:sz w:val="16"/>
-              </w:rPr>
-              <w:t>REQ-FUNC-002,REQ-FUNC-005</w:t>
+              <w:keepNext/>
+              <w:spacing w:after="0" w:line="240" w:lineRule="auto"/>
+            </w:pPr>
+            <w:r>
+              <w:rPr>
+                <w:rFonts w:ascii="Malgun Gothic" w:hAnsi="Malgun Gothic" w:eastAsia="Malgun Gothic"/>
+                <w:color w:val="1F2937"/>
+                <w:sz w:val="16"/>
+              </w:rPr>
+              <w:t>REQ-FUNC-002, REQ-FUNC-005; REQ-IF-004; REQ-PERF-003</w:t>
             </w:r>
           </w:p>
         </w:tc>
@@ -5013,6 +5206,7 @@
           </w:tcPr>
           <w:p>
             <w:pPr>
+              <w:keepNext/>
               <w:spacing w:after="0" w:line="240" w:lineRule="auto"/>
             </w:pPr>
             <w:r>
@@ -5038,6 +5232,7 @@
           </w:tcPr>
           <w:p>
             <w:pPr>
+              <w:keepNext/>
               <w:spacing w:after="0" w:line="240" w:lineRule="auto"/>
             </w:pPr>
             <w:r>
@@ -5068,6 +5263,7 @@
           </w:tcPr>
           <w:p>
             <w:pPr>
+              <w:keepNext/>
               <w:spacing w:after="0" w:line="240" w:lineRule="auto"/>
             </w:pPr>
             <w:r>
@@ -5093,6 +5289,7 @@
           </w:tcPr>
           <w:p>
             <w:pPr>
+              <w:keepNext/>
               <w:spacing w:after="0" w:line="240" w:lineRule="auto"/>
             </w:pPr>
             <w:r>
@@ -5123,6 +5320,7 @@
           </w:tcPr>
           <w:p>
             <w:pPr>
+              <w:keepNext/>
               <w:spacing w:after="0" w:line="240" w:lineRule="auto"/>
             </w:pPr>
             <w:r>
@@ -5148,6 +5346,7 @@
           </w:tcPr>
           <w:p>
             <w:pPr>
+              <w:keepNext/>
               <w:spacing w:after="0" w:line="240" w:lineRule="auto"/>
             </w:pPr>
             <w:r>
@@ -5178,6 +5377,7 @@
           </w:tcPr>
           <w:p>
             <w:pPr>
+              <w:keepNext/>
               <w:spacing w:after="0" w:line="240" w:lineRule="auto"/>
             </w:pPr>
             <w:r>
@@ -5203,6 +5403,7 @@
           </w:tcPr>
           <w:p>
             <w:pPr>
+              <w:keepNext/>
               <w:spacing w:after="0" w:line="240" w:lineRule="auto"/>
             </w:pPr>
             <w:r>
@@ -5239,6 +5440,7 @@
           </w:tcPr>
           <w:p>
             <w:pPr>
+              <w:keepNext/>
               <w:spacing w:after="0" w:line="240" w:lineRule="auto"/>
             </w:pPr>
             <w:r>
@@ -5264,6 +5466,7 @@
           </w:tcPr>
           <w:p>
             <w:pPr>
+              <w:keepNext/>
               <w:spacing w:after="0" w:line="240" w:lineRule="auto"/>
             </w:pPr>
             <w:r>
@@ -5393,6 +5596,7 @@
           </w:tcPr>
           <w:p>
             <w:pPr>
+              <w:keepNext/>
               <w:jc w:val="center"/>
             </w:pPr>
             <w:r>
@@ -5420,6 +5624,7 @@
           </w:tcPr>
           <w:p>
             <w:pPr>
+              <w:keepNext/>
               <w:jc w:val="center"/>
             </w:pPr>
             <w:r>
@@ -5451,6 +5656,7 @@
           </w:tcPr>
           <w:p>
             <w:pPr>
+              <w:keepNext/>
               <w:spacing w:after="0" w:line="240" w:lineRule="auto"/>
             </w:pPr>
             <w:r>
@@ -5476,15 +5682,16 @@
           </w:tcPr>
           <w:p>
             <w:pPr>
-              <w:spacing w:after="0" w:line="240" w:lineRule="auto"/>
-            </w:pPr>
-            <w:r>
-              <w:rPr>
-                <w:rFonts w:ascii="Malgun Gothic" w:hAnsi="Malgun Gothic" w:eastAsia="Malgun Gothic"/>
-                <w:color w:val="1F2937"/>
-                <w:sz w:val="16"/>
-              </w:rPr>
-              <w:t>REQ-FUNC-002~003; REQ-IF-005,REQ-IF-008</w:t>
+              <w:keepNext/>
+              <w:spacing w:after="0" w:line="240" w:lineRule="auto"/>
+            </w:pPr>
+            <w:r>
+              <w:rPr>
+                <w:rFonts w:ascii="Malgun Gothic" w:hAnsi="Malgun Gothic" w:eastAsia="Malgun Gothic"/>
+                <w:color w:val="1F2937"/>
+                <w:sz w:val="16"/>
+              </w:rPr>
+              <w:t>REQ-FUNC-002~003; REQ-IF-004~005, REQ-IF-008; REQ-PERF-003</w:t>
             </w:r>
           </w:p>
         </w:tc>
@@ -5506,6 +5713,7 @@
           </w:tcPr>
           <w:p>
             <w:pPr>
+              <w:keepNext/>
               <w:spacing w:after="0" w:line="240" w:lineRule="auto"/>
             </w:pPr>
             <w:r>
@@ -5531,6 +5739,7 @@
           </w:tcPr>
           <w:p>
             <w:pPr>
+              <w:keepNext/>
               <w:spacing w:after="0" w:line="240" w:lineRule="auto"/>
             </w:pPr>
             <w:r>
@@ -5561,6 +5770,7 @@
           </w:tcPr>
           <w:p>
             <w:pPr>
+              <w:keepNext/>
               <w:spacing w:after="0" w:line="240" w:lineRule="auto"/>
             </w:pPr>
             <w:r>
@@ -5586,6 +5796,7 @@
           </w:tcPr>
           <w:p>
             <w:pPr>
+              <w:keepNext/>
               <w:spacing w:after="0" w:line="240" w:lineRule="auto"/>
             </w:pPr>
             <w:r>
@@ -5616,6 +5827,7 @@
           </w:tcPr>
           <w:p>
             <w:pPr>
+              <w:keepNext/>
               <w:spacing w:after="0" w:line="240" w:lineRule="auto"/>
             </w:pPr>
             <w:r>
@@ -5641,6 +5853,7 @@
           </w:tcPr>
           <w:p>
             <w:pPr>
+              <w:keepNext/>
               <w:spacing w:after="0" w:line="240" w:lineRule="auto"/>
             </w:pPr>
             <w:r>
@@ -5671,6 +5884,7 @@
           </w:tcPr>
           <w:p>
             <w:pPr>
+              <w:keepNext/>
               <w:spacing w:after="0" w:line="240" w:lineRule="auto"/>
             </w:pPr>
             <w:r>
@@ -5696,6 +5910,7 @@
           </w:tcPr>
           <w:p>
             <w:pPr>
+              <w:keepNext/>
               <w:spacing w:after="0" w:line="240" w:lineRule="auto"/>
             </w:pPr>
             <w:r>
@@ -5730,6 +5945,7 @@
           </w:tcPr>
           <w:p>
             <w:pPr>
+              <w:keepNext/>
               <w:spacing w:after="0" w:line="240" w:lineRule="auto"/>
             </w:pPr>
             <w:r>
@@ -5755,6 +5971,7 @@
           </w:tcPr>
           <w:p>
             <w:pPr>
+              <w:keepNext/>
               <w:spacing w:after="0" w:line="240" w:lineRule="auto"/>
             </w:pPr>
             <w:r>
@@ -5884,6 +6101,7 @@
           </w:tcPr>
           <w:p>
             <w:pPr>
+              <w:keepNext/>
               <w:jc w:val="center"/>
             </w:pPr>
             <w:r>
@@ -5911,6 +6129,7 @@
           </w:tcPr>
           <w:p>
             <w:pPr>
+              <w:keepNext/>
               <w:jc w:val="center"/>
             </w:pPr>
             <w:r>
@@ -5942,6 +6161,7 @@
           </w:tcPr>
           <w:p>
             <w:pPr>
+              <w:keepNext/>
               <w:spacing w:after="0" w:line="240" w:lineRule="auto"/>
             </w:pPr>
             <w:r>
@@ -5967,15 +6187,16 @@
           </w:tcPr>
           <w:p>
             <w:pPr>
-              <w:spacing w:after="0" w:line="240" w:lineRule="auto"/>
-            </w:pPr>
-            <w:r>
-              <w:rPr>
-                <w:rFonts w:ascii="Malgun Gothic" w:hAnsi="Malgun Gothic" w:eastAsia="Malgun Gothic"/>
-                <w:color w:val="1F2937"/>
-                <w:sz w:val="16"/>
-              </w:rPr>
-              <w:t>REQ-FUNC-006~007; REQ-ERR-008</w:t>
+              <w:keepNext/>
+              <w:spacing w:after="0" w:line="240" w:lineRule="auto"/>
+            </w:pPr>
+            <w:r>
+              <w:rPr>
+                <w:rFonts w:ascii="Malgun Gothic" w:hAnsi="Malgun Gothic" w:eastAsia="Malgun Gothic"/>
+                <w:color w:val="1F2937"/>
+                <w:sz w:val="16"/>
+              </w:rPr>
+              <w:t>REQ-FUNC-006~007; REQ-IF-004; REQ-ERR-008; REQ-DIAG-004</w:t>
             </w:r>
           </w:p>
         </w:tc>
@@ -5997,6 +6218,7 @@
           </w:tcPr>
           <w:p>
             <w:pPr>
+              <w:keepNext/>
               <w:spacing w:after="0" w:line="240" w:lineRule="auto"/>
             </w:pPr>
             <w:r>
@@ -6022,6 +6244,7 @@
           </w:tcPr>
           <w:p>
             <w:pPr>
+              <w:keepNext/>
               <w:spacing w:after="0" w:line="240" w:lineRule="auto"/>
             </w:pPr>
             <w:r>
@@ -6052,6 +6275,7 @@
           </w:tcPr>
           <w:p>
             <w:pPr>
+              <w:keepNext/>
               <w:spacing w:after="0" w:line="240" w:lineRule="auto"/>
             </w:pPr>
             <w:r>
@@ -6077,6 +6301,7 @@
           </w:tcPr>
           <w:p>
             <w:pPr>
+              <w:keepNext/>
               <w:spacing w:after="0" w:line="240" w:lineRule="auto"/>
             </w:pPr>
             <w:r>
@@ -6107,6 +6332,7 @@
           </w:tcPr>
           <w:p>
             <w:pPr>
+              <w:keepNext/>
               <w:spacing w:after="0" w:line="240" w:lineRule="auto"/>
             </w:pPr>
             <w:r>
@@ -6132,6 +6358,7 @@
           </w:tcPr>
           <w:p>
             <w:pPr>
+              <w:keepNext/>
               <w:spacing w:after="0" w:line="240" w:lineRule="auto"/>
             </w:pPr>
             <w:r>
@@ -6162,6 +6389,7 @@
           </w:tcPr>
           <w:p>
             <w:pPr>
+              <w:keepNext/>
               <w:spacing w:after="0" w:line="240" w:lineRule="auto"/>
             </w:pPr>
             <w:r>
@@ -6187,6 +6415,7 @@
           </w:tcPr>
           <w:p>
             <w:pPr>
+              <w:keepNext/>
               <w:spacing w:after="0" w:line="240" w:lineRule="auto"/>
             </w:pPr>
             <w:r>
@@ -6225,6 +6454,7 @@
           </w:tcPr>
           <w:p>
             <w:pPr>
+              <w:keepNext/>
               <w:spacing w:after="0" w:line="240" w:lineRule="auto"/>
             </w:pPr>
             <w:r>
@@ -6250,6 +6480,7 @@
           </w:tcPr>
           <w:p>
             <w:pPr>
+              <w:keepNext/>
               <w:spacing w:after="0" w:line="240" w:lineRule="auto"/>
             </w:pPr>
             <w:r>
@@ -6387,6 +6618,7 @@
           </w:tcPr>
           <w:p>
             <w:pPr>
+              <w:keepNext/>
               <w:jc w:val="center"/>
             </w:pPr>
             <w:r>
@@ -6414,6 +6646,7 @@
           </w:tcPr>
           <w:p>
             <w:pPr>
+              <w:keepNext/>
               <w:jc w:val="center"/>
             </w:pPr>
             <w:r>
@@ -6445,6 +6678,7 @@
           </w:tcPr>
           <w:p>
             <w:pPr>
+              <w:keepNext/>
               <w:spacing w:after="0" w:line="240" w:lineRule="auto"/>
             </w:pPr>
             <w:r>
@@ -6470,15 +6704,16 @@
           </w:tcPr>
           <w:p>
             <w:pPr>
-              <w:spacing w:after="0" w:line="240" w:lineRule="auto"/>
-            </w:pPr>
-            <w:r>
-              <w:rPr>
-                <w:rFonts w:ascii="Malgun Gothic" w:hAnsi="Malgun Gothic" w:eastAsia="Malgun Gothic"/>
-                <w:color w:val="1F2937"/>
-                <w:sz w:val="16"/>
-              </w:rPr>
-              <w:t>REQ-COM-001~005</w:t>
+              <w:keepNext/>
+              <w:spacing w:after="0" w:line="240" w:lineRule="auto"/>
+            </w:pPr>
+            <w:r>
+              <w:rPr>
+                <w:rFonts w:ascii="Malgun Gothic" w:hAnsi="Malgun Gothic" w:eastAsia="Malgun Gothic"/>
+                <w:color w:val="1F2937"/>
+                <w:sz w:val="16"/>
+              </w:rPr>
+              <w:t>REQ-COM-001~005; REQ-IF-010</w:t>
             </w:r>
           </w:p>
         </w:tc>
@@ -6500,6 +6735,7 @@
           </w:tcPr>
           <w:p>
             <w:pPr>
+              <w:keepNext/>
               <w:spacing w:after="0" w:line="240" w:lineRule="auto"/>
             </w:pPr>
             <w:r>
@@ -6525,6 +6761,7 @@
           </w:tcPr>
           <w:p>
             <w:pPr>
+              <w:keepNext/>
               <w:spacing w:after="0" w:line="240" w:lineRule="auto"/>
             </w:pPr>
             <w:r>
@@ -6555,6 +6792,7 @@
           </w:tcPr>
           <w:p>
             <w:pPr>
+              <w:keepNext/>
               <w:spacing w:after="0" w:line="240" w:lineRule="auto"/>
             </w:pPr>
             <w:r>
@@ -6580,6 +6818,7 @@
           </w:tcPr>
           <w:p>
             <w:pPr>
+              <w:keepNext/>
               <w:spacing w:after="0" w:line="240" w:lineRule="auto"/>
             </w:pPr>
             <w:r>
@@ -6610,6 +6849,7 @@
           </w:tcPr>
           <w:p>
             <w:pPr>
+              <w:keepNext/>
               <w:spacing w:after="0" w:line="240" w:lineRule="auto"/>
             </w:pPr>
             <w:r>
@@ -6635,6 +6875,7 @@
           </w:tcPr>
           <w:p>
             <w:pPr>
+              <w:keepNext/>
               <w:spacing w:after="0" w:line="240" w:lineRule="auto"/>
             </w:pPr>
             <w:r>
@@ -6665,6 +6906,7 @@
           </w:tcPr>
           <w:p>
             <w:pPr>
+              <w:keepNext/>
               <w:spacing w:after="0" w:line="240" w:lineRule="auto"/>
             </w:pPr>
             <w:r>
@@ -6690,6 +6932,7 @@
           </w:tcPr>
           <w:p>
             <w:pPr>
+              <w:keepNext/>
               <w:spacing w:after="0" w:line="240" w:lineRule="auto"/>
             </w:pPr>
             <w:r>
@@ -6726,6 +6969,7 @@
           </w:tcPr>
           <w:p>
             <w:pPr>
+              <w:keepNext/>
               <w:spacing w:after="0" w:line="240" w:lineRule="auto"/>
             </w:pPr>
             <w:r>
@@ -6751,6 +6995,7 @@
           </w:tcPr>
           <w:p>
             <w:pPr>
+              <w:keepNext/>
               <w:spacing w:after="0" w:line="240" w:lineRule="auto"/>
             </w:pPr>
             <w:r>
@@ -6880,6 +7125,7 @@
           </w:tcPr>
           <w:p>
             <w:pPr>
+              <w:keepNext/>
               <w:jc w:val="center"/>
             </w:pPr>
             <w:r>
@@ -6907,6 +7153,7 @@
           </w:tcPr>
           <w:p>
             <w:pPr>
+              <w:keepNext/>
               <w:jc w:val="center"/>
             </w:pPr>
             <w:r>
@@ -6938,6 +7185,7 @@
           </w:tcPr>
           <w:p>
             <w:pPr>
+              <w:keepNext/>
               <w:spacing w:after="0" w:line="240" w:lineRule="auto"/>
             </w:pPr>
             <w:r>
@@ -6963,15 +7211,16 @@
           </w:tcPr>
           <w:p>
             <w:pPr>
-              <w:spacing w:after="0" w:line="240" w:lineRule="auto"/>
-            </w:pPr>
-            <w:r>
-              <w:rPr>
-                <w:rFonts w:ascii="Malgun Gothic" w:hAnsi="Malgun Gothic" w:eastAsia="Malgun Gothic"/>
-                <w:color w:val="1F2937"/>
-                <w:sz w:val="16"/>
-              </w:rPr>
-              <w:t>REQ-COM-012~013; REQ-REL-001</w:t>
+              <w:keepNext/>
+              <w:spacing w:after="0" w:line="240" w:lineRule="auto"/>
+            </w:pPr>
+            <w:r>
+              <w:rPr>
+                <w:rFonts w:ascii="Malgun Gothic" w:hAnsi="Malgun Gothic" w:eastAsia="Malgun Gothic"/>
+                <w:color w:val="1F2937"/>
+                <w:sz w:val="16"/>
+              </w:rPr>
+              <w:t>REQ-COM-012~013; REQ-REL-001; REQ-COMP-005</w:t>
             </w:r>
           </w:p>
         </w:tc>
@@ -6993,6 +7242,7 @@
           </w:tcPr>
           <w:p>
             <w:pPr>
+              <w:keepNext/>
               <w:spacing w:after="0" w:line="240" w:lineRule="auto"/>
             </w:pPr>
             <w:r>
@@ -7018,6 +7268,7 @@
           </w:tcPr>
           <w:p>
             <w:pPr>
+              <w:keepNext/>
               <w:spacing w:after="0" w:line="240" w:lineRule="auto"/>
             </w:pPr>
             <w:r>
@@ -7048,6 +7299,7 @@
           </w:tcPr>
           <w:p>
             <w:pPr>
+              <w:keepNext/>
               <w:spacing w:after="0" w:line="240" w:lineRule="auto"/>
             </w:pPr>
             <w:r>
@@ -7073,6 +7325,7 @@
           </w:tcPr>
           <w:p>
             <w:pPr>
+              <w:keepNext/>
               <w:spacing w:after="0" w:line="240" w:lineRule="auto"/>
             </w:pPr>
             <w:r>
@@ -7103,6 +7356,7 @@
           </w:tcPr>
           <w:p>
             <w:pPr>
+              <w:keepNext/>
               <w:spacing w:after="0" w:line="240" w:lineRule="auto"/>
             </w:pPr>
             <w:r>
@@ -7128,6 +7382,7 @@
           </w:tcPr>
           <w:p>
             <w:pPr>
+              <w:keepNext/>
               <w:spacing w:after="0" w:line="240" w:lineRule="auto"/>
             </w:pPr>
             <w:r>
@@ -7158,6 +7413,7 @@
           </w:tcPr>
           <w:p>
             <w:pPr>
+              <w:keepNext/>
               <w:spacing w:after="0" w:line="240" w:lineRule="auto"/>
             </w:pPr>
             <w:r>
@@ -7183,6 +7439,7 @@
           </w:tcPr>
           <w:p>
             <w:pPr>
+              <w:keepNext/>
               <w:spacing w:after="0" w:line="240" w:lineRule="auto"/>
             </w:pPr>
             <w:r>
@@ -7221,6 +7478,7 @@
           </w:tcPr>
           <w:p>
             <w:pPr>
+              <w:keepNext/>
               <w:spacing w:after="0" w:line="240" w:lineRule="auto"/>
             </w:pPr>
             <w:r>
@@ -7246,6 +7504,7 @@
           </w:tcPr>
           <w:p>
             <w:pPr>
+              <w:keepNext/>
               <w:spacing w:after="0" w:line="240" w:lineRule="auto"/>
             </w:pPr>
             <w:r>
@@ -7375,6 +7634,7 @@
           </w:tcPr>
           <w:p>
             <w:pPr>
+              <w:keepNext/>
               <w:jc w:val="center"/>
             </w:pPr>
             <w:r>
@@ -7402,6 +7662,7 @@
           </w:tcPr>
           <w:p>
             <w:pPr>
+              <w:keepNext/>
               <w:jc w:val="center"/>
             </w:pPr>
             <w:r>
@@ -7433,6 +7694,7 @@
           </w:tcPr>
           <w:p>
             <w:pPr>
+              <w:keepNext/>
               <w:spacing w:after="0" w:line="240" w:lineRule="auto"/>
             </w:pPr>
             <w:r>
@@ -7458,15 +7720,16 @@
           </w:tcPr>
           <w:p>
             <w:pPr>
-              <w:spacing w:after="0" w:line="240" w:lineRule="auto"/>
-            </w:pPr>
-            <w:r>
-              <w:rPr>
-                <w:rFonts w:ascii="Malgun Gothic" w:hAnsi="Malgun Gothic" w:eastAsia="Malgun Gothic"/>
-                <w:color w:val="1F2937"/>
-                <w:sz w:val="16"/>
-              </w:rPr>
-              <w:t>REQ-COM-011,REQ-COM-014; REQ-DIAG-005</w:t>
+              <w:keepNext/>
+              <w:spacing w:after="0" w:line="240" w:lineRule="auto"/>
+            </w:pPr>
+            <w:r>
+              <w:rPr>
+                <w:rFonts w:ascii="Malgun Gothic" w:hAnsi="Malgun Gothic" w:eastAsia="Malgun Gothic"/>
+                <w:color w:val="1F2937"/>
+                <w:sz w:val="16"/>
+              </w:rPr>
+              <w:t>REQ-COM-011, REQ-COM-014; REQ-DIAG-005; REQ-COMP-005</w:t>
             </w:r>
           </w:p>
         </w:tc>
@@ -7488,6 +7751,7 @@
           </w:tcPr>
           <w:p>
             <w:pPr>
+              <w:keepNext/>
               <w:spacing w:after="0" w:line="240" w:lineRule="auto"/>
             </w:pPr>
             <w:r>
@@ -7513,6 +7777,7 @@
           </w:tcPr>
           <w:p>
             <w:pPr>
+              <w:keepNext/>
               <w:spacing w:after="0" w:line="240" w:lineRule="auto"/>
             </w:pPr>
             <w:r>
@@ -7543,6 +7808,7 @@
           </w:tcPr>
           <w:p>
             <w:pPr>
+              <w:keepNext/>
               <w:spacing w:after="0" w:line="240" w:lineRule="auto"/>
             </w:pPr>
             <w:r>
@@ -7568,6 +7834,7 @@
           </w:tcPr>
           <w:p>
             <w:pPr>
+              <w:keepNext/>
               <w:spacing w:after="0" w:line="240" w:lineRule="auto"/>
             </w:pPr>
             <w:r>
@@ -7598,6 +7865,7 @@
           </w:tcPr>
           <w:p>
             <w:pPr>
+              <w:keepNext/>
               <w:spacing w:after="0" w:line="240" w:lineRule="auto"/>
             </w:pPr>
             <w:r>
@@ -7623,6 +7891,7 @@
           </w:tcPr>
           <w:p>
             <w:pPr>
+              <w:keepNext/>
               <w:spacing w:after="0" w:line="240" w:lineRule="auto"/>
             </w:pPr>
             <w:r>
@@ -7653,6 +7922,7 @@
           </w:tcPr>
           <w:p>
             <w:pPr>
+              <w:keepNext/>
               <w:spacing w:after="0" w:line="240" w:lineRule="auto"/>
             </w:pPr>
             <w:r>
@@ -7678,6 +7948,7 @@
           </w:tcPr>
           <w:p>
             <w:pPr>
+              <w:keepNext/>
               <w:spacing w:after="0" w:line="240" w:lineRule="auto"/>
             </w:pPr>
             <w:r>
@@ -7714,6 +7985,7 @@
           </w:tcPr>
           <w:p>
             <w:pPr>
+              <w:keepNext/>
               <w:spacing w:after="0" w:line="240" w:lineRule="auto"/>
             </w:pPr>
             <w:r>
@@ -7739,6 +8011,7 @@
           </w:tcPr>
           <w:p>
             <w:pPr>
+              <w:keepNext/>
               <w:spacing w:after="0" w:line="240" w:lineRule="auto"/>
             </w:pPr>
             <w:r>
@@ -7930,6 +8203,7 @@
           </w:tcPr>
           <w:p>
             <w:pPr>
+              <w:keepNext/>
               <w:jc w:val="center"/>
             </w:pPr>
             <w:r>
@@ -7957,6 +8231,7 @@
           </w:tcPr>
           <w:p>
             <w:pPr>
+              <w:keepNext/>
               <w:jc w:val="center"/>
             </w:pPr>
             <w:r>
@@ -7988,6 +8263,7 @@
           </w:tcPr>
           <w:p>
             <w:pPr>
+              <w:keepNext/>
               <w:spacing w:after="0" w:line="240" w:lineRule="auto"/>
             </w:pPr>
             <w:r>
@@ -8013,15 +8289,16 @@
           </w:tcPr>
           <w:p>
             <w:pPr>
-              <w:spacing w:after="0" w:line="240" w:lineRule="auto"/>
-            </w:pPr>
-            <w:r>
-              <w:rPr>
-                <w:rFonts w:ascii="Malgun Gothic" w:hAnsi="Malgun Gothic" w:eastAsia="Malgun Gothic"/>
-                <w:color w:val="1F2937"/>
-                <w:sz w:val="16"/>
-              </w:rPr>
-              <w:t>REQ-FUNC-014; REQ-COM-010,REQ-COM-015; REQ-SEC-002</w:t>
+              <w:keepNext/>
+              <w:spacing w:after="0" w:line="240" w:lineRule="auto"/>
+            </w:pPr>
+            <w:r>
+              <w:rPr>
+                <w:rFonts w:ascii="Malgun Gothic" w:hAnsi="Malgun Gothic" w:eastAsia="Malgun Gothic"/>
+                <w:color w:val="1F2937"/>
+                <w:sz w:val="16"/>
+              </w:rPr>
+              <w:t>REQ-COM-010, REQ-COM-015; REQ-REL-001; REQ-SEC-002</w:t>
             </w:r>
           </w:p>
         </w:tc>
@@ -8043,6 +8320,7 @@
           </w:tcPr>
           <w:p>
             <w:pPr>
+              <w:keepNext/>
               <w:spacing w:after="0" w:line="240" w:lineRule="auto"/>
             </w:pPr>
             <w:r>
@@ -8068,6 +8346,7 @@
           </w:tcPr>
           <w:p>
             <w:pPr>
+              <w:keepNext/>
               <w:spacing w:after="0" w:line="240" w:lineRule="auto"/>
             </w:pPr>
             <w:r>
@@ -8098,6 +8377,7 @@
           </w:tcPr>
           <w:p>
             <w:pPr>
+              <w:keepNext/>
               <w:spacing w:after="0" w:line="240" w:lineRule="auto"/>
             </w:pPr>
             <w:r>
@@ -8123,6 +8403,7 @@
           </w:tcPr>
           <w:p>
             <w:pPr>
+              <w:keepNext/>
               <w:spacing w:after="0" w:line="240" w:lineRule="auto"/>
             </w:pPr>
             <w:r>
@@ -8153,6 +8434,7 @@
           </w:tcPr>
           <w:p>
             <w:pPr>
+              <w:keepNext/>
               <w:spacing w:after="0" w:line="240" w:lineRule="auto"/>
             </w:pPr>
             <w:r>
@@ -8178,6 +8460,7 @@
           </w:tcPr>
           <w:p>
             <w:pPr>
+              <w:keepNext/>
               <w:spacing w:after="0" w:line="240" w:lineRule="auto"/>
             </w:pPr>
             <w:r>
@@ -8208,6 +8491,7 @@
           </w:tcPr>
           <w:p>
             <w:pPr>
+              <w:keepNext/>
               <w:spacing w:after="0" w:line="240" w:lineRule="auto"/>
             </w:pPr>
             <w:r>
@@ -8233,6 +8517,7 @@
           </w:tcPr>
           <w:p>
             <w:pPr>
+              <w:keepNext/>
               <w:spacing w:after="0" w:line="240" w:lineRule="auto"/>
             </w:pPr>
             <w:r>
@@ -8267,6 +8552,7 @@
           </w:tcPr>
           <w:p>
             <w:pPr>
+              <w:keepNext/>
               <w:spacing w:after="0" w:line="240" w:lineRule="auto"/>
             </w:pPr>
             <w:r>
@@ -8292,6 +8578,7 @@
           </w:tcPr>
           <w:p>
             <w:pPr>
+              <w:keepNext/>
               <w:spacing w:after="0" w:line="240" w:lineRule="auto"/>
             </w:pPr>
             <w:r>
@@ -8421,6 +8708,7 @@
           </w:tcPr>
           <w:p>
             <w:pPr>
+              <w:keepNext/>
               <w:jc w:val="center"/>
             </w:pPr>
             <w:r>
@@ -8448,6 +8736,7 @@
           </w:tcPr>
           <w:p>
             <w:pPr>
+              <w:keepNext/>
               <w:jc w:val="center"/>
             </w:pPr>
             <w:r>
@@ -8479,6 +8768,7 @@
           </w:tcPr>
           <w:p>
             <w:pPr>
+              <w:keepNext/>
               <w:spacing w:after="0" w:line="240" w:lineRule="auto"/>
             </w:pPr>
             <w:r>
@@ -8504,15 +8794,16 @@
           </w:tcPr>
           <w:p>
             <w:pPr>
-              <w:spacing w:after="0" w:line="240" w:lineRule="auto"/>
-            </w:pPr>
-            <w:r>
-              <w:rPr>
-                <w:rFonts w:ascii="Malgun Gothic" w:hAnsi="Malgun Gothic" w:eastAsia="Malgun Gothic"/>
-                <w:color w:val="1F2937"/>
-                <w:sz w:val="16"/>
-              </w:rPr>
-              <w:t>REQ-COM-006~008,REQ-COM-011; REQ-DATA-001</w:t>
+              <w:keepNext/>
+              <w:spacing w:after="0" w:line="240" w:lineRule="auto"/>
+            </w:pPr>
+            <w:r>
+              <w:rPr>
+                <w:rFonts w:ascii="Malgun Gothic" w:hAnsi="Malgun Gothic" w:eastAsia="Malgun Gothic"/>
+                <w:color w:val="1F2937"/>
+                <w:sz w:val="16"/>
+              </w:rPr>
+              <w:t>REQ-COM-006~008; REQ-DATA-001; REQ-PERF-001; REQ-COMP-005</w:t>
             </w:r>
           </w:p>
         </w:tc>
@@ -8534,6 +8825,7 @@
           </w:tcPr>
           <w:p>
             <w:pPr>
+              <w:keepNext/>
               <w:spacing w:after="0" w:line="240" w:lineRule="auto"/>
             </w:pPr>
             <w:r>
@@ -8559,6 +8851,7 @@
           </w:tcPr>
           <w:p>
             <w:pPr>
+              <w:keepNext/>
               <w:spacing w:after="0" w:line="240" w:lineRule="auto"/>
             </w:pPr>
             <w:r>
@@ -8589,6 +8882,7 @@
           </w:tcPr>
           <w:p>
             <w:pPr>
+              <w:keepNext/>
               <w:spacing w:after="0" w:line="240" w:lineRule="auto"/>
             </w:pPr>
             <w:r>
@@ -8614,6 +8908,7 @@
           </w:tcPr>
           <w:p>
             <w:pPr>
+              <w:keepNext/>
               <w:spacing w:after="0" w:line="240" w:lineRule="auto"/>
             </w:pPr>
             <w:r>
@@ -8644,6 +8939,7 @@
           </w:tcPr>
           <w:p>
             <w:pPr>
+              <w:keepNext/>
               <w:spacing w:after="0" w:line="240" w:lineRule="auto"/>
             </w:pPr>
             <w:r>
@@ -8669,6 +8965,7 @@
           </w:tcPr>
           <w:p>
             <w:pPr>
+              <w:keepNext/>
               <w:spacing w:after="0" w:line="240" w:lineRule="auto"/>
             </w:pPr>
             <w:r>
@@ -8699,6 +8996,7 @@
           </w:tcPr>
           <w:p>
             <w:pPr>
+              <w:keepNext/>
               <w:spacing w:after="0" w:line="240" w:lineRule="auto"/>
             </w:pPr>
             <w:r>
@@ -8724,6 +9022,7 @@
           </w:tcPr>
           <w:p>
             <w:pPr>
+              <w:keepNext/>
               <w:spacing w:after="0" w:line="240" w:lineRule="auto"/>
             </w:pPr>
             <w:r>
@@ -8760,6 +9059,7 @@
           </w:tcPr>
           <w:p>
             <w:pPr>
+              <w:keepNext/>
               <w:spacing w:after="0" w:line="240" w:lineRule="auto"/>
             </w:pPr>
             <w:r>
@@ -8785,6 +9085,7 @@
           </w:tcPr>
           <w:p>
             <w:pPr>
+              <w:keepNext/>
               <w:spacing w:after="0" w:line="240" w:lineRule="auto"/>
             </w:pPr>
             <w:r>
@@ -8914,6 +9215,7 @@
           </w:tcPr>
           <w:p>
             <w:pPr>
+              <w:keepNext/>
               <w:jc w:val="center"/>
             </w:pPr>
             <w:r>
@@ -8941,6 +9243,7 @@
           </w:tcPr>
           <w:p>
             <w:pPr>
+              <w:keepNext/>
               <w:jc w:val="center"/>
             </w:pPr>
             <w:r>
@@ -8972,6 +9275,7 @@
           </w:tcPr>
           <w:p>
             <w:pPr>
+              <w:keepNext/>
               <w:spacing w:after="0" w:line="240" w:lineRule="auto"/>
             </w:pPr>
             <w:r>
@@ -8997,15 +9301,16 @@
           </w:tcPr>
           <w:p>
             <w:pPr>
-              <w:spacing w:after="0" w:line="240" w:lineRule="auto"/>
-            </w:pPr>
-            <w:r>
-              <w:rPr>
-                <w:rFonts w:ascii="Malgun Gothic" w:hAnsi="Malgun Gothic" w:eastAsia="Malgun Gothic"/>
-                <w:color w:val="1F2937"/>
-                <w:sz w:val="16"/>
-              </w:rPr>
-              <w:t>REQ-COM-006~008,REQ-COM-011; REQ-DATA-001</w:t>
+              <w:keepNext/>
+              <w:spacing w:after="0" w:line="240" w:lineRule="auto"/>
+            </w:pPr>
+            <w:r>
+              <w:rPr>
+                <w:rFonts w:ascii="Malgun Gothic" w:hAnsi="Malgun Gothic" w:eastAsia="Malgun Gothic"/>
+                <w:color w:val="1F2937"/>
+                <w:sz w:val="16"/>
+              </w:rPr>
+              <w:t>REQ-COM-006~008; REQ-DATA-001; REQ-PERF-001; REQ-COMP-005</w:t>
             </w:r>
           </w:p>
         </w:tc>
@@ -9027,6 +9332,7 @@
           </w:tcPr>
           <w:p>
             <w:pPr>
+              <w:keepNext/>
               <w:spacing w:after="0" w:line="240" w:lineRule="auto"/>
             </w:pPr>
             <w:r>
@@ -9052,6 +9358,7 @@
           </w:tcPr>
           <w:p>
             <w:pPr>
+              <w:keepNext/>
               <w:spacing w:after="0" w:line="240" w:lineRule="auto"/>
             </w:pPr>
             <w:r>
@@ -9082,6 +9389,7 @@
           </w:tcPr>
           <w:p>
             <w:pPr>
+              <w:keepNext/>
               <w:spacing w:after="0" w:line="240" w:lineRule="auto"/>
             </w:pPr>
             <w:r>
@@ -9107,6 +9415,7 @@
           </w:tcPr>
           <w:p>
             <w:pPr>
+              <w:keepNext/>
               <w:spacing w:after="0" w:line="240" w:lineRule="auto"/>
             </w:pPr>
             <w:r>
@@ -9137,6 +9446,7 @@
           </w:tcPr>
           <w:p>
             <w:pPr>
+              <w:keepNext/>
               <w:spacing w:after="0" w:line="240" w:lineRule="auto"/>
             </w:pPr>
             <w:r>
@@ -9162,6 +9472,7 @@
           </w:tcPr>
           <w:p>
             <w:pPr>
+              <w:keepNext/>
               <w:spacing w:after="0" w:line="240" w:lineRule="auto"/>
             </w:pPr>
             <w:r>
@@ -9192,6 +9503,7 @@
           </w:tcPr>
           <w:p>
             <w:pPr>
+              <w:keepNext/>
               <w:spacing w:after="0" w:line="240" w:lineRule="auto"/>
             </w:pPr>
             <w:r>
@@ -9217,6 +9529,7 @@
           </w:tcPr>
           <w:p>
             <w:pPr>
+              <w:keepNext/>
               <w:spacing w:after="0" w:line="240" w:lineRule="auto"/>
             </w:pPr>
             <w:r>
@@ -9253,6 +9566,7 @@
           </w:tcPr>
           <w:p>
             <w:pPr>
+              <w:keepNext/>
               <w:spacing w:after="0" w:line="240" w:lineRule="auto"/>
             </w:pPr>
             <w:r>
@@ -9278,6 +9592,7 @@
           </w:tcPr>
           <w:p>
             <w:pPr>
+              <w:keepNext/>
               <w:spacing w:after="0" w:line="240" w:lineRule="auto"/>
             </w:pPr>
             <w:r>
@@ -9407,6 +9722,7 @@
           </w:tcPr>
           <w:p>
             <w:pPr>
+              <w:keepNext/>
               <w:jc w:val="center"/>
             </w:pPr>
             <w:r>
@@ -9434,6 +9750,7 @@
           </w:tcPr>
           <w:p>
             <w:pPr>
+              <w:keepNext/>
               <w:jc w:val="center"/>
             </w:pPr>
             <w:r>
@@ -9465,6 +9782,7 @@
           </w:tcPr>
           <w:p>
             <w:pPr>
+              <w:keepNext/>
               <w:spacing w:after="0" w:line="240" w:lineRule="auto"/>
             </w:pPr>
             <w:r>
@@ -9490,15 +9808,16 @@
           </w:tcPr>
           <w:p>
             <w:pPr>
-              <w:spacing w:after="0" w:line="240" w:lineRule="auto"/>
-            </w:pPr>
-            <w:r>
-              <w:rPr>
-                <w:rFonts w:ascii="Malgun Gothic" w:hAnsi="Malgun Gothic" w:eastAsia="Malgun Gothic"/>
-                <w:color w:val="1F2937"/>
-                <w:sz w:val="16"/>
-              </w:rPr>
-              <w:t>REQ-COM-006~009; REQ-FUNC-018</w:t>
+              <w:keepNext/>
+              <w:spacing w:after="0" w:line="240" w:lineRule="auto"/>
+            </w:pPr>
+            <w:r>
+              <w:rPr>
+                <w:rFonts w:ascii="Malgun Gothic" w:hAnsi="Malgun Gothic" w:eastAsia="Malgun Gothic"/>
+                <w:color w:val="1F2937"/>
+                <w:sz w:val="16"/>
+              </w:rPr>
+              <w:t>REQ-COM-006~009; REQ-DATA-001; REQ-PERF-001; REQ-COMP-005</w:t>
             </w:r>
           </w:p>
         </w:tc>
@@ -9520,6 +9839,7 @@
           </w:tcPr>
           <w:p>
             <w:pPr>
+              <w:keepNext/>
               <w:spacing w:after="0" w:line="240" w:lineRule="auto"/>
             </w:pPr>
             <w:r>
@@ -9545,6 +9865,7 @@
           </w:tcPr>
           <w:p>
             <w:pPr>
+              <w:keepNext/>
               <w:spacing w:after="0" w:line="240" w:lineRule="auto"/>
             </w:pPr>
             <w:r>
@@ -9575,6 +9896,7 @@
           </w:tcPr>
           <w:p>
             <w:pPr>
+              <w:keepNext/>
               <w:spacing w:after="0" w:line="240" w:lineRule="auto"/>
             </w:pPr>
             <w:r>
@@ -9600,6 +9922,7 @@
           </w:tcPr>
           <w:p>
             <w:pPr>
+              <w:keepNext/>
               <w:spacing w:after="0" w:line="240" w:lineRule="auto"/>
             </w:pPr>
             <w:r>
@@ -9630,6 +9953,7 @@
           </w:tcPr>
           <w:p>
             <w:pPr>
+              <w:keepNext/>
               <w:spacing w:after="0" w:line="240" w:lineRule="auto"/>
             </w:pPr>
             <w:r>
@@ -9655,6 +9979,7 @@
           </w:tcPr>
           <w:p>
             <w:pPr>
+              <w:keepNext/>
               <w:spacing w:after="0" w:line="240" w:lineRule="auto"/>
             </w:pPr>
             <w:r>
@@ -9685,6 +10010,7 @@
           </w:tcPr>
           <w:p>
             <w:pPr>
+              <w:keepNext/>
               <w:spacing w:after="0" w:line="240" w:lineRule="auto"/>
             </w:pPr>
             <w:r>
@@ -9710,6 +10036,7 @@
           </w:tcPr>
           <w:p>
             <w:pPr>
+              <w:keepNext/>
               <w:spacing w:after="0" w:line="240" w:lineRule="auto"/>
             </w:pPr>
             <w:r>
@@ -9748,6 +10075,7 @@
           </w:tcPr>
           <w:p>
             <w:pPr>
+              <w:keepNext/>
               <w:spacing w:after="0" w:line="240" w:lineRule="auto"/>
             </w:pPr>
             <w:r>
@@ -9773,6 +10101,7 @@
           </w:tcPr>
           <w:p>
             <w:pPr>
+              <w:keepNext/>
               <w:spacing w:after="0" w:line="240" w:lineRule="auto"/>
             </w:pPr>
             <w:r>
@@ -9902,6 +10231,7 @@
           </w:tcPr>
           <w:p>
             <w:pPr>
+              <w:keepNext/>
               <w:jc w:val="center"/>
             </w:pPr>
             <w:r>
@@ -9929,6 +10259,7 @@
           </w:tcPr>
           <w:p>
             <w:pPr>
+              <w:keepNext/>
               <w:jc w:val="center"/>
             </w:pPr>
             <w:r>
@@ -9960,6 +10291,7 @@
           </w:tcPr>
           <w:p>
             <w:pPr>
+              <w:keepNext/>
               <w:spacing w:after="0" w:line="240" w:lineRule="auto"/>
             </w:pPr>
             <w:r>
@@ -9985,15 +10317,16 @@
           </w:tcPr>
           <w:p>
             <w:pPr>
-              <w:spacing w:after="0" w:line="240" w:lineRule="auto"/>
-            </w:pPr>
-            <w:r>
-              <w:rPr>
-                <w:rFonts w:ascii="Malgun Gothic" w:hAnsi="Malgun Gothic" w:eastAsia="Malgun Gothic"/>
-                <w:color w:val="1F2937"/>
-                <w:sz w:val="16"/>
-              </w:rPr>
-              <w:t>REQ-COM-006~010,REQ-COM-014; REQ-ERR-003</w:t>
+              <w:keepNext/>
+              <w:spacing w:after="0" w:line="240" w:lineRule="auto"/>
+            </w:pPr>
+            <w:r>
+              <w:rPr>
+                <w:rFonts w:ascii="Malgun Gothic" w:hAnsi="Malgun Gothic" w:eastAsia="Malgun Gothic"/>
+                <w:color w:val="1F2937"/>
+                <w:sz w:val="16"/>
+              </w:rPr>
+              <w:t>REQ-COM-006~007, REQ-COM-010, REQ-COM-014; REQ-ERR-003; REQ-COMP-005</w:t>
             </w:r>
           </w:p>
         </w:tc>
@@ -10015,6 +10348,7 @@
           </w:tcPr>
           <w:p>
             <w:pPr>
+              <w:keepNext/>
               <w:spacing w:after="0" w:line="240" w:lineRule="auto"/>
             </w:pPr>
             <w:r>
@@ -10040,6 +10374,7 @@
           </w:tcPr>
           <w:p>
             <w:pPr>
+              <w:keepNext/>
               <w:spacing w:after="0" w:line="240" w:lineRule="auto"/>
             </w:pPr>
             <w:r>
@@ -10070,6 +10405,7 @@
           </w:tcPr>
           <w:p>
             <w:pPr>
+              <w:keepNext/>
               <w:spacing w:after="0" w:line="240" w:lineRule="auto"/>
             </w:pPr>
             <w:r>
@@ -10095,6 +10431,7 @@
           </w:tcPr>
           <w:p>
             <w:pPr>
+              <w:keepNext/>
               <w:spacing w:after="0" w:line="240" w:lineRule="auto"/>
             </w:pPr>
             <w:r>
@@ -10125,6 +10462,7 @@
           </w:tcPr>
           <w:p>
             <w:pPr>
+              <w:keepNext/>
               <w:spacing w:after="0" w:line="240" w:lineRule="auto"/>
             </w:pPr>
             <w:r>
@@ -10150,6 +10488,7 @@
           </w:tcPr>
           <w:p>
             <w:pPr>
+              <w:keepNext/>
               <w:spacing w:after="0" w:line="240" w:lineRule="auto"/>
             </w:pPr>
             <w:r>
@@ -10180,6 +10519,7 @@
           </w:tcPr>
           <w:p>
             <w:pPr>
+              <w:keepNext/>
               <w:spacing w:after="0" w:line="240" w:lineRule="auto"/>
             </w:pPr>
             <w:r>
@@ -10205,6 +10545,7 @@
           </w:tcPr>
           <w:p>
             <w:pPr>
+              <w:keepNext/>
               <w:spacing w:after="0" w:line="240" w:lineRule="auto"/>
             </w:pPr>
             <w:r>
@@ -10243,6 +10584,7 @@
           </w:tcPr>
           <w:p>
             <w:pPr>
+              <w:keepNext/>
               <w:spacing w:after="0" w:line="240" w:lineRule="auto"/>
             </w:pPr>
             <w:r>
@@ -10268,6 +10610,7 @@
           </w:tcPr>
           <w:p>
             <w:pPr>
+              <w:keepNext/>
               <w:spacing w:after="0" w:line="240" w:lineRule="auto"/>
             </w:pPr>
             <w:r>
@@ -10459,6 +10802,7 @@
           </w:tcPr>
           <w:p>
             <w:pPr>
+              <w:keepNext/>
               <w:jc w:val="center"/>
             </w:pPr>
             <w:r>
@@ -10486,6 +10830,7 @@
           </w:tcPr>
           <w:p>
             <w:pPr>
+              <w:keepNext/>
               <w:jc w:val="center"/>
             </w:pPr>
             <w:r>
@@ -10517,6 +10862,7 @@
           </w:tcPr>
           <w:p>
             <w:pPr>
+              <w:keepNext/>
               <w:spacing w:after="0" w:line="240" w:lineRule="auto"/>
             </w:pPr>
             <w:r>
@@ -10542,15 +10888,16 @@
           </w:tcPr>
           <w:p>
             <w:pPr>
-              <w:spacing w:after="0" w:line="240" w:lineRule="auto"/>
-            </w:pPr>
-            <w:r>
-              <w:rPr>
-                <w:rFonts w:ascii="Malgun Gothic" w:hAnsi="Malgun Gothic" w:eastAsia="Malgun Gothic"/>
-                <w:color w:val="1F2937"/>
-                <w:sz w:val="16"/>
-              </w:rPr>
-              <w:t>REQ-FUNC-014; REQ-DATA-006,REQ-DATA-012; REQ-RES-001</w:t>
+              <w:keepNext/>
+              <w:spacing w:after="0" w:line="240" w:lineRule="auto"/>
+            </w:pPr>
+            <w:r>
+              <w:rPr>
+                <w:rFonts w:ascii="Malgun Gothic" w:hAnsi="Malgun Gothic" w:eastAsia="Malgun Gothic"/>
+                <w:color w:val="1F2937"/>
+                <w:sz w:val="16"/>
+              </w:rPr>
+              <w:t>REQ-FUNC-014; REQ-DATA-006; REQ-RES-001</w:t>
             </w:r>
           </w:p>
         </w:tc>
@@ -10572,6 +10919,7 @@
           </w:tcPr>
           <w:p>
             <w:pPr>
+              <w:keepNext/>
               <w:spacing w:after="0" w:line="240" w:lineRule="auto"/>
             </w:pPr>
             <w:r>
@@ -10597,6 +10945,7 @@
           </w:tcPr>
           <w:p>
             <w:pPr>
+              <w:keepNext/>
               <w:spacing w:after="0" w:line="240" w:lineRule="auto"/>
             </w:pPr>
             <w:r>
@@ -10627,6 +10976,7 @@
           </w:tcPr>
           <w:p>
             <w:pPr>
+              <w:keepNext/>
               <w:spacing w:after="0" w:line="240" w:lineRule="auto"/>
             </w:pPr>
             <w:r>
@@ -10652,6 +11002,7 @@
           </w:tcPr>
           <w:p>
             <w:pPr>
+              <w:keepNext/>
               <w:spacing w:after="0" w:line="240" w:lineRule="auto"/>
             </w:pPr>
             <w:r>
@@ -10682,6 +11033,7 @@
           </w:tcPr>
           <w:p>
             <w:pPr>
+              <w:keepNext/>
               <w:spacing w:after="0" w:line="240" w:lineRule="auto"/>
             </w:pPr>
             <w:r>
@@ -10707,6 +11059,7 @@
           </w:tcPr>
           <w:p>
             <w:pPr>
+              <w:keepNext/>
               <w:spacing w:after="0" w:line="240" w:lineRule="auto"/>
             </w:pPr>
             <w:r>
@@ -10737,6 +11090,7 @@
           </w:tcPr>
           <w:p>
             <w:pPr>
+              <w:keepNext/>
               <w:spacing w:after="0" w:line="240" w:lineRule="auto"/>
             </w:pPr>
             <w:r>
@@ -10762,6 +11116,7 @@
           </w:tcPr>
           <w:p>
             <w:pPr>
+              <w:keepNext/>
               <w:spacing w:after="0" w:line="240" w:lineRule="auto"/>
             </w:pPr>
             <w:r>
@@ -10798,6 +11153,7 @@
           </w:tcPr>
           <w:p>
             <w:pPr>
+              <w:keepNext/>
               <w:spacing w:after="0" w:line="240" w:lineRule="auto"/>
             </w:pPr>
             <w:r>
@@ -10823,6 +11179,7 @@
           </w:tcPr>
           <w:p>
             <w:pPr>
+              <w:keepNext/>
               <w:spacing w:after="0" w:line="240" w:lineRule="auto"/>
             </w:pPr>
             <w:r>
@@ -10952,6 +11309,7 @@
           </w:tcPr>
           <w:p>
             <w:pPr>
+              <w:keepNext/>
               <w:jc w:val="center"/>
             </w:pPr>
             <w:r>
@@ -10979,6 +11337,7 @@
           </w:tcPr>
           <w:p>
             <w:pPr>
+              <w:keepNext/>
               <w:jc w:val="center"/>
             </w:pPr>
             <w:r>
@@ -11010,6 +11369,7 @@
           </w:tcPr>
           <w:p>
             <w:pPr>
+              <w:keepNext/>
               <w:spacing w:after="0" w:line="240" w:lineRule="auto"/>
             </w:pPr>
             <w:r>
@@ -11035,15 +11395,16 @@
           </w:tcPr>
           <w:p>
             <w:pPr>
-              <w:spacing w:after="0" w:line="240" w:lineRule="auto"/>
-            </w:pPr>
-            <w:r>
-              <w:rPr>
-                <w:rFonts w:ascii="Malgun Gothic" w:hAnsi="Malgun Gothic" w:eastAsia="Malgun Gothic"/>
-                <w:color w:val="1F2937"/>
-                <w:sz w:val="16"/>
-              </w:rPr>
-              <w:t>REQ-FUNC-015~017; REQ-IF-006,REQ-IF-012</w:t>
+              <w:keepNext/>
+              <w:spacing w:after="0" w:line="240" w:lineRule="auto"/>
+            </w:pPr>
+            <w:r>
+              <w:rPr>
+                <w:rFonts w:ascii="Malgun Gothic" w:hAnsi="Malgun Gothic" w:eastAsia="Malgun Gothic"/>
+                <w:color w:val="1F2937"/>
+                <w:sz w:val="16"/>
+              </w:rPr>
+              <w:t>REQ-FUNC-015~017; REQ-IF-004, REQ-IF-006, REQ-IF-012; REQ-ERR-002; REQ-REL-002</w:t>
             </w:r>
           </w:p>
         </w:tc>
@@ -11065,6 +11426,7 @@
           </w:tcPr>
           <w:p>
             <w:pPr>
+              <w:keepNext/>
               <w:spacing w:after="0" w:line="240" w:lineRule="auto"/>
             </w:pPr>
             <w:r>
@@ -11090,6 +11452,7 @@
           </w:tcPr>
           <w:p>
             <w:pPr>
+              <w:keepNext/>
               <w:spacing w:after="0" w:line="240" w:lineRule="auto"/>
             </w:pPr>
             <w:r>
@@ -11120,6 +11483,7 @@
           </w:tcPr>
           <w:p>
             <w:pPr>
+              <w:keepNext/>
               <w:spacing w:after="0" w:line="240" w:lineRule="auto"/>
             </w:pPr>
             <w:r>
@@ -11145,6 +11509,7 @@
           </w:tcPr>
           <w:p>
             <w:pPr>
+              <w:keepNext/>
               <w:spacing w:after="0" w:line="240" w:lineRule="auto"/>
             </w:pPr>
             <w:r>
@@ -11175,6 +11540,7 @@
           </w:tcPr>
           <w:p>
             <w:pPr>
+              <w:keepNext/>
               <w:spacing w:after="0" w:line="240" w:lineRule="auto"/>
             </w:pPr>
             <w:r>
@@ -11200,6 +11566,7 @@
           </w:tcPr>
           <w:p>
             <w:pPr>
+              <w:keepNext/>
               <w:spacing w:after="0" w:line="240" w:lineRule="auto"/>
             </w:pPr>
             <w:r>
@@ -11230,6 +11597,7 @@
           </w:tcPr>
           <w:p>
             <w:pPr>
+              <w:keepNext/>
               <w:spacing w:after="0" w:line="240" w:lineRule="auto"/>
             </w:pPr>
             <w:r>
@@ -11255,6 +11623,7 @@
           </w:tcPr>
           <w:p>
             <w:pPr>
+              <w:keepNext/>
               <w:spacing w:after="0" w:line="240" w:lineRule="auto"/>
             </w:pPr>
             <w:r>
@@ -11289,6 +11658,7 @@
           </w:tcPr>
           <w:p>
             <w:pPr>
+              <w:keepNext/>
               <w:spacing w:after="0" w:line="240" w:lineRule="auto"/>
             </w:pPr>
             <w:r>
@@ -11314,6 +11684,7 @@
           </w:tcPr>
           <w:p>
             <w:pPr>
+              <w:keepNext/>
               <w:spacing w:after="0" w:line="240" w:lineRule="auto"/>
             </w:pPr>
             <w:r>
@@ -11443,6 +11814,7 @@
           </w:tcPr>
           <w:p>
             <w:pPr>
+              <w:keepNext/>
               <w:jc w:val="center"/>
             </w:pPr>
             <w:r>
@@ -11470,6 +11842,7 @@
           </w:tcPr>
           <w:p>
             <w:pPr>
+              <w:keepNext/>
               <w:jc w:val="center"/>
             </w:pPr>
             <w:r>
@@ -11501,6 +11874,7 @@
           </w:tcPr>
           <w:p>
             <w:pPr>
+              <w:keepNext/>
               <w:spacing w:after="0" w:line="240" w:lineRule="auto"/>
             </w:pPr>
             <w:r>
@@ -11526,15 +11900,16 @@
           </w:tcPr>
           <w:p>
             <w:pPr>
-              <w:spacing w:after="0" w:line="240" w:lineRule="auto"/>
-            </w:pPr>
-            <w:r>
-              <w:rPr>
-                <w:rFonts w:ascii="Malgun Gothic" w:hAnsi="Malgun Gothic" w:eastAsia="Malgun Gothic"/>
-                <w:color w:val="1F2937"/>
-                <w:sz w:val="16"/>
-              </w:rPr>
-              <w:t>REQ-FUNC-016~018; REQ-IF-012; REQ-REL-002~003</w:t>
+              <w:keepNext/>
+              <w:spacing w:after="0" w:line="240" w:lineRule="auto"/>
+            </w:pPr>
+            <w:r>
+              <w:rPr>
+                <w:rFonts w:ascii="Malgun Gothic" w:hAnsi="Malgun Gothic" w:eastAsia="Malgun Gothic"/>
+                <w:color w:val="1F2937"/>
+                <w:sz w:val="16"/>
+              </w:rPr>
+              <w:t>REQ-FUNC-016~018; REQ-IF-004, REQ-IF-006, REQ-IF-012; REQ-ERR-002; REQ-REL-002~003</w:t>
             </w:r>
           </w:p>
         </w:tc>
@@ -11556,6 +11931,7 @@
           </w:tcPr>
           <w:p>
             <w:pPr>
+              <w:keepNext/>
               <w:spacing w:after="0" w:line="240" w:lineRule="auto"/>
             </w:pPr>
             <w:r>
@@ -11581,6 +11957,7 @@
           </w:tcPr>
           <w:p>
             <w:pPr>
+              <w:keepNext/>
               <w:spacing w:after="0" w:line="240" w:lineRule="auto"/>
             </w:pPr>
             <w:r>
@@ -11611,6 +11988,7 @@
           </w:tcPr>
           <w:p>
             <w:pPr>
+              <w:keepNext/>
               <w:spacing w:after="0" w:line="240" w:lineRule="auto"/>
             </w:pPr>
             <w:r>
@@ -11636,6 +12014,7 @@
           </w:tcPr>
           <w:p>
             <w:pPr>
+              <w:keepNext/>
               <w:spacing w:after="0" w:line="240" w:lineRule="auto"/>
             </w:pPr>
             <w:r>
@@ -11666,6 +12045,7 @@
           </w:tcPr>
           <w:p>
             <w:pPr>
+              <w:keepNext/>
               <w:spacing w:after="0" w:line="240" w:lineRule="auto"/>
             </w:pPr>
             <w:r>
@@ -11691,6 +12071,7 @@
           </w:tcPr>
           <w:p>
             <w:pPr>
+              <w:keepNext/>
               <w:spacing w:after="0" w:line="240" w:lineRule="auto"/>
             </w:pPr>
             <w:r>
@@ -11721,6 +12102,7 @@
           </w:tcPr>
           <w:p>
             <w:pPr>
+              <w:keepNext/>
               <w:spacing w:after="0" w:line="240" w:lineRule="auto"/>
             </w:pPr>
             <w:r>
@@ -11746,6 +12128,7 @@
           </w:tcPr>
           <w:p>
             <w:pPr>
+              <w:keepNext/>
               <w:spacing w:after="0" w:line="240" w:lineRule="auto"/>
             </w:pPr>
             <w:r>
@@ -11784,6 +12167,7 @@
           </w:tcPr>
           <w:p>
             <w:pPr>
+              <w:keepNext/>
               <w:spacing w:after="0" w:line="240" w:lineRule="auto"/>
             </w:pPr>
             <w:r>
@@ -11809,6 +12193,7 @@
           </w:tcPr>
           <w:p>
             <w:pPr>
+              <w:keepNext/>
               <w:spacing w:after="0" w:line="240" w:lineRule="auto"/>
             </w:pPr>
             <w:r>
@@ -11938,6 +12323,7 @@
           </w:tcPr>
           <w:p>
             <w:pPr>
+              <w:keepNext/>
               <w:jc w:val="center"/>
             </w:pPr>
             <w:r>
@@ -11965,6 +12351,7 @@
           </w:tcPr>
           <w:p>
             <w:pPr>
+              <w:keepNext/>
               <w:jc w:val="center"/>
             </w:pPr>
             <w:r>
@@ -11996,6 +12383,7 @@
           </w:tcPr>
           <w:p>
             <w:pPr>
+              <w:keepNext/>
               <w:spacing w:after="0" w:line="240" w:lineRule="auto"/>
             </w:pPr>
             <w:r>
@@ -12021,15 +12409,16 @@
           </w:tcPr>
           <w:p>
             <w:pPr>
-              <w:spacing w:after="0" w:line="240" w:lineRule="auto"/>
-            </w:pPr>
-            <w:r>
-              <w:rPr>
-                <w:rFonts w:ascii="Malgun Gothic" w:hAnsi="Malgun Gothic" w:eastAsia="Malgun Gothic"/>
-                <w:color w:val="1F2937"/>
-                <w:sz w:val="16"/>
-              </w:rPr>
-              <w:t>REQ-FUNC-019</w:t>
+              <w:keepNext/>
+              <w:spacing w:after="0" w:line="240" w:lineRule="auto"/>
+            </w:pPr>
+            <w:r>
+              <w:rPr>
+                <w:rFonts w:ascii="Malgun Gothic" w:hAnsi="Malgun Gothic" w:eastAsia="Malgun Gothic"/>
+                <w:color w:val="1F2937"/>
+                <w:sz w:val="16"/>
+              </w:rPr>
+              <w:t>REQ-FUNC-019; REQ-IF-004; REQ-ERR-002; REQ-REL-002</w:t>
             </w:r>
           </w:p>
         </w:tc>
@@ -12051,6 +12440,7 @@
           </w:tcPr>
           <w:p>
             <w:pPr>
+              <w:keepNext/>
               <w:spacing w:after="0" w:line="240" w:lineRule="auto"/>
             </w:pPr>
             <w:r>
@@ -12076,6 +12466,7 @@
           </w:tcPr>
           <w:p>
             <w:pPr>
+              <w:keepNext/>
               <w:spacing w:after="0" w:line="240" w:lineRule="auto"/>
             </w:pPr>
             <w:r>
@@ -12106,6 +12497,7 @@
           </w:tcPr>
           <w:p>
             <w:pPr>
+              <w:keepNext/>
               <w:spacing w:after="0" w:line="240" w:lineRule="auto"/>
             </w:pPr>
             <w:r>
@@ -12131,6 +12523,7 @@
           </w:tcPr>
           <w:p>
             <w:pPr>
+              <w:keepNext/>
               <w:spacing w:after="0" w:line="240" w:lineRule="auto"/>
             </w:pPr>
             <w:r>
@@ -12161,6 +12554,7 @@
           </w:tcPr>
           <w:p>
             <w:pPr>
+              <w:keepNext/>
               <w:spacing w:after="0" w:line="240" w:lineRule="auto"/>
             </w:pPr>
             <w:r>
@@ -12186,6 +12580,7 @@
           </w:tcPr>
           <w:p>
             <w:pPr>
+              <w:keepNext/>
               <w:spacing w:after="0" w:line="240" w:lineRule="auto"/>
             </w:pPr>
             <w:r>
@@ -12216,6 +12611,7 @@
           </w:tcPr>
           <w:p>
             <w:pPr>
+              <w:keepNext/>
               <w:spacing w:after="0" w:line="240" w:lineRule="auto"/>
             </w:pPr>
             <w:r>
@@ -12241,6 +12637,7 @@
           </w:tcPr>
           <w:p>
             <w:pPr>
+              <w:keepNext/>
               <w:spacing w:after="0" w:line="240" w:lineRule="auto"/>
             </w:pPr>
             <w:r>
@@ -12275,6 +12672,7 @@
           </w:tcPr>
           <w:p>
             <w:pPr>
+              <w:keepNext/>
               <w:spacing w:after="0" w:line="240" w:lineRule="auto"/>
             </w:pPr>
             <w:r>
@@ -12300,6 +12698,7 @@
           </w:tcPr>
           <w:p>
             <w:pPr>
+              <w:keepNext/>
               <w:spacing w:after="0" w:line="240" w:lineRule="auto"/>
             </w:pPr>
             <w:r>
@@ -12429,6 +12828,7 @@
           </w:tcPr>
           <w:p>
             <w:pPr>
+              <w:keepNext/>
               <w:jc w:val="center"/>
             </w:pPr>
             <w:r>
@@ -12456,6 +12856,7 @@
           </w:tcPr>
           <w:p>
             <w:pPr>
+              <w:keepNext/>
               <w:jc w:val="center"/>
             </w:pPr>
             <w:r>
@@ -12487,6 +12888,7 @@
           </w:tcPr>
           <w:p>
             <w:pPr>
+              <w:keepNext/>
               <w:spacing w:after="0" w:line="240" w:lineRule="auto"/>
             </w:pPr>
             <w:r>
@@ -12512,15 +12914,16 @@
           </w:tcPr>
           <w:p>
             <w:pPr>
-              <w:spacing w:after="0" w:line="240" w:lineRule="auto"/>
-            </w:pPr>
-            <w:r>
-              <w:rPr>
-                <w:rFonts w:ascii="Malgun Gothic" w:hAnsi="Malgun Gothic" w:eastAsia="Malgun Gothic"/>
-                <w:color w:val="1F2937"/>
-                <w:sz w:val="16"/>
-              </w:rPr>
-              <w:t>REQ-FUNC-020,REQ-FUNC-023~026; REQ-DATA-009~010</w:t>
+              <w:keepNext/>
+              <w:spacing w:after="0" w:line="240" w:lineRule="auto"/>
+            </w:pPr>
+            <w:r>
+              <w:rPr>
+                <w:rFonts w:ascii="Malgun Gothic" w:hAnsi="Malgun Gothic" w:eastAsia="Malgun Gothic"/>
+                <w:color w:val="1F2937"/>
+                <w:sz w:val="16"/>
+              </w:rPr>
+              <w:t>REQ-FUNC-020, REQ-FUNC-023~026; REQ-DATA-009~010</w:t>
             </w:r>
           </w:p>
         </w:tc>
@@ -12542,6 +12945,7 @@
           </w:tcPr>
           <w:p>
             <w:pPr>
+              <w:keepNext/>
               <w:spacing w:after="0" w:line="240" w:lineRule="auto"/>
             </w:pPr>
             <w:r>
@@ -12567,6 +12971,7 @@
           </w:tcPr>
           <w:p>
             <w:pPr>
+              <w:keepNext/>
               <w:spacing w:after="0" w:line="240" w:lineRule="auto"/>
             </w:pPr>
             <w:r>
@@ -12597,6 +13002,7 @@
           </w:tcPr>
           <w:p>
             <w:pPr>
+              <w:keepNext/>
               <w:spacing w:after="0" w:line="240" w:lineRule="auto"/>
             </w:pPr>
             <w:r>
@@ -12622,6 +13028,7 @@
           </w:tcPr>
           <w:p>
             <w:pPr>
+              <w:keepNext/>
               <w:spacing w:after="0" w:line="240" w:lineRule="auto"/>
             </w:pPr>
             <w:r>
@@ -12652,6 +13059,7 @@
           </w:tcPr>
           <w:p>
             <w:pPr>
+              <w:keepNext/>
               <w:spacing w:after="0" w:line="240" w:lineRule="auto"/>
             </w:pPr>
             <w:r>
@@ -12677,6 +13085,7 @@
           </w:tcPr>
           <w:p>
             <w:pPr>
+              <w:keepNext/>
               <w:spacing w:after="0" w:line="240" w:lineRule="auto"/>
             </w:pPr>
             <w:r>
@@ -12707,6 +13116,7 @@
           </w:tcPr>
           <w:p>
             <w:pPr>
+              <w:keepNext/>
               <w:spacing w:after="0" w:line="240" w:lineRule="auto"/>
             </w:pPr>
             <w:r>
@@ -12732,6 +13142,7 @@
           </w:tcPr>
           <w:p>
             <w:pPr>
+              <w:keepNext/>
               <w:spacing w:after="0" w:line="240" w:lineRule="auto"/>
             </w:pPr>
             <w:r>
@@ -12768,6 +13179,7 @@
           </w:tcPr>
           <w:p>
             <w:pPr>
+              <w:keepNext/>
               <w:spacing w:after="0" w:line="240" w:lineRule="auto"/>
             </w:pPr>
             <w:r>
@@ -12793,6 +13205,7 @@
           </w:tcPr>
           <w:p>
             <w:pPr>
+              <w:keepNext/>
               <w:spacing w:after="0" w:line="240" w:lineRule="auto"/>
             </w:pPr>
             <w:r>
@@ -12922,6 +13335,7 @@
           </w:tcPr>
           <w:p>
             <w:pPr>
+              <w:keepNext/>
               <w:jc w:val="center"/>
             </w:pPr>
             <w:r>
@@ -12949,6 +13363,7 @@
           </w:tcPr>
           <w:p>
             <w:pPr>
+              <w:keepNext/>
               <w:jc w:val="center"/>
             </w:pPr>
             <w:r>
@@ -12980,6 +13395,7 @@
           </w:tcPr>
           <w:p>
             <w:pPr>
+              <w:keepNext/>
               <w:spacing w:after="0" w:line="240" w:lineRule="auto"/>
             </w:pPr>
             <w:r>
@@ -13005,15 +13421,16 @@
           </w:tcPr>
           <w:p>
             <w:pPr>
-              <w:spacing w:after="0" w:line="240" w:lineRule="auto"/>
-            </w:pPr>
-            <w:r>
-              <w:rPr>
-                <w:rFonts w:ascii="Malgun Gothic" w:hAnsi="Malgun Gothic" w:eastAsia="Malgun Gothic"/>
-                <w:color w:val="1F2937"/>
-                <w:sz w:val="16"/>
-              </w:rPr>
-              <w:t>REQ-FUNC-020~025,REQ-FUNC-028~029; REQ-IF-013</w:t>
+              <w:keepNext/>
+              <w:spacing w:after="0" w:line="240" w:lineRule="auto"/>
+            </w:pPr>
+            <w:r>
+              <w:rPr>
+                <w:rFonts w:ascii="Malgun Gothic" w:hAnsi="Malgun Gothic" w:eastAsia="Malgun Gothic"/>
+                <w:color w:val="1F2937"/>
+                <w:sz w:val="16"/>
+              </w:rPr>
+              <w:t>REQ-FUNC-020~025, REQ-FUNC-028~029; REQ-IF-004, REQ-IF-006, REQ-IF-013; REQ-ERR-002</w:t>
             </w:r>
           </w:p>
         </w:tc>
@@ -13035,6 +13452,7 @@
           </w:tcPr>
           <w:p>
             <w:pPr>
+              <w:keepNext/>
               <w:spacing w:after="0" w:line="240" w:lineRule="auto"/>
             </w:pPr>
             <w:r>
@@ -13060,6 +13478,7 @@
           </w:tcPr>
           <w:p>
             <w:pPr>
+              <w:keepNext/>
               <w:spacing w:after="0" w:line="240" w:lineRule="auto"/>
             </w:pPr>
             <w:r>
@@ -13090,6 +13509,7 @@
           </w:tcPr>
           <w:p>
             <w:pPr>
+              <w:keepNext/>
               <w:spacing w:after="0" w:line="240" w:lineRule="auto"/>
             </w:pPr>
             <w:r>
@@ -13115,6 +13535,7 @@
           </w:tcPr>
           <w:p>
             <w:pPr>
+              <w:keepNext/>
               <w:spacing w:after="0" w:line="240" w:lineRule="auto"/>
             </w:pPr>
             <w:r>
@@ -13145,6 +13566,7 @@
           </w:tcPr>
           <w:p>
             <w:pPr>
+              <w:keepNext/>
               <w:spacing w:after="0" w:line="240" w:lineRule="auto"/>
             </w:pPr>
             <w:r>
@@ -13170,6 +13592,7 @@
           </w:tcPr>
           <w:p>
             <w:pPr>
+              <w:keepNext/>
               <w:spacing w:after="0" w:line="240" w:lineRule="auto"/>
             </w:pPr>
             <w:r>
@@ -13200,6 +13623,7 @@
           </w:tcPr>
           <w:p>
             <w:pPr>
+              <w:keepNext/>
               <w:spacing w:after="0" w:line="240" w:lineRule="auto"/>
             </w:pPr>
             <w:r>
@@ -13225,6 +13649,7 @@
           </w:tcPr>
           <w:p>
             <w:pPr>
+              <w:keepNext/>
               <w:spacing w:after="0" w:line="240" w:lineRule="auto"/>
             </w:pPr>
             <w:r>
@@ -13263,6 +13688,7 @@
           </w:tcPr>
           <w:p>
             <w:pPr>
+              <w:keepNext/>
               <w:spacing w:after="0" w:line="240" w:lineRule="auto"/>
             </w:pPr>
             <w:r>
@@ -13288,6 +13714,7 @@
           </w:tcPr>
           <w:p>
             <w:pPr>
+              <w:keepNext/>
               <w:spacing w:after="0" w:line="240" w:lineRule="auto"/>
             </w:pPr>
             <w:r>
@@ -13417,6 +13844,7 @@
           </w:tcPr>
           <w:p>
             <w:pPr>
+              <w:keepNext/>
               <w:jc w:val="center"/>
             </w:pPr>
             <w:r>
@@ -13444,6 +13872,7 @@
           </w:tcPr>
           <w:p>
             <w:pPr>
+              <w:keepNext/>
               <w:jc w:val="center"/>
             </w:pPr>
             <w:r>
@@ -13475,6 +13904,7 @@
           </w:tcPr>
           <w:p>
             <w:pPr>
+              <w:keepNext/>
               <w:spacing w:after="0" w:line="240" w:lineRule="auto"/>
             </w:pPr>
             <w:r>
@@ -13500,15 +13930,16 @@
           </w:tcPr>
           <w:p>
             <w:pPr>
-              <w:spacing w:after="0" w:line="240" w:lineRule="auto"/>
-            </w:pPr>
-            <w:r>
-              <w:rPr>
-                <w:rFonts w:ascii="Malgun Gothic" w:hAnsi="Malgun Gothic" w:eastAsia="Malgun Gothic"/>
-                <w:color w:val="1F2937"/>
-                <w:sz w:val="16"/>
-              </w:rPr>
-              <w:t>REQ-FUNC-020~025,REQ-FUNC-028~029; REQ-IF-013</w:t>
+              <w:keepNext/>
+              <w:spacing w:after="0" w:line="240" w:lineRule="auto"/>
+            </w:pPr>
+            <w:r>
+              <w:rPr>
+                <w:rFonts w:ascii="Malgun Gothic" w:hAnsi="Malgun Gothic" w:eastAsia="Malgun Gothic"/>
+                <w:color w:val="1F2937"/>
+                <w:sz w:val="16"/>
+              </w:rPr>
+              <w:t>REQ-FUNC-020~025, REQ-FUNC-028~029; REQ-IF-004, REQ-IF-013; REQ-ERR-002</w:t>
             </w:r>
           </w:p>
         </w:tc>
@@ -13530,6 +13961,7 @@
           </w:tcPr>
           <w:p>
             <w:pPr>
+              <w:keepNext/>
               <w:spacing w:after="0" w:line="240" w:lineRule="auto"/>
             </w:pPr>
             <w:r>
@@ -13555,6 +13987,7 @@
           </w:tcPr>
           <w:p>
             <w:pPr>
+              <w:keepNext/>
               <w:spacing w:after="0" w:line="240" w:lineRule="auto"/>
             </w:pPr>
             <w:r>
@@ -13585,6 +14018,7 @@
           </w:tcPr>
           <w:p>
             <w:pPr>
+              <w:keepNext/>
               <w:spacing w:after="0" w:line="240" w:lineRule="auto"/>
             </w:pPr>
             <w:r>
@@ -13610,6 +14044,7 @@
           </w:tcPr>
           <w:p>
             <w:pPr>
+              <w:keepNext/>
               <w:spacing w:after="0" w:line="240" w:lineRule="auto"/>
             </w:pPr>
             <w:r>
@@ -13640,6 +14075,7 @@
           </w:tcPr>
           <w:p>
             <w:pPr>
+              <w:keepNext/>
               <w:spacing w:after="0" w:line="240" w:lineRule="auto"/>
             </w:pPr>
             <w:r>
@@ -13665,6 +14101,7 @@
           </w:tcPr>
           <w:p>
             <w:pPr>
+              <w:keepNext/>
               <w:spacing w:after="0" w:line="240" w:lineRule="auto"/>
             </w:pPr>
             <w:r>
@@ -13695,6 +14132,7 @@
           </w:tcPr>
           <w:p>
             <w:pPr>
+              <w:keepNext/>
               <w:spacing w:after="0" w:line="240" w:lineRule="auto"/>
             </w:pPr>
             <w:r>
@@ -13720,6 +14158,7 @@
           </w:tcPr>
           <w:p>
             <w:pPr>
+              <w:keepNext/>
               <w:spacing w:after="0" w:line="240" w:lineRule="auto"/>
             </w:pPr>
             <w:r>
@@ -13756,6 +14195,7 @@
           </w:tcPr>
           <w:p>
             <w:pPr>
+              <w:keepNext/>
               <w:spacing w:after="0" w:line="240" w:lineRule="auto"/>
             </w:pPr>
             <w:r>
@@ -13781,6 +14221,7 @@
           </w:tcPr>
           <w:p>
             <w:pPr>
+              <w:keepNext/>
               <w:spacing w:after="0" w:line="240" w:lineRule="auto"/>
             </w:pPr>
             <w:r>
@@ -13910,6 +14351,7 @@
           </w:tcPr>
           <w:p>
             <w:pPr>
+              <w:keepNext/>
               <w:jc w:val="center"/>
             </w:pPr>
             <w:r>
@@ -13937,6 +14379,7 @@
           </w:tcPr>
           <w:p>
             <w:pPr>
+              <w:keepNext/>
               <w:jc w:val="center"/>
             </w:pPr>
             <w:r>
@@ -13968,6 +14411,7 @@
           </w:tcPr>
           <w:p>
             <w:pPr>
+              <w:keepNext/>
               <w:spacing w:after="0" w:line="240" w:lineRule="auto"/>
             </w:pPr>
             <w:r>
@@ -13993,15 +14437,16 @@
           </w:tcPr>
           <w:p>
             <w:pPr>
-              <w:spacing w:after="0" w:line="240" w:lineRule="auto"/>
-            </w:pPr>
-            <w:r>
-              <w:rPr>
-                <w:rFonts w:ascii="Malgun Gothic" w:hAnsi="Malgun Gothic" w:eastAsia="Malgun Gothic"/>
-                <w:color w:val="1F2937"/>
-                <w:sz w:val="16"/>
-              </w:rPr>
-              <w:t>REQ-FUNC-021~028; REQ-FUNC-012</w:t>
+              <w:keepNext/>
+              <w:spacing w:after="0" w:line="240" w:lineRule="auto"/>
+            </w:pPr>
+            <w:r>
+              <w:rPr>
+                <w:rFonts w:ascii="Malgun Gothic" w:hAnsi="Malgun Gothic" w:eastAsia="Malgun Gothic"/>
+                <w:color w:val="1F2937"/>
+                <w:sz w:val="16"/>
+              </w:rPr>
+              <w:t>REQ-FUNC-021~025, REQ-FUNC-027~028; REQ-ERR-002</w:t>
             </w:r>
           </w:p>
         </w:tc>
@@ -14023,6 +14468,7 @@
           </w:tcPr>
           <w:p>
             <w:pPr>
+              <w:keepNext/>
               <w:spacing w:after="0" w:line="240" w:lineRule="auto"/>
             </w:pPr>
             <w:r>
@@ -14048,6 +14494,7 @@
           </w:tcPr>
           <w:p>
             <w:pPr>
+              <w:keepNext/>
               <w:spacing w:after="0" w:line="240" w:lineRule="auto"/>
             </w:pPr>
             <w:r>
@@ -14078,6 +14525,7 @@
           </w:tcPr>
           <w:p>
             <w:pPr>
+              <w:keepNext/>
               <w:spacing w:after="0" w:line="240" w:lineRule="auto"/>
             </w:pPr>
             <w:r>
@@ -14103,6 +14551,7 @@
           </w:tcPr>
           <w:p>
             <w:pPr>
+              <w:keepNext/>
               <w:spacing w:after="0" w:line="240" w:lineRule="auto"/>
             </w:pPr>
             <w:r>
@@ -14133,6 +14582,7 @@
           </w:tcPr>
           <w:p>
             <w:pPr>
+              <w:keepNext/>
               <w:spacing w:after="0" w:line="240" w:lineRule="auto"/>
             </w:pPr>
             <w:r>
@@ -14158,6 +14608,7 @@
           </w:tcPr>
           <w:p>
             <w:pPr>
+              <w:keepNext/>
               <w:spacing w:after="0" w:line="240" w:lineRule="auto"/>
             </w:pPr>
             <w:r>
@@ -14188,6 +14639,7 @@
           </w:tcPr>
           <w:p>
             <w:pPr>
+              <w:keepNext/>
               <w:spacing w:after="0" w:line="240" w:lineRule="auto"/>
             </w:pPr>
             <w:r>
@@ -14213,6 +14665,7 @@
           </w:tcPr>
           <w:p>
             <w:pPr>
+              <w:keepNext/>
               <w:spacing w:after="0" w:line="240" w:lineRule="auto"/>
             </w:pPr>
             <w:r>
@@ -14249,6 +14702,7 @@
           </w:tcPr>
           <w:p>
             <w:pPr>
+              <w:keepNext/>
               <w:spacing w:after="0" w:line="240" w:lineRule="auto"/>
             </w:pPr>
             <w:r>
@@ -14274,6 +14728,7 @@
           </w:tcPr>
           <w:p>
             <w:pPr>
+              <w:keepNext/>
               <w:spacing w:after="0" w:line="240" w:lineRule="auto"/>
             </w:pPr>
             <w:r>
@@ -14411,6 +14866,7 @@
           </w:tcPr>
           <w:p>
             <w:pPr>
+              <w:keepNext/>
               <w:jc w:val="center"/>
             </w:pPr>
             <w:r>
@@ -14438,6 +14894,7 @@
           </w:tcPr>
           <w:p>
             <w:pPr>
+              <w:keepNext/>
               <w:jc w:val="center"/>
             </w:pPr>
             <w:r>
@@ -14469,6 +14926,7 @@
           </w:tcPr>
           <w:p>
             <w:pPr>
+              <w:keepNext/>
               <w:spacing w:after="0" w:line="240" w:lineRule="auto"/>
             </w:pPr>
             <w:r>
@@ -14494,15 +14952,16 @@
           </w:tcPr>
           <w:p>
             <w:pPr>
-              <w:spacing w:after="0" w:line="240" w:lineRule="auto"/>
-            </w:pPr>
-            <w:r>
-              <w:rPr>
-                <w:rFonts w:ascii="Malgun Gothic" w:hAnsi="Malgun Gothic" w:eastAsia="Malgun Gothic"/>
-                <w:color w:val="1F2937"/>
-                <w:sz w:val="16"/>
-              </w:rPr>
-              <w:t>REQ-FUNC-030,REQ-FUNC-032,REQ-FUNC-039</w:t>
+              <w:keepNext/>
+              <w:spacing w:after="0" w:line="240" w:lineRule="auto"/>
+            </w:pPr>
+            <w:r>
+              <w:rPr>
+                <w:rFonts w:ascii="Malgun Gothic" w:hAnsi="Malgun Gothic" w:eastAsia="Malgun Gothic"/>
+                <w:color w:val="1F2937"/>
+                <w:sz w:val="16"/>
+              </w:rPr>
+              <w:t>REQ-FUNC-030, REQ-FUNC-032, REQ-FUNC-039; REQ-IF-004</w:t>
             </w:r>
           </w:p>
         </w:tc>
@@ -14524,6 +14983,7 @@
           </w:tcPr>
           <w:p>
             <w:pPr>
+              <w:keepNext/>
               <w:spacing w:after="0" w:line="240" w:lineRule="auto"/>
             </w:pPr>
             <w:r>
@@ -14549,6 +15009,7 @@
           </w:tcPr>
           <w:p>
             <w:pPr>
+              <w:keepNext/>
               <w:spacing w:after="0" w:line="240" w:lineRule="auto"/>
             </w:pPr>
             <w:r>
@@ -14579,6 +15040,7 @@
           </w:tcPr>
           <w:p>
             <w:pPr>
+              <w:keepNext/>
               <w:spacing w:after="0" w:line="240" w:lineRule="auto"/>
             </w:pPr>
             <w:r>
@@ -14604,6 +15066,7 @@
           </w:tcPr>
           <w:p>
             <w:pPr>
+              <w:keepNext/>
               <w:spacing w:after="0" w:line="240" w:lineRule="auto"/>
             </w:pPr>
             <w:r>
@@ -14634,6 +15097,7 @@
           </w:tcPr>
           <w:p>
             <w:pPr>
+              <w:keepNext/>
               <w:spacing w:after="0" w:line="240" w:lineRule="auto"/>
             </w:pPr>
             <w:r>
@@ -14659,6 +15123,7 @@
           </w:tcPr>
           <w:p>
             <w:pPr>
+              <w:keepNext/>
               <w:spacing w:after="0" w:line="240" w:lineRule="auto"/>
             </w:pPr>
             <w:r>
@@ -14689,6 +15154,7 @@
           </w:tcPr>
           <w:p>
             <w:pPr>
+              <w:keepNext/>
               <w:spacing w:after="0" w:line="240" w:lineRule="auto"/>
             </w:pPr>
             <w:r>
@@ -14714,6 +15180,7 @@
           </w:tcPr>
           <w:p>
             <w:pPr>
+              <w:keepNext/>
               <w:spacing w:after="0" w:line="240" w:lineRule="auto"/>
             </w:pPr>
             <w:r>
@@ -14750,6 +15217,7 @@
           </w:tcPr>
           <w:p>
             <w:pPr>
+              <w:keepNext/>
               <w:spacing w:after="0" w:line="240" w:lineRule="auto"/>
             </w:pPr>
             <w:r>
@@ -14775,6 +15243,7 @@
           </w:tcPr>
           <w:p>
             <w:pPr>
+              <w:keepNext/>
               <w:spacing w:after="0" w:line="240" w:lineRule="auto"/>
             </w:pPr>
             <w:r>
@@ -14904,6 +15373,7 @@
           </w:tcPr>
           <w:p>
             <w:pPr>
+              <w:keepNext/>
               <w:jc w:val="center"/>
             </w:pPr>
             <w:r>
@@ -14931,6 +15401,7 @@
           </w:tcPr>
           <w:p>
             <w:pPr>
+              <w:keepNext/>
               <w:jc w:val="center"/>
             </w:pPr>
             <w:r>
@@ -14962,6 +15433,7 @@
           </w:tcPr>
           <w:p>
             <w:pPr>
+              <w:keepNext/>
               <w:spacing w:after="0" w:line="240" w:lineRule="auto"/>
             </w:pPr>
             <w:r>
@@ -14987,15 +15459,16 @@
           </w:tcPr>
           <w:p>
             <w:pPr>
-              <w:spacing w:after="0" w:line="240" w:lineRule="auto"/>
-            </w:pPr>
-            <w:r>
-              <w:rPr>
-                <w:rFonts w:ascii="Malgun Gothic" w:hAnsi="Malgun Gothic" w:eastAsia="Malgun Gothic"/>
-                <w:color w:val="1F2937"/>
-                <w:sz w:val="16"/>
-              </w:rPr>
-              <w:t>REQ-FUNC-031,REQ-FUNC-038; REQ-PERF-004</w:t>
+              <w:keepNext/>
+              <w:spacing w:after="0" w:line="240" w:lineRule="auto"/>
+            </w:pPr>
+            <w:r>
+              <w:rPr>
+                <w:rFonts w:ascii="Malgun Gothic" w:hAnsi="Malgun Gothic" w:eastAsia="Malgun Gothic"/>
+                <w:color w:val="1F2937"/>
+                <w:sz w:val="16"/>
+              </w:rPr>
+              <w:t>REQ-FUNC-031, REQ-FUNC-038; REQ-IF-004; REQ-PERF-004</w:t>
             </w:r>
           </w:p>
         </w:tc>
@@ -15017,6 +15490,7 @@
           </w:tcPr>
           <w:p>
             <w:pPr>
+              <w:keepNext/>
               <w:spacing w:after="0" w:line="240" w:lineRule="auto"/>
             </w:pPr>
             <w:r>
@@ -15042,6 +15516,7 @@
           </w:tcPr>
           <w:p>
             <w:pPr>
+              <w:keepNext/>
               <w:spacing w:after="0" w:line="240" w:lineRule="auto"/>
             </w:pPr>
             <w:r>
@@ -15072,6 +15547,7 @@
           </w:tcPr>
           <w:p>
             <w:pPr>
+              <w:keepNext/>
               <w:spacing w:after="0" w:line="240" w:lineRule="auto"/>
             </w:pPr>
             <w:r>
@@ -15097,6 +15573,7 @@
           </w:tcPr>
           <w:p>
             <w:pPr>
+              <w:keepNext/>
               <w:spacing w:after="0" w:line="240" w:lineRule="auto"/>
             </w:pPr>
             <w:r>
@@ -15127,6 +15604,7 @@
           </w:tcPr>
           <w:p>
             <w:pPr>
+              <w:keepNext/>
               <w:spacing w:after="0" w:line="240" w:lineRule="auto"/>
             </w:pPr>
             <w:r>
@@ -15152,6 +15630,7 @@
           </w:tcPr>
           <w:p>
             <w:pPr>
+              <w:keepNext/>
               <w:spacing w:after="0" w:line="240" w:lineRule="auto"/>
             </w:pPr>
             <w:r>
@@ -15182,6 +15661,7 @@
           </w:tcPr>
           <w:p>
             <w:pPr>
+              <w:keepNext/>
               <w:spacing w:after="0" w:line="240" w:lineRule="auto"/>
             </w:pPr>
             <w:r>
@@ -15207,6 +15687,7 @@
           </w:tcPr>
           <w:p>
             <w:pPr>
+              <w:keepNext/>
               <w:spacing w:after="0" w:line="240" w:lineRule="auto"/>
             </w:pPr>
             <w:r>
@@ -15243,6 +15724,7 @@
           </w:tcPr>
           <w:p>
             <w:pPr>
+              <w:keepNext/>
               <w:spacing w:after="0" w:line="240" w:lineRule="auto"/>
             </w:pPr>
             <w:r>
@@ -15268,6 +15750,7 @@
           </w:tcPr>
           <w:p>
             <w:pPr>
+              <w:keepNext/>
               <w:spacing w:after="0" w:line="240" w:lineRule="auto"/>
             </w:pPr>
             <w:r>
@@ -15397,6 +15880,7 @@
           </w:tcPr>
           <w:p>
             <w:pPr>
+              <w:keepNext/>
               <w:jc w:val="center"/>
             </w:pPr>
             <w:r>
@@ -15424,6 +15908,7 @@
           </w:tcPr>
           <w:p>
             <w:pPr>
+              <w:keepNext/>
               <w:jc w:val="center"/>
             </w:pPr>
             <w:r>
@@ -15455,6 +15940,7 @@
           </w:tcPr>
           <w:p>
             <w:pPr>
+              <w:keepNext/>
               <w:spacing w:after="0" w:line="240" w:lineRule="auto"/>
             </w:pPr>
             <w:r>
@@ -15480,15 +15966,16 @@
           </w:tcPr>
           <w:p>
             <w:pPr>
-              <w:spacing w:after="0" w:line="240" w:lineRule="auto"/>
-            </w:pPr>
-            <w:r>
-              <w:rPr>
-                <w:rFonts w:ascii="Malgun Gothic" w:hAnsi="Malgun Gothic" w:eastAsia="Malgun Gothic"/>
-                <w:color w:val="1F2937"/>
-                <w:sz w:val="16"/>
-              </w:rPr>
-              <w:t>REQ-FUNC-032~033; REQ-IF-007,REQ-IF-014</w:t>
+              <w:keepNext/>
+              <w:spacing w:after="0" w:line="240" w:lineRule="auto"/>
+            </w:pPr>
+            <w:r>
+              <w:rPr>
+                <w:rFonts w:ascii="Malgun Gothic" w:hAnsi="Malgun Gothic" w:eastAsia="Malgun Gothic"/>
+                <w:color w:val="1F2937"/>
+                <w:sz w:val="16"/>
+              </w:rPr>
+              <w:t>REQ-FUNC-032~033; REQ-COM-021; REQ-IF-004, REQ-IF-006~007, REQ-IF-014; REQ-PERF-002~003; REQ-REL-005; REQ-RES-003</w:t>
             </w:r>
           </w:p>
         </w:tc>
@@ -15510,6 +15997,7 @@
           </w:tcPr>
           <w:p>
             <w:pPr>
+              <w:keepNext/>
               <w:spacing w:after="0" w:line="240" w:lineRule="auto"/>
             </w:pPr>
             <w:r>
@@ -15535,6 +16023,7 @@
           </w:tcPr>
           <w:p>
             <w:pPr>
+              <w:keepNext/>
               <w:spacing w:after="0" w:line="240" w:lineRule="auto"/>
             </w:pPr>
             <w:r>
@@ -15565,6 +16054,7 @@
           </w:tcPr>
           <w:p>
             <w:pPr>
+              <w:keepNext/>
               <w:spacing w:after="0" w:line="240" w:lineRule="auto"/>
             </w:pPr>
             <w:r>
@@ -15590,6 +16080,7 @@
           </w:tcPr>
           <w:p>
             <w:pPr>
+              <w:keepNext/>
               <w:spacing w:after="0" w:line="240" w:lineRule="auto"/>
             </w:pPr>
             <w:r>
@@ -15620,6 +16111,7 @@
           </w:tcPr>
           <w:p>
             <w:pPr>
+              <w:keepNext/>
               <w:spacing w:after="0" w:line="240" w:lineRule="auto"/>
             </w:pPr>
             <w:r>
@@ -15645,6 +16137,7 @@
           </w:tcPr>
           <w:p>
             <w:pPr>
+              <w:keepNext/>
               <w:spacing w:after="0" w:line="240" w:lineRule="auto"/>
             </w:pPr>
             <w:r>
@@ -15675,6 +16168,7 @@
           </w:tcPr>
           <w:p>
             <w:pPr>
+              <w:keepNext/>
               <w:spacing w:after="0" w:line="240" w:lineRule="auto"/>
             </w:pPr>
             <w:r>
@@ -15700,6 +16194,7 @@
           </w:tcPr>
           <w:p>
             <w:pPr>
+              <w:keepNext/>
               <w:spacing w:after="0" w:line="240" w:lineRule="auto"/>
             </w:pPr>
             <w:r>
@@ -15736,6 +16231,7 @@
           </w:tcPr>
           <w:p>
             <w:pPr>
+              <w:keepNext/>
               <w:spacing w:after="0" w:line="240" w:lineRule="auto"/>
             </w:pPr>
             <w:r>
@@ -15761,6 +16257,7 @@
           </w:tcPr>
           <w:p>
             <w:pPr>
+              <w:keepNext/>
               <w:spacing w:after="0" w:line="240" w:lineRule="auto"/>
             </w:pPr>
             <w:r>
@@ -15890,6 +16387,7 @@
           </w:tcPr>
           <w:p>
             <w:pPr>
+              <w:keepNext/>
               <w:jc w:val="center"/>
             </w:pPr>
             <w:r>
@@ -15917,6 +16415,7 @@
           </w:tcPr>
           <w:p>
             <w:pPr>
+              <w:keepNext/>
               <w:jc w:val="center"/>
             </w:pPr>
             <w:r>
@@ -15948,6 +16447,7 @@
           </w:tcPr>
           <w:p>
             <w:pPr>
+              <w:keepNext/>
               <w:spacing w:after="0" w:line="240" w:lineRule="auto"/>
             </w:pPr>
             <w:r>
@@ -15973,15 +16473,16 @@
           </w:tcPr>
           <w:p>
             <w:pPr>
-              <w:spacing w:after="0" w:line="240" w:lineRule="auto"/>
-            </w:pPr>
-            <w:r>
-              <w:rPr>
-                <w:rFonts w:ascii="Malgun Gothic" w:hAnsi="Malgun Gothic" w:eastAsia="Malgun Gothic"/>
-                <w:color w:val="1F2937"/>
-                <w:sz w:val="16"/>
-              </w:rPr>
-              <w:t>REQ-FUNC-018,REQ-FUNC-034~035,REQ-FUNC-039; REQ-IF-014</w:t>
+              <w:keepNext/>
+              <w:spacing w:after="0" w:line="240" w:lineRule="auto"/>
+            </w:pPr>
+            <w:r>
+              <w:rPr>
+                <w:rFonts w:ascii="Malgun Gothic" w:hAnsi="Malgun Gothic" w:eastAsia="Malgun Gothic"/>
+                <w:color w:val="1F2937"/>
+                <w:sz w:val="16"/>
+              </w:rPr>
+              <w:t>REQ-FUNC-018, REQ-FUNC-034~035, REQ-FUNC-039; REQ-COM-021; REQ-IF-004, REQ-IF-006~007, REQ-IF-014; REQ-PERF-002~003; REQ-REL-002, REQ-REL-004~006; REQ-RES-003~004</w:t>
             </w:r>
           </w:p>
         </w:tc>
@@ -16003,6 +16504,7 @@
           </w:tcPr>
           <w:p>
             <w:pPr>
+              <w:keepNext/>
               <w:spacing w:after="0" w:line="240" w:lineRule="auto"/>
             </w:pPr>
             <w:r>
@@ -16028,6 +16530,7 @@
           </w:tcPr>
           <w:p>
             <w:pPr>
+              <w:keepNext/>
               <w:spacing w:after="0" w:line="240" w:lineRule="auto"/>
             </w:pPr>
             <w:r>
@@ -16058,6 +16561,7 @@
           </w:tcPr>
           <w:p>
             <w:pPr>
+              <w:keepNext/>
               <w:spacing w:after="0" w:line="240" w:lineRule="auto"/>
             </w:pPr>
             <w:r>
@@ -16083,6 +16587,7 @@
           </w:tcPr>
           <w:p>
             <w:pPr>
+              <w:keepNext/>
               <w:spacing w:after="0" w:line="240" w:lineRule="auto"/>
             </w:pPr>
             <w:r>
@@ -16113,6 +16618,7 @@
           </w:tcPr>
           <w:p>
             <w:pPr>
+              <w:keepNext/>
               <w:spacing w:after="0" w:line="240" w:lineRule="auto"/>
             </w:pPr>
             <w:r>
@@ -16138,6 +16644,7 @@
           </w:tcPr>
           <w:p>
             <w:pPr>
+              <w:keepNext/>
               <w:spacing w:after="0" w:line="240" w:lineRule="auto"/>
             </w:pPr>
             <w:r>
@@ -16168,6 +16675,7 @@
           </w:tcPr>
           <w:p>
             <w:pPr>
+              <w:keepNext/>
               <w:spacing w:after="0" w:line="240" w:lineRule="auto"/>
             </w:pPr>
             <w:r>
@@ -16193,6 +16701,7 @@
           </w:tcPr>
           <w:p>
             <w:pPr>
+              <w:keepNext/>
               <w:spacing w:after="0" w:line="240" w:lineRule="auto"/>
             </w:pPr>
             <w:r>
@@ -16229,6 +16738,7 @@
           </w:tcPr>
           <w:p>
             <w:pPr>
+              <w:keepNext/>
               <w:spacing w:after="0" w:line="240" w:lineRule="auto"/>
             </w:pPr>
             <w:r>
@@ -16254,6 +16764,7 @@
           </w:tcPr>
           <w:p>
             <w:pPr>
+              <w:keepNext/>
               <w:spacing w:after="0" w:line="240" w:lineRule="auto"/>
             </w:pPr>
             <w:r>
@@ -16383,6 +16894,7 @@
           </w:tcPr>
           <w:p>
             <w:pPr>
+              <w:keepNext/>
               <w:jc w:val="center"/>
             </w:pPr>
             <w:r>
@@ -16410,6 +16922,7 @@
           </w:tcPr>
           <w:p>
             <w:pPr>
+              <w:keepNext/>
               <w:jc w:val="center"/>
             </w:pPr>
             <w:r>
@@ -16441,6 +16954,7 @@
           </w:tcPr>
           <w:p>
             <w:pPr>
+              <w:keepNext/>
               <w:spacing w:after="0" w:line="240" w:lineRule="auto"/>
             </w:pPr>
             <w:r>
@@ -16466,6 +16980,7 @@
           </w:tcPr>
           <w:p>
             <w:pPr>
+              <w:keepNext/>
               <w:spacing w:after="0" w:line="240" w:lineRule="auto"/>
             </w:pPr>
             <w:r>
@@ -16496,6 +17011,7 @@
           </w:tcPr>
           <w:p>
             <w:pPr>
+              <w:keepNext/>
               <w:spacing w:after="0" w:line="240" w:lineRule="auto"/>
             </w:pPr>
             <w:r>
@@ -16521,6 +17037,7 @@
           </w:tcPr>
           <w:p>
             <w:pPr>
+              <w:keepNext/>
               <w:spacing w:after="0" w:line="240" w:lineRule="auto"/>
             </w:pPr>
             <w:r>
@@ -16551,6 +17068,7 @@
           </w:tcPr>
           <w:p>
             <w:pPr>
+              <w:keepNext/>
               <w:spacing w:after="0" w:line="240" w:lineRule="auto"/>
             </w:pPr>
             <w:r>
@@ -16576,6 +17094,7 @@
           </w:tcPr>
           <w:p>
             <w:pPr>
+              <w:keepNext/>
               <w:spacing w:after="0" w:line="240" w:lineRule="auto"/>
             </w:pPr>
             <w:r>
@@ -16606,6 +17125,7 @@
           </w:tcPr>
           <w:p>
             <w:pPr>
+              <w:keepNext/>
               <w:spacing w:after="0" w:line="240" w:lineRule="auto"/>
             </w:pPr>
             <w:r>
@@ -16631,6 +17151,7 @@
           </w:tcPr>
           <w:p>
             <w:pPr>
+              <w:keepNext/>
               <w:spacing w:after="0" w:line="240" w:lineRule="auto"/>
             </w:pPr>
             <w:r>
@@ -16661,6 +17182,7 @@
           </w:tcPr>
           <w:p>
             <w:pPr>
+              <w:keepNext/>
               <w:spacing w:after="0" w:line="240" w:lineRule="auto"/>
             </w:pPr>
             <w:r>
@@ -16686,6 +17208,7 @@
           </w:tcPr>
           <w:p>
             <w:pPr>
+              <w:keepNext/>
               <w:spacing w:after="0" w:line="240" w:lineRule="auto"/>
             </w:pPr>
             <w:r>
@@ -16722,6 +17245,7 @@
           </w:tcPr>
           <w:p>
             <w:pPr>
+              <w:keepNext/>
               <w:spacing w:after="0" w:line="240" w:lineRule="auto"/>
             </w:pPr>
             <w:r>
@@ -16747,6 +17271,7 @@
           </w:tcPr>
           <w:p>
             <w:pPr>
+              <w:keepNext/>
               <w:spacing w:after="0" w:line="240" w:lineRule="auto"/>
             </w:pPr>
             <w:r>
@@ -16876,6 +17401,7 @@
           </w:tcPr>
           <w:p>
             <w:pPr>
+              <w:keepNext/>
               <w:jc w:val="center"/>
             </w:pPr>
             <w:r>
@@ -16903,6 +17429,7 @@
           </w:tcPr>
           <w:p>
             <w:pPr>
+              <w:keepNext/>
               <w:jc w:val="center"/>
             </w:pPr>
             <w:r>
@@ -16934,6 +17461,7 @@
           </w:tcPr>
           <w:p>
             <w:pPr>
+              <w:keepNext/>
               <w:spacing w:after="0" w:line="240" w:lineRule="auto"/>
             </w:pPr>
             <w:r>
@@ -16959,15 +17487,16 @@
           </w:tcPr>
           <w:p>
             <w:pPr>
-              <w:spacing w:after="0" w:line="240" w:lineRule="auto"/>
-            </w:pPr>
-            <w:r>
-              <w:rPr>
-                <w:rFonts w:ascii="Malgun Gothic" w:hAnsi="Malgun Gothic" w:eastAsia="Malgun Gothic"/>
-                <w:color w:val="1F2937"/>
-                <w:sz w:val="16"/>
-              </w:rPr>
-              <w:t>REQ-FUNC-036~038; REQ-PERF-002,REQ-PERF-004; REQ-DIAG-003</w:t>
+              <w:keepNext/>
+              <w:spacing w:after="0" w:line="240" w:lineRule="auto"/>
+            </w:pPr>
+            <w:r>
+              <w:rPr>
+                <w:rFonts w:ascii="Malgun Gothic" w:hAnsi="Malgun Gothic" w:eastAsia="Malgun Gothic"/>
+                <w:color w:val="1F2937"/>
+                <w:sz w:val="16"/>
+              </w:rPr>
+              <w:t>REQ-FUNC-033, REQ-FUNC-036~038; REQ-PERF-002, REQ-PERF-004; REQ-REL-006; REQ-DIAG-003</w:t>
             </w:r>
           </w:p>
         </w:tc>
@@ -16989,6 +17518,7 @@
           </w:tcPr>
           <w:p>
             <w:pPr>
+              <w:keepNext/>
               <w:spacing w:after="0" w:line="240" w:lineRule="auto"/>
             </w:pPr>
             <w:r>
@@ -17014,6 +17544,7 @@
           </w:tcPr>
           <w:p>
             <w:pPr>
+              <w:keepNext/>
               <w:spacing w:after="0" w:line="240" w:lineRule="auto"/>
             </w:pPr>
             <w:r>
@@ -17044,6 +17575,7 @@
           </w:tcPr>
           <w:p>
             <w:pPr>
+              <w:keepNext/>
               <w:spacing w:after="0" w:line="240" w:lineRule="auto"/>
             </w:pPr>
             <w:r>
@@ -17069,6 +17601,7 @@
           </w:tcPr>
           <w:p>
             <w:pPr>
+              <w:keepNext/>
               <w:spacing w:after="0" w:line="240" w:lineRule="auto"/>
             </w:pPr>
             <w:r>
@@ -17099,6 +17632,7 @@
           </w:tcPr>
           <w:p>
             <w:pPr>
+              <w:keepNext/>
               <w:spacing w:after="0" w:line="240" w:lineRule="auto"/>
             </w:pPr>
             <w:r>
@@ -17124,6 +17658,7 @@
           </w:tcPr>
           <w:p>
             <w:pPr>
+              <w:keepNext/>
               <w:spacing w:after="0" w:line="240" w:lineRule="auto"/>
             </w:pPr>
             <w:r>
@@ -17154,6 +17689,7 @@
           </w:tcPr>
           <w:p>
             <w:pPr>
+              <w:keepNext/>
               <w:spacing w:after="0" w:line="240" w:lineRule="auto"/>
             </w:pPr>
             <w:r>
@@ -17179,6 +17715,7 @@
           </w:tcPr>
           <w:p>
             <w:pPr>
+              <w:keepNext/>
               <w:spacing w:after="0" w:line="240" w:lineRule="auto"/>
             </w:pPr>
             <w:r>
@@ -17217,6 +17754,7 @@
           </w:tcPr>
           <w:p>
             <w:pPr>
+              <w:keepNext/>
               <w:spacing w:after="0" w:line="240" w:lineRule="auto"/>
             </w:pPr>
             <w:r>
@@ -17242,6 +17780,7 @@
           </w:tcPr>
           <w:p>
             <w:pPr>
+              <w:keepNext/>
               <w:spacing w:after="0" w:line="240" w:lineRule="auto"/>
             </w:pPr>
             <w:r>
@@ -17379,6 +17918,7 @@
           </w:tcPr>
           <w:p>
             <w:pPr>
+              <w:keepNext/>
               <w:jc w:val="center"/>
             </w:pPr>
             <w:r>
@@ -17406,6 +17946,7 @@
           </w:tcPr>
           <w:p>
             <w:pPr>
+              <w:keepNext/>
               <w:jc w:val="center"/>
             </w:pPr>
             <w:r>
@@ -17437,6 +17978,7 @@
           </w:tcPr>
           <w:p>
             <w:pPr>
+              <w:keepNext/>
               <w:spacing w:after="0" w:line="240" w:lineRule="auto"/>
             </w:pPr>
             <w:r>
@@ -17462,15 +18004,16 @@
           </w:tcPr>
           <w:p>
             <w:pPr>
-              <w:spacing w:after="0" w:line="240" w:lineRule="auto"/>
-            </w:pPr>
-            <w:r>
-              <w:rPr>
-                <w:rFonts w:ascii="Malgun Gothic" w:hAnsi="Malgun Gothic" w:eastAsia="Malgun Gothic"/>
-                <w:color w:val="1F2937"/>
-                <w:sz w:val="16"/>
-              </w:rPr>
-              <w:t>REQ-FUNC-041,REQ-FUNC-043</w:t>
+              <w:keepNext/>
+              <w:spacing w:after="0" w:line="240" w:lineRule="auto"/>
+            </w:pPr>
+            <w:r>
+              <w:rPr>
+                <w:rFonts w:ascii="Malgun Gothic" w:hAnsi="Malgun Gothic" w:eastAsia="Malgun Gothic"/>
+                <w:color w:val="1F2937"/>
+                <w:sz w:val="16"/>
+              </w:rPr>
+              <w:t>REQ-FUNC-040~041, REQ-FUNC-043</w:t>
             </w:r>
           </w:p>
         </w:tc>
@@ -17492,6 +18035,7 @@
           </w:tcPr>
           <w:p>
             <w:pPr>
+              <w:keepNext/>
               <w:spacing w:after="0" w:line="240" w:lineRule="auto"/>
             </w:pPr>
             <w:r>
@@ -17517,6 +18061,7 @@
           </w:tcPr>
           <w:p>
             <w:pPr>
+              <w:keepNext/>
               <w:spacing w:after="0" w:line="240" w:lineRule="auto"/>
             </w:pPr>
             <w:r>
@@ -17547,6 +18092,7 @@
           </w:tcPr>
           <w:p>
             <w:pPr>
+              <w:keepNext/>
               <w:spacing w:after="0" w:line="240" w:lineRule="auto"/>
             </w:pPr>
             <w:r>
@@ -17572,6 +18118,7 @@
           </w:tcPr>
           <w:p>
             <w:pPr>
+              <w:keepNext/>
               <w:spacing w:after="0" w:line="240" w:lineRule="auto"/>
             </w:pPr>
             <w:r>
@@ -17602,6 +18149,7 @@
           </w:tcPr>
           <w:p>
             <w:pPr>
+              <w:keepNext/>
               <w:spacing w:after="0" w:line="240" w:lineRule="auto"/>
             </w:pPr>
             <w:r>
@@ -17627,6 +18175,7 @@
           </w:tcPr>
           <w:p>
             <w:pPr>
+              <w:keepNext/>
               <w:spacing w:after="0" w:line="240" w:lineRule="auto"/>
             </w:pPr>
             <w:r>
@@ -17657,6 +18206,7 @@
           </w:tcPr>
           <w:p>
             <w:pPr>
+              <w:keepNext/>
               <w:spacing w:after="0" w:line="240" w:lineRule="auto"/>
             </w:pPr>
             <w:r>
@@ -17682,6 +18232,7 @@
           </w:tcPr>
           <w:p>
             <w:pPr>
+              <w:keepNext/>
               <w:spacing w:after="0" w:line="240" w:lineRule="auto"/>
             </w:pPr>
             <w:r>
@@ -17718,6 +18269,7 @@
           </w:tcPr>
           <w:p>
             <w:pPr>
+              <w:keepNext/>
               <w:spacing w:after="0" w:line="240" w:lineRule="auto"/>
             </w:pPr>
             <w:r>
@@ -17743,6 +18295,7 @@
           </w:tcPr>
           <w:p>
             <w:pPr>
+              <w:keepNext/>
               <w:spacing w:after="0" w:line="240" w:lineRule="auto"/>
             </w:pPr>
             <w:r>
@@ -17872,6 +18425,7 @@
           </w:tcPr>
           <w:p>
             <w:pPr>
+              <w:keepNext/>
               <w:jc w:val="center"/>
             </w:pPr>
             <w:r>
@@ -17899,6 +18453,7 @@
           </w:tcPr>
           <w:p>
             <w:pPr>
+              <w:keepNext/>
               <w:jc w:val="center"/>
             </w:pPr>
             <w:r>
@@ -17930,6 +18485,7 @@
           </w:tcPr>
           <w:p>
             <w:pPr>
+              <w:keepNext/>
               <w:spacing w:after="0" w:line="240" w:lineRule="auto"/>
             </w:pPr>
             <w:r>
@@ -17955,15 +18511,16 @@
           </w:tcPr>
           <w:p>
             <w:pPr>
-              <w:spacing w:after="0" w:line="240" w:lineRule="auto"/>
-            </w:pPr>
-            <w:r>
-              <w:rPr>
-                <w:rFonts w:ascii="Malgun Gothic" w:hAnsi="Malgun Gothic" w:eastAsia="Malgun Gothic"/>
-                <w:color w:val="1F2937"/>
-                <w:sz w:val="16"/>
-              </w:rPr>
-              <w:t>REQ-FUNC-042</w:t>
+              <w:keepNext/>
+              <w:spacing w:after="0" w:line="240" w:lineRule="auto"/>
+            </w:pPr>
+            <w:r>
+              <w:rPr>
+                <w:rFonts w:ascii="Malgun Gothic" w:hAnsi="Malgun Gothic" w:eastAsia="Malgun Gothic"/>
+                <w:color w:val="1F2937"/>
+                <w:sz w:val="16"/>
+              </w:rPr>
+              <w:t>REQ-FUNC-040, REQ-FUNC-042</w:t>
             </w:r>
           </w:p>
         </w:tc>
@@ -17985,6 +18542,7 @@
           </w:tcPr>
           <w:p>
             <w:pPr>
+              <w:keepNext/>
               <w:spacing w:after="0" w:line="240" w:lineRule="auto"/>
             </w:pPr>
             <w:r>
@@ -18010,6 +18568,7 @@
           </w:tcPr>
           <w:p>
             <w:pPr>
+              <w:keepNext/>
               <w:spacing w:after="0" w:line="240" w:lineRule="auto"/>
             </w:pPr>
             <w:r>
@@ -18040,6 +18599,7 @@
           </w:tcPr>
           <w:p>
             <w:pPr>
+              <w:keepNext/>
               <w:spacing w:after="0" w:line="240" w:lineRule="auto"/>
             </w:pPr>
             <w:r>
@@ -18065,6 +18625,7 @@
           </w:tcPr>
           <w:p>
             <w:pPr>
+              <w:keepNext/>
               <w:spacing w:after="0" w:line="240" w:lineRule="auto"/>
             </w:pPr>
             <w:r>
@@ -18095,6 +18656,7 @@
           </w:tcPr>
           <w:p>
             <w:pPr>
+              <w:keepNext/>
               <w:spacing w:after="0" w:line="240" w:lineRule="auto"/>
             </w:pPr>
             <w:r>
@@ -18120,6 +18682,7 @@
           </w:tcPr>
           <w:p>
             <w:pPr>
+              <w:keepNext/>
               <w:spacing w:after="0" w:line="240" w:lineRule="auto"/>
             </w:pPr>
             <w:r>
@@ -18150,6 +18713,7 @@
           </w:tcPr>
           <w:p>
             <w:pPr>
+              <w:keepNext/>
               <w:spacing w:after="0" w:line="240" w:lineRule="auto"/>
             </w:pPr>
             <w:r>
@@ -18175,6 +18739,7 @@
           </w:tcPr>
           <w:p>
             <w:pPr>
+              <w:keepNext/>
               <w:spacing w:after="0" w:line="240" w:lineRule="auto"/>
             </w:pPr>
             <w:r>
@@ -18211,6 +18776,7 @@
           </w:tcPr>
           <w:p>
             <w:pPr>
+              <w:keepNext/>
               <w:spacing w:after="0" w:line="240" w:lineRule="auto"/>
             </w:pPr>
             <w:r>
@@ -18236,6 +18802,7 @@
           </w:tcPr>
           <w:p>
             <w:pPr>
+              <w:keepNext/>
               <w:spacing w:after="0" w:line="240" w:lineRule="auto"/>
             </w:pPr>
             <w:r>
@@ -18365,6 +18932,7 @@
           </w:tcPr>
           <w:p>
             <w:pPr>
+              <w:keepNext/>
               <w:jc w:val="center"/>
             </w:pPr>
             <w:r>
@@ -18392,6 +18960,7 @@
           </w:tcPr>
           <w:p>
             <w:pPr>
+              <w:keepNext/>
               <w:jc w:val="center"/>
             </w:pPr>
             <w:r>
@@ -18423,6 +18992,7 @@
           </w:tcPr>
           <w:p>
             <w:pPr>
+              <w:keepNext/>
               <w:spacing w:after="0" w:line="240" w:lineRule="auto"/>
             </w:pPr>
             <w:r>
@@ -18448,15 +19018,16 @@
           </w:tcPr>
           <w:p>
             <w:pPr>
-              <w:spacing w:after="0" w:line="240" w:lineRule="auto"/>
-            </w:pPr>
-            <w:r>
-              <w:rPr>
-                <w:rFonts w:ascii="Malgun Gothic" w:hAnsi="Malgun Gothic" w:eastAsia="Malgun Gothic"/>
-                <w:color w:val="1F2937"/>
-                <w:sz w:val="16"/>
-              </w:rPr>
-              <w:t>REQ-FUNC-044</w:t>
+              <w:keepNext/>
+              <w:spacing w:after="0" w:line="240" w:lineRule="auto"/>
+            </w:pPr>
+            <w:r>
+              <w:rPr>
+                <w:rFonts w:ascii="Malgun Gothic" w:hAnsi="Malgun Gothic" w:eastAsia="Malgun Gothic"/>
+                <w:color w:val="1F2937"/>
+                <w:sz w:val="16"/>
+              </w:rPr>
+              <w:t>REQ-FUNC-040, REQ-FUNC-044</w:t>
             </w:r>
           </w:p>
         </w:tc>
@@ -18478,6 +19049,7 @@
           </w:tcPr>
           <w:p>
             <w:pPr>
+              <w:keepNext/>
               <w:spacing w:after="0" w:line="240" w:lineRule="auto"/>
             </w:pPr>
             <w:r>
@@ -18503,6 +19075,7 @@
           </w:tcPr>
           <w:p>
             <w:pPr>
+              <w:keepNext/>
               <w:spacing w:after="0" w:line="240" w:lineRule="auto"/>
             </w:pPr>
             <w:r>
@@ -18533,6 +19106,7 @@
           </w:tcPr>
           <w:p>
             <w:pPr>
+              <w:keepNext/>
               <w:spacing w:after="0" w:line="240" w:lineRule="auto"/>
             </w:pPr>
             <w:r>
@@ -18558,6 +19132,7 @@
           </w:tcPr>
           <w:p>
             <w:pPr>
+              <w:keepNext/>
               <w:spacing w:after="0" w:line="240" w:lineRule="auto"/>
             </w:pPr>
             <w:r>
@@ -18588,6 +19163,7 @@
           </w:tcPr>
           <w:p>
             <w:pPr>
+              <w:keepNext/>
               <w:spacing w:after="0" w:line="240" w:lineRule="auto"/>
             </w:pPr>
             <w:r>
@@ -18613,6 +19189,7 @@
           </w:tcPr>
           <w:p>
             <w:pPr>
+              <w:keepNext/>
               <w:spacing w:after="0" w:line="240" w:lineRule="auto"/>
             </w:pPr>
             <w:r>
@@ -18643,6 +19220,7 @@
           </w:tcPr>
           <w:p>
             <w:pPr>
+              <w:keepNext/>
               <w:spacing w:after="0" w:line="240" w:lineRule="auto"/>
             </w:pPr>
             <w:r>
@@ -18668,6 +19246,7 @@
           </w:tcPr>
           <w:p>
             <w:pPr>
+              <w:keepNext/>
               <w:spacing w:after="0" w:line="240" w:lineRule="auto"/>
             </w:pPr>
             <w:r>
@@ -18702,6 +19281,7 @@
           </w:tcPr>
           <w:p>
             <w:pPr>
+              <w:keepNext/>
               <w:spacing w:after="0" w:line="240" w:lineRule="auto"/>
             </w:pPr>
             <w:r>
@@ -18727,6 +19307,7 @@
           </w:tcPr>
           <w:p>
             <w:pPr>
+              <w:keepNext/>
               <w:spacing w:after="0" w:line="240" w:lineRule="auto"/>
             </w:pPr>
             <w:r>
@@ -18923,6 +19504,7 @@
           </w:tcPr>
           <w:p>
             <w:pPr>
+              <w:keepNext/>
               <w:jc w:val="center"/>
             </w:pPr>
             <w:r>
@@ -18950,6 +19532,7 @@
           </w:tcPr>
           <w:p>
             <w:pPr>
+              <w:keepNext/>
               <w:jc w:val="center"/>
             </w:pPr>
             <w:r>
@@ -18981,6 +19564,7 @@
           </w:tcPr>
           <w:p>
             <w:pPr>
+              <w:keepNext/>
               <w:spacing w:after="0" w:line="240" w:lineRule="auto"/>
             </w:pPr>
             <w:r>
@@ -19006,15 +19590,16 @@
           </w:tcPr>
           <w:p>
             <w:pPr>
-              <w:spacing w:after="0" w:line="240" w:lineRule="auto"/>
-            </w:pPr>
-            <w:r>
-              <w:rPr>
-                <w:rFonts w:ascii="Malgun Gothic" w:hAnsi="Malgun Gothic" w:eastAsia="Malgun Gothic"/>
-                <w:color w:val="1F2937"/>
-                <w:sz w:val="16"/>
-              </w:rPr>
-              <w:t>REQ-ERR-004~006; REQ-DIAG-001,REQ-DIAG-004; REQ-IF-009~010</w:t>
+              <w:keepNext/>
+              <w:spacing w:after="0" w:line="240" w:lineRule="auto"/>
+            </w:pPr>
+            <w:r>
+              <w:rPr>
+                <w:rFonts w:ascii="Malgun Gothic" w:hAnsi="Malgun Gothic" w:eastAsia="Malgun Gothic"/>
+                <w:color w:val="1F2937"/>
+                <w:sz w:val="16"/>
+              </w:rPr>
+              <w:t>REQ-IF-004~005, REQ-IF-009~010; REQ-ERR-004~006; REQ-DIAG-001; REQ-COMP-006; REQ-SEC-003</w:t>
             </w:r>
           </w:p>
         </w:tc>
@@ -19036,6 +19621,7 @@
           </w:tcPr>
           <w:p>
             <w:pPr>
+              <w:keepNext/>
               <w:spacing w:after="0" w:line="240" w:lineRule="auto"/>
             </w:pPr>
             <w:r>
@@ -19061,6 +19647,7 @@
           </w:tcPr>
           <w:p>
             <w:pPr>
+              <w:keepNext/>
               <w:spacing w:after="0" w:line="240" w:lineRule="auto"/>
             </w:pPr>
             <w:r>
@@ -19091,6 +19678,7 @@
           </w:tcPr>
           <w:p>
             <w:pPr>
+              <w:keepNext/>
               <w:spacing w:after="0" w:line="240" w:lineRule="auto"/>
             </w:pPr>
             <w:r>
@@ -19116,6 +19704,7 @@
           </w:tcPr>
           <w:p>
             <w:pPr>
+              <w:keepNext/>
               <w:spacing w:after="0" w:line="240" w:lineRule="auto"/>
             </w:pPr>
             <w:r>
@@ -19146,6 +19735,7 @@
           </w:tcPr>
           <w:p>
             <w:pPr>
+              <w:keepNext/>
               <w:spacing w:after="0" w:line="240" w:lineRule="auto"/>
             </w:pPr>
             <w:r>
@@ -19171,6 +19761,7 @@
           </w:tcPr>
           <w:p>
             <w:pPr>
+              <w:keepNext/>
               <w:spacing w:after="0" w:line="240" w:lineRule="auto"/>
             </w:pPr>
             <w:r>
@@ -19201,6 +19792,7 @@
           </w:tcPr>
           <w:p>
             <w:pPr>
+              <w:keepNext/>
               <w:spacing w:after="0" w:line="240" w:lineRule="auto"/>
             </w:pPr>
             <w:r>
@@ -19226,6 +19818,7 @@
           </w:tcPr>
           <w:p>
             <w:pPr>
+              <w:keepNext/>
               <w:spacing w:after="0" w:line="240" w:lineRule="auto"/>
             </w:pPr>
             <w:r>
@@ -19260,6 +19853,7 @@
           </w:tcPr>
           <w:p>
             <w:pPr>
+              <w:keepNext/>
               <w:spacing w:after="0" w:line="240" w:lineRule="auto"/>
             </w:pPr>
             <w:r>
@@ -19285,6 +19879,7 @@
           </w:tcPr>
           <w:p>
             <w:pPr>
+              <w:keepNext/>
               <w:spacing w:after="0" w:line="240" w:lineRule="auto"/>
             </w:pPr>
             <w:r>
@@ -19414,6 +20009,7 @@
           </w:tcPr>
           <w:p>
             <w:pPr>
+              <w:keepNext/>
               <w:jc w:val="center"/>
             </w:pPr>
             <w:r>
@@ -19441,6 +20037,7 @@
           </w:tcPr>
           <w:p>
             <w:pPr>
+              <w:keepNext/>
               <w:jc w:val="center"/>
             </w:pPr>
             <w:r>
@@ -19472,6 +20069,7 @@
           </w:tcPr>
           <w:p>
             <w:pPr>
+              <w:keepNext/>
               <w:spacing w:after="0" w:line="240" w:lineRule="auto"/>
             </w:pPr>
             <w:r>
@@ -19497,15 +20095,16 @@
           </w:tcPr>
           <w:p>
             <w:pPr>
-              <w:spacing w:after="0" w:line="240" w:lineRule="auto"/>
-            </w:pPr>
-            <w:r>
-              <w:rPr>
-                <w:rFonts w:ascii="Malgun Gothic" w:hAnsi="Malgun Gothic" w:eastAsia="Malgun Gothic"/>
-                <w:color w:val="1F2937"/>
-                <w:sz w:val="16"/>
-              </w:rPr>
-              <w:t>REQ-ERR-006~008; REQ-DIAG-002~005; REQ-RES-003~004</w:t>
+              <w:keepNext/>
+              <w:spacing w:after="0" w:line="240" w:lineRule="auto"/>
+            </w:pPr>
+            <w:r>
+              <w:rPr>
+                <w:rFonts w:ascii="Malgun Gothic" w:hAnsi="Malgun Gothic" w:eastAsia="Malgun Gothic"/>
+                <w:color w:val="1F2937"/>
+                <w:sz w:val="16"/>
+              </w:rPr>
+              <w:t>REQ-FUNC-035; REQ-IF-004, REQ-IF-009, REQ-IF-011; REQ-ERR-001, REQ-ERR-004~007; REQ-REL-002, REQ-REL-004; REQ-RES-003~004; REQ-DIAG-002~005; REQ-COMP-006</w:t>
             </w:r>
           </w:p>
         </w:tc>
@@ -19527,6 +20126,7 @@
           </w:tcPr>
           <w:p>
             <w:pPr>
+              <w:keepNext/>
               <w:spacing w:after="0" w:line="240" w:lineRule="auto"/>
             </w:pPr>
             <w:r>
@@ -19552,6 +20152,7 @@
           </w:tcPr>
           <w:p>
             <w:pPr>
+              <w:keepNext/>
               <w:spacing w:after="0" w:line="240" w:lineRule="auto"/>
             </w:pPr>
             <w:r>
@@ -19582,6 +20183,7 @@
           </w:tcPr>
           <w:p>
             <w:pPr>
+              <w:keepNext/>
               <w:spacing w:after="0" w:line="240" w:lineRule="auto"/>
             </w:pPr>
             <w:r>
@@ -19607,6 +20209,7 @@
           </w:tcPr>
           <w:p>
             <w:pPr>
+              <w:keepNext/>
               <w:spacing w:after="0" w:line="240" w:lineRule="auto"/>
             </w:pPr>
             <w:r>
@@ -19637,6 +20240,7 @@
           </w:tcPr>
           <w:p>
             <w:pPr>
+              <w:keepNext/>
               <w:spacing w:after="0" w:line="240" w:lineRule="auto"/>
             </w:pPr>
             <w:r>
@@ -19662,6 +20266,7 @@
           </w:tcPr>
           <w:p>
             <w:pPr>
+              <w:keepNext/>
               <w:spacing w:after="0" w:line="240" w:lineRule="auto"/>
             </w:pPr>
             <w:r>
@@ -19692,6 +20297,7 @@
           </w:tcPr>
           <w:p>
             <w:pPr>
+              <w:keepNext/>
               <w:spacing w:after="0" w:line="240" w:lineRule="auto"/>
             </w:pPr>
             <w:r>
@@ -19717,6 +20323,7 @@
           </w:tcPr>
           <w:p>
             <w:pPr>
+              <w:keepNext/>
               <w:spacing w:after="0" w:line="240" w:lineRule="auto"/>
             </w:pPr>
             <w:r>
@@ -19753,6 +20360,7 @@
           </w:tcPr>
           <w:p>
             <w:pPr>
+              <w:keepNext/>
               <w:spacing w:after="0" w:line="240" w:lineRule="auto"/>
             </w:pPr>
             <w:r>
@@ -19778,6 +20386,7 @@
           </w:tcPr>
           <w:p>
             <w:pPr>
+              <w:keepNext/>
               <w:spacing w:after="0" w:line="240" w:lineRule="auto"/>
             </w:pPr>
             <w:r>
@@ -19969,6 +20578,7 @@
           </w:tcPr>
           <w:p>
             <w:pPr>
+              <w:keepNext/>
               <w:jc w:val="center"/>
             </w:pPr>
             <w:r>
@@ -19996,6 +20606,7 @@
           </w:tcPr>
           <w:p>
             <w:pPr>
+              <w:keepNext/>
               <w:jc w:val="center"/>
             </w:pPr>
             <w:r>
@@ -20027,6 +20638,7 @@
           </w:tcPr>
           <w:p>
             <w:pPr>
+              <w:keepNext/>
               <w:spacing w:after="0" w:line="240" w:lineRule="auto"/>
             </w:pPr>
             <w:r>
@@ -20052,15 +20664,16 @@
           </w:tcPr>
           <w:p>
             <w:pPr>
-              <w:spacing w:after="0" w:line="240" w:lineRule="auto"/>
-            </w:pPr>
-            <w:r>
-              <w:rPr>
-                <w:rFonts w:ascii="Malgun Gothic" w:hAnsi="Malgun Gothic" w:eastAsia="Malgun Gothic"/>
-                <w:color w:val="1F2937"/>
-                <w:sz w:val="16"/>
-              </w:rPr>
-              <w:t>REQ-FUNC-008; REQ-PERF-006; REQ-RES-002</w:t>
+              <w:keepNext/>
+              <w:spacing w:after="0" w:line="240" w:lineRule="auto"/>
+            </w:pPr>
+            <w:r>
+              <w:rPr>
+                <w:rFonts w:ascii="Malgun Gothic" w:hAnsi="Malgun Gothic" w:eastAsia="Malgun Gothic"/>
+                <w:color w:val="1F2937"/>
+                <w:sz w:val="16"/>
+              </w:rPr>
+              <w:t>REQ-FUNC-008; REQ-PERF-006; REQ-REL-003; REQ-RES-002</w:t>
             </w:r>
           </w:p>
         </w:tc>
@@ -20082,6 +20695,7 @@
           </w:tcPr>
           <w:p>
             <w:pPr>
+              <w:keepNext/>
               <w:spacing w:after="0" w:line="240" w:lineRule="auto"/>
             </w:pPr>
             <w:r>
@@ -20107,6 +20721,7 @@
           </w:tcPr>
           <w:p>
             <w:pPr>
+              <w:keepNext/>
               <w:spacing w:after="0" w:line="240" w:lineRule="auto"/>
             </w:pPr>
             <w:r>
@@ -20137,6 +20752,7 @@
           </w:tcPr>
           <w:p>
             <w:pPr>
+              <w:keepNext/>
               <w:spacing w:after="0" w:line="240" w:lineRule="auto"/>
             </w:pPr>
             <w:r>
@@ -20162,6 +20778,7 @@
           </w:tcPr>
           <w:p>
             <w:pPr>
+              <w:keepNext/>
               <w:spacing w:after="0" w:line="240" w:lineRule="auto"/>
             </w:pPr>
             <w:r>
@@ -20192,6 +20809,7 @@
           </w:tcPr>
           <w:p>
             <w:pPr>
+              <w:keepNext/>
               <w:spacing w:after="0" w:line="240" w:lineRule="auto"/>
             </w:pPr>
             <w:r>
@@ -20217,6 +20835,7 @@
           </w:tcPr>
           <w:p>
             <w:pPr>
+              <w:keepNext/>
               <w:spacing w:after="0" w:line="240" w:lineRule="auto"/>
             </w:pPr>
             <w:r>
@@ -20247,6 +20866,7 @@
           </w:tcPr>
           <w:p>
             <w:pPr>
+              <w:keepNext/>
               <w:spacing w:after="0" w:line="240" w:lineRule="auto"/>
             </w:pPr>
             <w:r>
@@ -20272,6 +20892,7 @@
           </w:tcPr>
           <w:p>
             <w:pPr>
+              <w:keepNext/>
               <w:spacing w:after="0" w:line="240" w:lineRule="auto"/>
             </w:pPr>
             <w:r>
@@ -20310,6 +20931,7 @@
           </w:tcPr>
           <w:p>
             <w:pPr>
+              <w:keepNext/>
               <w:spacing w:after="0" w:line="240" w:lineRule="auto"/>
             </w:pPr>
             <w:r>
@@ -20335,6 +20957,7 @@
           </w:tcPr>
           <w:p>
             <w:pPr>
+              <w:keepNext/>
               <w:spacing w:after="0" w:line="240" w:lineRule="auto"/>
             </w:pPr>
             <w:r>
@@ -20789,6 +21412,8 @@
     <w:sectPr>
       <w:headerReference w:type="default" r:id="rId9"/>
       <w:footerReference w:type="default" r:id="rId10"/>
+      <w:footerReference w:type="first" r:id="rId18"/>
+      <w:footerReference w:type="even" r:id="rId19"/>
       <w:pgSz w:w="12240" w:h="15840"/>
       <w:pgMar w:top="1440" w:right="1440" w:bottom="1440" w:left="1440" w:header="708" w:footer="708" w:gutter="0"/>
       <w:cols w:space="720"/>
@@ -20884,7 +21509,7 @@
               <w:color w:val="64748B"/>
               <w:sz w:val="16"/>
             </w:rPr>
-            <w:t>Version 0.9 | Baseline Candidate</w:t>
+            <w:t>Version 0.10 | Baseline Candidate</w:t>
           </w:r>
         </w:p>
       </w:tc>
@@ -20925,6 +21550,26 @@
       </w:tc>
     </w:tr>
   </w:tbl>
+</w:ftr>
+</file>
+
+<file path=word/footer2.xml><?xml version="1.0" encoding="utf-8"?>
+<w:ftr xmlns:m="http://schemas.openxmlformats.org/officeDocument/2006/math" xmlns:mc="http://schemas.openxmlformats.org/markup-compatibility/2006" xmlns:mo="http://schemas.microsoft.com/office/mac/office/2008/main" xmlns:mv="urn:schemas-microsoft-com:mac:vml" xmlns:o="urn:schemas-microsoft-com:office:office" xmlns:r="http://schemas.openxmlformats.org/officeDocument/2006/relationships" xmlns:v="urn:schemas-microsoft-com:vml" xmlns:w10="urn:schemas-microsoft-com:office:word" xmlns:w14="http://schemas.microsoft.com/office/word/2010/wordml" xmlns:w="http://schemas.openxmlformats.org/wordprocessingml/2006/main" xmlns:wne="http://schemas.microsoft.com/office/word/2006/wordml" xmlns:wp14="http://schemas.microsoft.com/office/word/2010/wordprocessingDrawing" xmlns:wp="http://schemas.openxmlformats.org/drawingml/2006/wordprocessingDrawing" xmlns:wpc="http://schemas.microsoft.com/office/word/2010/wordprocessingCanvas" xmlns:wpg="http://schemas.microsoft.com/office/word/2010/wordprocessingGroup" xmlns:wpi="http://schemas.microsoft.com/office/word/2010/wordprocessingInk" xmlns:wps="http://schemas.microsoft.com/office/word/2010/wordprocessingShape" mc:Ignorable="w14 wp14">
+  <w:p>
+    <w:pPr>
+      <w:pStyle w:val="Footer"/>
+    </w:pPr>
+  </w:p>
+</w:ftr>
+</file>
+
+<file path=word/footer3.xml><?xml version="1.0" encoding="utf-8"?>
+<w:ftr xmlns:m="http://schemas.openxmlformats.org/officeDocument/2006/math" xmlns:mc="http://schemas.openxmlformats.org/markup-compatibility/2006" xmlns:mo="http://schemas.microsoft.com/office/mac/office/2008/main" xmlns:mv="urn:schemas-microsoft-com:mac:vml" xmlns:o="urn:schemas-microsoft-com:office:office" xmlns:r="http://schemas.openxmlformats.org/officeDocument/2006/relationships" xmlns:v="urn:schemas-microsoft-com:vml" xmlns:w10="urn:schemas-microsoft-com:office:word" xmlns:w14="http://schemas.microsoft.com/office/word/2010/wordml" xmlns:w="http://schemas.openxmlformats.org/wordprocessingml/2006/main" xmlns:wne="http://schemas.microsoft.com/office/word/2006/wordml" xmlns:wp14="http://schemas.microsoft.com/office/word/2010/wordprocessingDrawing" xmlns:wp="http://schemas.openxmlformats.org/drawingml/2006/wordprocessingDrawing" xmlns:wpc="http://schemas.microsoft.com/office/word/2010/wordprocessingCanvas" xmlns:wpg="http://schemas.microsoft.com/office/word/2010/wordprocessingGroup" xmlns:wpi="http://schemas.microsoft.com/office/word/2010/wordprocessingInk" xmlns:wps="http://schemas.microsoft.com/office/word/2010/wordprocessingShape" mc:Ignorable="w14 wp14">
+  <w:p>
+    <w:pPr>
+      <w:pStyle w:val="Footer"/>
+    </w:pPr>
+  </w:p>
 </w:ftr>
 </file>
 

--- a/docs/02_FunctionalSpecification/Modbus485Emulator_Functional_Specification.docx
+++ b/docs/02_FunctionalSpecification/Modbus485Emulator_Functional_Specification.docx
@@ -2360,13 +2360,15 @@
                 <w:color w:val="1F2937"/>
                 <w:sz w:val="16"/>
               </w:rPr>
-              <w:t>1. CAPL은 #pragma library로 x86 DLL을 로드한다.</w:t>
+              <w:t>1. CAPL은 #pragma library로 x86 생산 DLL을 로드한다.</w:t>
               <w:br/>
               <w:t>2. registerCAPLDLL()로 Context Handle을 얻는다.</w:t>
               <w:br/>
               <w:t>3. Core는 InitializeContext를 호출하고 Handle을 Private 상태에 보관한다.</w:t>
               <w:br/>
               <w:t>4. DLL은 Disconnected Context와 고정 Queue를 준비한다.</w:t>
+              <w:br/>
+              <w:t>5. 시험 전용 ABI Fixture는 Phase 1 검증 구성에서만 별도 로드하며 생산 API에 포함하지 않는다.</w:t>
             </w:r>
           </w:p>
         </w:tc>
@@ -21288,7 +21290,7 @@
                 <w:color w:val="1F2937"/>
                 <w:sz w:val="17"/>
               </w:rPr>
-              <w:t>CANalyzer 9.x x86에서 21개 Export, 배열/문자열/Reference/float(F) 최소 시험</w:t>
+              <w:t>생산 CAPL_DLL_INFO4의 21개 Export 이름·순서·타입·배열 차원·파라미터명과 x86 호출 규약을 자동 검증하고, 별도 시험 Fixture로 char[]/word[]/long[]/F[1] 성공 왕복 및 실패 시 caller-owned 출력 불변성을 검증한다. CANalyzer 13 x86 컴파일 결과와 CANalyzer 9.x SP8 측정 실행 결과는 분리해 기록한다.</w:t>
             </w:r>
           </w:p>
         </w:tc>

--- a/docs/02_FunctionalSpecification/Modbus485Emulator_Functional_Specification.docx
+++ b/docs/02_FunctionalSpecification/Modbus485Emulator_Functional_Specification.docx
@@ -240,9 +240,9 @@
             <w:r>
               <w:rPr>
                 <w:rFonts w:ascii="Malgun Gothic" w:hAnsi="Malgun Gothic" w:eastAsia="Malgun Gothic"/>
-                <w:sz w:val="20"/>
-              </w:rPr>
-              <w:t>0.10 / Baseline Candidate</w:t>
+                <w:sz w:val="17"/>
+              </w:rPr>
+              <w:t>0.11 / Baseline Candidate</w:t>
             </w:r>
           </w:p>
         </w:tc>
@@ -680,6 +680,64 @@
                 <w:sz w:val="17"/>
               </w:rPr>
               <w:t>RTM 정방향 매핑 기준으로 37개 기능사양의 Requirement 역추적 정규화</w:t>
+            </w:r>
+          </w:p>
+        </w:tc>
+      </w:tr>
+      <w:tr>
+        <w:tc>
+          <w:tcPr>
+            <w:tcW w:type="dxa" w:w="1152"/>
+          </w:tcPr>
+          <w:p>
+            <w:r>
+              <w:rPr>
+                <w:rFonts w:ascii="Malgun Gothic" w:hAnsi="Malgun Gothic" w:eastAsia="Malgun Gothic"/>
+                <w:sz w:val="17"/>
+              </w:rPr>
+              <w:t>0.11</w:t>
+            </w:r>
+          </w:p>
+        </w:tc>
+        <w:tc>
+          <w:tcPr>
+            <w:tcW w:type="dxa" w:w="1584"/>
+          </w:tcPr>
+          <w:p>
+            <w:r>
+              <w:rPr>
+                <w:rFonts w:ascii="Malgun Gothic" w:hAnsi="Malgun Gothic" w:eastAsia="Malgun Gothic"/>
+                <w:sz w:val="17"/>
+              </w:rPr>
+              <w:t>2026-08-09</w:t>
+            </w:r>
+          </w:p>
+        </w:tc>
+        <w:tc>
+          <w:tcPr>
+            <w:tcW w:type="dxa" w:w="2160"/>
+          </w:tcPr>
+          <w:p>
+            <w:r>
+              <w:rPr>
+                <w:rFonts w:ascii="Malgun Gothic" w:hAnsi="Malgun Gothic" w:eastAsia="Malgun Gothic"/>
+                <w:sz w:val="17"/>
+              </w:rPr>
+              <w:t>Baseline Candidate</w:t>
+            </w:r>
+          </w:p>
+        </w:tc>
+        <w:tc>
+          <w:tcPr>
+            <w:tcW w:type="dxa" w:w="4464"/>
+          </w:tcPr>
+          <w:p>
+            <w:r>
+              <w:rPr>
+                <w:rFonts w:ascii="Malgun Gothic" w:hAnsi="Malgun Gothic" w:eastAsia="Malgun Gothic"/>
+                <w:sz w:val="17"/>
+              </w:rPr>
+              <w:t>CAPL 숫자 COM Port 입력과 Core의 COM%d 문자열 변환 동작 반영</w:t>
             </w:r>
           </w:p>
         </w:tc>
@@ -2745,17 +2803,12 @@
             <w:vAlign w:val="center"/>
           </w:tcPr>
           <w:p>
-            <w:pPr>
-              <w:keepNext/>
-              <w:spacing w:after="0" w:line="240" w:lineRule="auto"/>
-            </w:pPr>
-            <w:r>
-              <w:rPr>
-                <w:rFonts w:ascii="Malgun Gothic" w:hAnsi="Malgun Gothic" w:eastAsia="Malgun Gothic"/>
-                <w:color w:val="1F2937"/>
-                <w:sz w:val="16"/>
-              </w:rPr>
-              <w:t>세 상대경로, PortSlot 0/1 설정</w:t>
+            <w:r>
+              <w:rPr>
+                <w:rFonts w:ascii="Malgun Gothic" w:hAnsi="Malgun Gothic" w:eastAsia="Malgun Gothic"/>
+                <w:sz w:val="17"/>
+              </w:rPr>
+              <w:t>세 상대경로, PortSlot 0/1, ComPortNumber(1~999), BaudRate, DataBits, Parity, StopBits</w:t>
             </w:r>
           </w:p>
         </w:tc>
@@ -2859,23 +2912,20 @@
             <w:vAlign w:val="center"/>
           </w:tcPr>
           <w:p>
-            <w:pPr>
-              <w:keepNext/>
-              <w:spacing w:after="0" w:line="240" w:lineRule="auto"/>
-            </w:pPr>
-            <w:r>
-              <w:rPr>
-                <w:rFonts w:ascii="Malgun Gothic" w:hAnsi="Malgun Gothic" w:eastAsia="Malgun Gothic"/>
-                <w:color w:val="1F2937"/>
-                <w:sz w:val="16"/>
-              </w:rPr>
-              <w:t>1. Main.can이 프로젝트 상대경로를 보관한다.</w:t>
+            <w:r>
+              <w:rPr>
+                <w:rFonts w:ascii="Malgun Gothic" w:hAnsi="Malgun Gothic" w:eastAsia="Malgun Gothic"/>
+                <w:sz w:val="17"/>
+              </w:rPr>
+              <w:t>1. Main.can이 프로젝트 상대경로와 숫자 COM Port 번호를 보관한다.</w:t>
               <w:br/>
               <w:t>2. getAbsFilePath()로 각 경로를 절대경로로 변환한다.</w:t>
               <w:br/>
-              <w:t>3. Core가 FileType별 경로와 Port 설정을 DLL에 전달한다.</w:t>
+              <w:t>3. Core가 ComPortNumber를 COM%d 문자열로 변환한다.</w:t>
               <w:br/>
-              <w:t>4. DLL은 설정만 저장하고 COM Port를 열지 않는다.</w:t>
+              <w:t>4. Core가 FileType별 경로와 Port 설정을 DLL에 전달한다.</w:t>
+              <w:br/>
+              <w:t>5. DLL은 설정만 저장하고 COM Port를 열지 않는다.</w:t>
             </w:r>
           </w:p>
         </w:tc>
@@ -6819,17 +6869,12 @@
             <w:vAlign w:val="center"/>
           </w:tcPr>
           <w:p>
-            <w:pPr>
-              <w:keepNext/>
-              <w:spacing w:after="0" w:line="240" w:lineRule="auto"/>
-            </w:pPr>
-            <w:r>
-              <w:rPr>
-                <w:rFonts w:ascii="Malgun Gothic" w:hAnsi="Malgun Gothic" w:eastAsia="Malgun Gothic"/>
-                <w:color w:val="1F2937"/>
-                <w:sz w:val="16"/>
-              </w:rPr>
-              <w:t>PortSlot, Port, BaudRate, DataBits, Parity, StopBits</w:t>
+            <w:r>
+              <w:rPr>
+                <w:rFonts w:ascii="Malgun Gothic" w:hAnsi="Malgun Gothic" w:eastAsia="Malgun Gothic"/>
+                <w:sz w:val="17"/>
+              </w:rPr>
+              <w:t>PortSlot, ComPortNumber(1~999), BaudRate, DataBits, Parity, StopBits</w:t>
             </w:r>
           </w:p>
         </w:tc>
@@ -6933,23 +6978,20 @@
             <w:vAlign w:val="center"/>
           </w:tcPr>
           <w:p>
-            <w:pPr>
-              <w:keepNext/>
-              <w:spacing w:after="0" w:line="240" w:lineRule="auto"/>
-            </w:pPr>
-            <w:r>
-              <w:rPr>
-                <w:rFonts w:ascii="Malgun Gothic" w:hAnsi="Malgun Gothic" w:eastAsia="Malgun Gothic"/>
-                <w:color w:val="1F2937"/>
-                <w:sz w:val="16"/>
-              </w:rPr>
-              <w:t>1. 입력 범위와 유일성을 검증한다.</w:t>
+            <w:r>
+              <w:rPr>
+                <w:rFonts w:ascii="Malgun Gothic" w:hAnsi="Malgun Gothic" w:eastAsia="Malgun Gothic"/>
+                <w:sz w:val="17"/>
+              </w:rPr>
+              <w:t>1. ComPortNumber와 나머지 입력 범위를 검증한다.</w:t>
               <w:br/>
-              <w:t>2. DeviceMap의 Port와 매칭한다.</w:t>
+              <w:t>2. CAPL Core가 ComPortNumber를 COM%d 문자열로 변환한다.</w:t>
               <w:br/>
-              <w:t>3. Connect 중 DCB/Timeout을 적용한다.</w:t>
+              <w:t>3. 변환한 Port를 DeviceMap의 Port와 매칭한다.</w:t>
               <w:br/>
-              <w:t>4. RTS/방향 제어는 수행하지 않는다.</w:t>
+              <w:t>4. Connect 중 DCB/Timeout을 적용한다.</w:t>
+              <w:br/>
+              <w:t>5. RTS/방향 제어는 수행하지 않는다.</w:t>
             </w:r>
           </w:p>
         </w:tc>

--- a/docs/02_FunctionalSpecification/Modbus485Emulator_Functional_Specification.docx
+++ b/docs/02_FunctionalSpecification/Modbus485Emulator_Functional_Specification.docx
@@ -242,7 +242,7 @@
                 <w:rFonts w:ascii="Malgun Gothic" w:hAnsi="Malgun Gothic" w:eastAsia="Malgun Gothic"/>
                 <w:sz w:val="17"/>
               </w:rPr>
-              <w:t>0.11 / Baseline Candidate</w:t>
+              <w:t>0.12 / Baseline Candidate</w:t>
             </w:r>
           </w:p>
         </w:tc>
@@ -292,7 +292,7 @@
                 <w:rFonts w:ascii="Malgun Gothic" w:hAnsi="Malgun Gothic" w:eastAsia="Malgun Gothic"/>
                 <w:sz w:val="20"/>
               </w:rPr>
-              <w:t>2026-08-09</w:t>
+              <w:t>2026-08-10</w:t>
             </w:r>
           </w:p>
         </w:tc>
@@ -314,7 +314,7 @@
           <w:color w:val="2E75B6"/>
           <w:sz w:val="20"/>
         </w:rPr>
-        <w:t>문서 상태: 구현 전 개발 Baseline 검토본</w:t>
+        <w:t>문서 상태: 구현 기준 기능 Baseline 후보</w:t>
       </w:r>
     </w:p>
     <w:p>
@@ -742,6 +742,64 @@
           </w:p>
         </w:tc>
       </w:tr>
+      <w:tr>
+        <w:tc>
+          <w:tcPr>
+            <w:tcW w:type="dxa" w:w="1152"/>
+          </w:tcPr>
+          <w:p>
+            <w:r>
+              <w:rPr>
+                <w:rFonts w:ascii="Malgun Gothic" w:hAnsi="Malgun Gothic" w:eastAsia="Malgun Gothic"/>
+                <w:sz w:val="17"/>
+              </w:rPr>
+              <w:t>0.12</w:t>
+            </w:r>
+          </w:p>
+        </w:tc>
+        <w:tc>
+          <w:tcPr>
+            <w:tcW w:type="dxa" w:w="1584"/>
+          </w:tcPr>
+          <w:p>
+            <w:r>
+              <w:rPr>
+                <w:rFonts w:ascii="Malgun Gothic" w:hAnsi="Malgun Gothic" w:eastAsia="Malgun Gothic"/>
+                <w:sz w:val="17"/>
+              </w:rPr>
+              <w:t>2026-08-10</w:t>
+            </w:r>
+          </w:p>
+        </w:tc>
+        <w:tc>
+          <w:tcPr>
+            <w:tcW w:type="dxa" w:w="2160"/>
+          </w:tcPr>
+          <w:p>
+            <w:r>
+              <w:rPr>
+                <w:rFonts w:ascii="Malgun Gothic" w:hAnsi="Malgun Gothic" w:eastAsia="Malgun Gothic"/>
+                <w:sz w:val="17"/>
+              </w:rPr>
+              <w:t>Baseline Candidate</w:t>
+            </w:r>
+          </w:p>
+        </w:tc>
+        <w:tc>
+          <w:tcPr>
+            <w:tcW w:type="dxa" w:w="4464"/>
+          </w:tcPr>
+          <w:p>
+            <w:r>
+              <w:rPr>
+                <w:rFonts w:ascii="Malgun Gothic" w:hAnsi="Malgun Gothic" w:eastAsia="Malgun Gothic"/>
+                <w:sz w:val="17"/>
+              </w:rPr>
+              <w:t>1~4개 활성 Port, Vector Context Handle 0 및 ProjectConfig 상대경로 규칙 반영</w:t>
+            </w:r>
+          </w:p>
+        </w:tc>
+      </w:tr>
     </w:tbl>
     <w:p>
       <w:pPr>
@@ -1255,7 +1313,7 @@
                 <w:color w:val="1F2937"/>
                 <w:sz w:val="17"/>
               </w:rPr>
-              <w:t>CAPL 프로그램 인스턴스를 식별하는 Vector Handle; Device Index와 별개</w:t>
+              <w:t>CAPL 프로그램 인스턴스를 식별하는 Vector 소유 opaque Handle; Device Index와 별개이며 숫자 0도 유효하다. 등록·초기화 여부는 별도 상태 Flag로 판정한다.</w:t>
             </w:r>
           </w:p>
         </w:tc>
@@ -1365,7 +1423,7 @@
                 <w:color w:val="1F2937"/>
                 <w:sz w:val="17"/>
               </w:rPr>
-              <w:t>두 COM Port와 가상 CAN 채널을 연결하는 0/1 논리 슬롯</w:t>
+              <w:t>최대 4개 COM Port와 가상 CAN 채널을 연결하는 0~3 논리 슬롯; 실제 활성 Port 수는 1~4개</w:t>
             </w:r>
           </w:p>
         </w:tc>
@@ -1867,7 +1925,7 @@
     </w:p>
     <w:p>
       <w:r>
-        <w:t>측정 시작부터 CSV Refresh, 두 Port Connect, RTU 처리, Panel 제어, 가상 CAN 출력과 종료까지의 정상 흐름은 다음과 같다.</w:t>
+        <w:t>측정 시작부터 CSV Refresh, 1~4개 활성 Port Connect, RTU 처리, Panel 제어, 가상 CAN 출력과 종료까지의 정상 흐름은 다음과 같다.</w:t>
       </w:r>
     </w:p>
     <w:p>
@@ -2420,9 +2478,9 @@
               </w:rPr>
               <w:t>1. CAPL은 #pragma library로 x86 생산 DLL을 로드한다.</w:t>
               <w:br/>
-              <w:t>2. registerCAPLDLL()로 Context Handle을 얻는다.</w:t>
+              <w:t>2. registerCAPLDLL()로 Context Handle을 얻는다. 숫자값 0도 정상 Handle이다.</w:t>
               <w:br/>
-              <w:t>3. Core는 InitializeContext를 호출하고 Handle을 Private 상태에 보관한다.</w:t>
+              <w:t>3. Core는 별도 등록 Flag를 설정한 뒤 InitializeContext를 호출하고, 성공 시 초기화 Flag와 Handle을 Private 상태에 보관한다.</w:t>
               <w:br/>
               <w:t>4. DLL은 Disconnected Context와 고정 Queue를 준비한다.</w:t>
               <w:br/>
@@ -2756,7 +2814,7 @@
                 <w:color w:val="1F2937"/>
                 <w:sz w:val="16"/>
               </w:rPr>
-              <w:t>세 CSV 경로와 두 Port 설정을 Refresh/Connect 전에 준비한다.</w:t>
+              <w:t>DeviceMap/FrameRule 경로와 DeviceMap의 1~4개 활성 Port 설정을 Refresh/Connect 전에 준비한다.</w:t>
             </w:r>
           </w:p>
         </w:tc>
@@ -2808,7 +2866,7 @@
                 <w:rFonts w:ascii="Malgun Gothic" w:hAnsi="Malgun Gothic" w:eastAsia="Malgun Gothic"/>
                 <w:sz w:val="17"/>
               </w:rPr>
-              <w:t>세 상대경로, PortSlot 0/1, ComPortNumber(1~999), BaudRate, DataBits, Parity, StopBits</w:t>
+              <w:t>ProjectConfig 기준 DeviceMap/FrameRule 상대경로, 활성 Port 수 1~4, PortSlot 0~3, ComPortNumber(1~999), BaudRate, DataBits, Parity, StopBits</w:t>
             </w:r>
           </w:p>
         </w:tc>
@@ -2917,15 +2975,15 @@
                 <w:rFonts w:ascii="Malgun Gothic" w:hAnsi="Malgun Gothic" w:eastAsia="Malgun Gothic"/>
                 <w:sz w:val="17"/>
               </w:rPr>
-              <w:t>1. Main.can이 프로젝트 상대경로와 숫자 COM Port 번호를 보관한다.</w:t>
+              <w:t>1. CANalyzer Configuration(.cfg)을 ProjectConfig 바로 아래에 둔다.</w:t>
               <w:br/>
-              <w:t>2. getAbsFilePath()로 각 경로를 절대경로로 변환한다.</w:t>
+              <w:t>2. Main.can이 DeviceMap/FrameRule 상대경로와 숫자 COM Port 번호를 보관한다.</w:t>
               <w:br/>
-              <w:t>3. Core가 ComPortNumber를 COM%d 문자열로 변환한다.</w:t>
+              <w:t>3. getAbsFilePath()로 각 경로를 절대경로로 변환한다.</w:t>
               <w:br/>
-              <w:t>4. Core가 FileType별 경로와 Port 설정을 DLL에 전달한다.</w:t>
+              <w:t>4. Core가 ComPortNumber를 COM%d 문자열로 변환한다.</w:t>
               <w:br/>
-              <w:t>5. DLL은 설정만 저장하고 COM Port를 열지 않는다.</w:t>
+              <w:t>5. Core가 두 경로와 활성 Port 설정을 DLL에 전달하며 DLL은 이 단계에서 COM Port를 열지 않는다.</w:t>
             </w:r>
           </w:p>
         </w:tc>
@@ -3263,7 +3321,7 @@
                 <w:color w:val="1F2937"/>
                 <w:sz w:val="16"/>
               </w:rPr>
-              <w:t>Configuration Root에 상대적인 세 논리 CSV를 안전하게 지정한다.</w:t>
+              <w:t>ProjectConfig 바로 아래의 CANalyzer Configuration(.cfg)을 기준으로 DeviceMap과 FrameRule을 안전하게 지정한다.</w:t>
             </w:r>
           </w:p>
         </w:tc>
@@ -3768,7 +3826,7 @@
                 <w:color w:val="1F2937"/>
                 <w:sz w:val="16"/>
               </w:rPr>
-              <w:t>세 CSV를 임시 Configuration과 Init Image로 완전 검증한다.</w:t>
+              <w:t>DeviceMap, FrameRule 및 CSV_DB_Name으로 참조된 Register Map을 임시 Configuration과 Init Image로 완전 검증한다.</w:t>
             </w:r>
           </w:p>
         </w:tc>
@@ -3825,7 +3883,7 @@
                 <w:color w:val="1F2937"/>
                 <w:sz w:val="16"/>
               </w:rPr>
-              <w:t>Pending CSV paths</w:t>
+              <w:t>Pending DeviceMap/FrameRule paths</w:t>
             </w:r>
           </w:p>
         </w:tc>
@@ -4786,7 +4844,7 @@
                 <w:color w:val="1F2937"/>
                 <w:sz w:val="16"/>
               </w:rPr>
-              <w:t>검증된 두 Port를 원자적으로 연결한다.</w:t>
+              <w:t>검증된 1~4개 활성 Port를 원자적으로 연결한다.</w:t>
             </w:r>
           </w:p>
         </w:tc>
@@ -4900,7 +4958,7 @@
                 <w:color w:val="1F2937"/>
                 <w:sz w:val="16"/>
               </w:rPr>
-              <w:t>Disconnected, valid configuration, two valid Port configs</w:t>
+              <w:t>Disconnected, valid configuration, 1~4 valid active Port configs</w:t>
             </w:r>
           </w:p>
         </w:tc>
@@ -4959,9 +5017,9 @@
               </w:rPr>
               <w:t>1. 사전 검증을 완료한다.</w:t>
               <w:br/>
-              <w:t>2. Port 0/1을 Open하고 통신 설정을 적용한다.</w:t>
+              <w:t>2. PortSlot 0부터 활성 Port 수만큼 Open하고 통신 설정을 적용한다.</w:t>
               <w:br/>
-              <w:t>3. 두 Port Worker를 시작하고 ready를 확인한다.</w:t>
+              <w:t>3. 각 활성 Port Worker를 시작하고 ready를 확인한다.</w:t>
               <w:br/>
               <w:t>4. 모두 성공하면 Connected로 전환한다.</w:t>
             </w:r>
@@ -5293,7 +5351,7 @@
                 <w:color w:val="1F2937"/>
                 <w:sz w:val="16"/>
               </w:rPr>
-              <w:t>두 Port 통신을 종료하되 Runtime 데이터를 보존한다.</w:t>
+              <w:t>모든 활성 Port 통신을 종료하되 Runtime 데이터를 보존한다.</w:t>
             </w:r>
           </w:p>
         </w:tc>
@@ -5468,7 +5526,7 @@
               <w:br/>
               <w:t>2. Serial I/O를 취소한다.</w:t>
               <w:br/>
-              <w:t>3. 두 Port Worker를 Join하고 Handle을 Close한다.</w:t>
+              <w:t>3. 모든 활성 Port Worker를 Join하고 Handle을 Close한다.</w:t>
               <w:br/>
               <w:t>4. Disconnected로 완료한다.</w:t>
             </w:r>
@@ -6478,7 +6536,7 @@
               </w:rPr>
               <w:t>1. 실패 Context를 즉시 캡처한다.</w:t>
               <w:br/>
-              <w:t>2. 두 Port를 전체 정리한다.</w:t>
+              <w:t>2. 모든 활성 Port를 전체 정리한다.</w:t>
               <w:br/>
               <w:t>3. Connecting/AUTO_RECONNECT로 전환한다.</w:t>
               <w:br/>
@@ -6822,7 +6880,7 @@
                 <w:color w:val="1F2937"/>
                 <w:sz w:val="16"/>
               </w:rPr>
-              <w:t>SystemBase Multi USB-485가 사용할 두 Windows COM Port를 구성한다.</w:t>
+              <w:t>SystemBase Multi USB-485가 사용할 1~4개 Windows COM Port를 구성한다.</w:t>
             </w:r>
           </w:p>
         </w:tc>
@@ -11171,7 +11229,7 @@
               </w:rPr>
               <w:t>1. DeviceByIndex[256]을 초기화한다.</w:t>
               <w:br/>
-              <w:t>2. DeviceBySlave[2][248]를 sentinel로 초기화한다.</w:t>
+              <w:t>2. DeviceBySlave[4][248]를 sentinel로 초기화한다.</w:t>
               <w:br/>
               <w:t>3. 설정된 Device에만 Register Bank를 할당한다.</w:t>
               <w:br/>
@@ -17597,7 +17655,7 @@
                 <w:color w:val="1F2937"/>
                 <w:sz w:val="16"/>
               </w:rPr>
-              <w:t>두 Port의 Periodic/Change 출력 비용을 제한하고 공정하게 처리한다.</w:t>
+              <w:t>1~4개 활성 Port의 Periodic/Change 출력 비용을 제한하고 공정하게 처리한다.</w:t>
             </w:r>
           </w:p>
         </w:tc>
@@ -21553,7 +21611,7 @@
               <w:color w:val="64748B"/>
               <w:sz w:val="16"/>
             </w:rPr>
-            <w:t>Version 0.10 | Baseline Candidate</w:t>
+            <w:t>Version 0.12 | Baseline Candidate</w:t>
           </w:r>
         </w:p>
       </w:tc>

--- a/docs/02_FunctionalSpecification/Modbus485Emulator_Functional_Specification.docx
+++ b/docs/02_FunctionalSpecification/Modbus485Emulator_Functional_Specification.docx
@@ -238,11 +238,7 @@
           </w:tcPr>
           <w:p>
             <w:r>
-              <w:rPr>
-                <w:rFonts w:ascii="Malgun Gothic" w:hAnsi="Malgun Gothic" w:eastAsia="Malgun Gothic"/>
-                <w:sz w:val="17"/>
-              </w:rPr>
-              <w:t>0.12 / Baseline Candidate</w:t>
+              <w:t>0.13 / Baseline Candidate</w:t>
             </w:r>
           </w:p>
         </w:tc>
@@ -288,10 +284,6 @@
           </w:tcPr>
           <w:p>
             <w:r>
-              <w:rPr>
-                <w:rFonts w:ascii="Malgun Gothic" w:hAnsi="Malgun Gothic" w:eastAsia="Malgun Gothic"/>
-                <w:sz w:val="20"/>
-              </w:rPr>
               <w:t>2026-08-10</w:t>
             </w:r>
           </w:p>
@@ -796,6 +788,48 @@
                 <w:sz w:val="17"/>
               </w:rPr>
               <w:t>1~4개 활성 Port, Vector Context Handle 0 및 ProjectConfig 상대경로 규칙 반영</w:t>
+            </w:r>
+          </w:p>
+        </w:tc>
+      </w:tr>
+      <w:tr>
+        <w:tc>
+          <w:tcPr>
+            <w:tcW w:type="dxa" w:w="1152"/>
+          </w:tcPr>
+          <w:p>
+            <w:r>
+              <w:t>0.13</w:t>
+            </w:r>
+          </w:p>
+        </w:tc>
+        <w:tc>
+          <w:tcPr>
+            <w:tcW w:type="dxa" w:w="1584"/>
+          </w:tcPr>
+          <w:p>
+            <w:r>
+              <w:t>2026-08-10</w:t>
+            </w:r>
+          </w:p>
+        </w:tc>
+        <w:tc>
+          <w:tcPr>
+            <w:tcW w:type="dxa" w:w="2160"/>
+          </w:tcPr>
+          <w:p>
+            <w:r>
+              <w:t>Baseline Candidate</w:t>
+            </w:r>
+          </w:p>
+        </w:tc>
+        <w:tc>
+          <w:tcPr>
+            <w:tcW w:type="dxa" w:w="4464"/>
+          </w:tcPr>
+          <w:p>
+            <w:r>
+              <w:t>RTU Chunk 수신·길이/CRC Parser와 Port별 Monitoring Round-robin 동작 반영</w:t>
             </w:r>
           </w:p>
         </w:tc>
@@ -7369,17 +7403,8 @@
             <w:vAlign w:val="center"/>
           </w:tcPr>
           <w:p>
-            <w:pPr>
-              <w:keepNext/>
-              <w:spacing w:after="0" w:line="240" w:lineRule="auto"/>
-            </w:pPr>
-            <w:r>
-              <w:rPr>
-                <w:rFonts w:ascii="Malgun Gothic" w:hAnsi="Malgun Gothic" w:eastAsia="Malgun Gothic"/>
-                <w:color w:val="1F2937"/>
-                <w:sz w:val="16"/>
-              </w:rPr>
-              <w:t>Partial Read를 RTU Frame으로 조립한다.</w:t>
+            <w:r>
+              <w:t>USB/OS Read 경계와 무관한 RTU Byte Stream을 완전한 Frame으로 조립한다.</w:t>
             </w:r>
           </w:p>
         </w:tc>
@@ -7426,17 +7451,8 @@
             <w:vAlign w:val="center"/>
           </w:tcPr>
           <w:p>
-            <w:pPr>
-              <w:keepNext/>
-              <w:spacing w:after="0" w:line="240" w:lineRule="auto"/>
-            </w:pPr>
-            <w:r>
-              <w:rPr>
-                <w:rFonts w:ascii="Malgun Gothic" w:hAnsi="Malgun Gothic" w:eastAsia="Malgun Gothic"/>
-                <w:color w:val="1F2937"/>
-                <w:sz w:val="16"/>
-              </w:rPr>
-              <w:t>Serial byte chunks and monotonic timestamps</w:t>
+            <w:r>
+              <w:t>Serial byte chunks</w:t>
             </w:r>
           </w:p>
         </w:tc>
@@ -7540,25 +7556,18 @@
             <w:vAlign w:val="center"/>
           </w:tcPr>
           <w:p>
-            <w:pPr>
-              <w:keepNext/>
-              <w:spacing w:after="0" w:line="240" w:lineRule="auto"/>
-            </w:pPr>
-            <w:r>
-              <w:rPr>
-                <w:rFonts w:ascii="Malgun Gothic" w:hAnsi="Malgun Gothic" w:eastAsia="Malgun Gothic"/>
-                <w:color w:val="1F2937"/>
-                <w:sz w:val="16"/>
-              </w:rPr>
-              <w:t>1. 첫 Byte에서 Frame 후보를 연다.</w:t>
+            <w:r>
+              <w:t>1. 수신 Chunk를 제한된 Stream Buffer에 누적한다.</w:t>
               <w:br/>
-              <w:t>2. Byte와 마지막 시각을 누적한다.</w:t>
+              <w:t>2. FC03/04/10 및 Exception은 Function별 예상 길이를 계산한다.</w:t>
               <w:br/>
-              <w:t>3. t1.5 초과 부분 Frame을 폐기한다.</w:t>
+              <w:t>3. 예상 길이 후보의 CRC-16이 유효하면 즉시 Frame을 분리한다.</w:t>
               <w:br/>
-              <w:t>4. t3.5 후 완성 Frame을 Dispatcher로 전달한다.</w:t>
+              <w:t>4. 미지원 Function과 Noise는 제한된 CRC Sliding Window로 재동기화한다.</w:t>
               <w:br/>
-              <w:t>5. 최대 256Byte 초과 시 재동기화한다.</w:t>
+              <w:t>5. Read timeout에는 불완전 후보를 유지하고, Buffer 한도 초과 시 오래된 Noise만 폐기한다.</w:t>
+              <w:br/>
+              <w:t>6. 응답 송신 전 계산된 t3.5 Guard Time을 보장한다.</w:t>
             </w:r>
           </w:p>
         </w:tc>
@@ -7605,17 +7614,8 @@
             <w:vAlign w:val="center"/>
           </w:tcPr>
           <w:p>
-            <w:pPr>
-              <w:keepNext/>
-              <w:spacing w:after="0" w:line="240" w:lineRule="auto"/>
-            </w:pPr>
-            <w:r>
-              <w:rPr>
-                <w:rFonts w:ascii="Malgun Gothic" w:hAnsi="Malgun Gothic" w:eastAsia="Malgun Gothic"/>
-                <w:color w:val="1F2937"/>
-                <w:sz w:val="16"/>
-              </w:rPr>
-              <w:t>완성 ADU 또는 discard diagnostic</w:t>
+            <w:r>
+              <w:t>CRC-valid ADU 또는 discard diagnostic</w:t>
             </w:r>
           </w:p>
         </w:tc>
@@ -7661,16 +7661,8 @@
             <w:vAlign w:val="center"/>
           </w:tcPr>
           <w:p>
-            <w:pPr>
-              <w:spacing w:after="0" w:line="240" w:lineRule="auto"/>
-            </w:pPr>
-            <w:r>
-              <w:rPr>
-                <w:rFonts w:ascii="Malgun Gothic" w:hAnsi="Malgun Gothic" w:eastAsia="Malgun Gothic"/>
-                <w:color w:val="1F2937"/>
-                <w:sz w:val="16"/>
-              </w:rPr>
-              <w:t>Read 호출 경계를 Frame 경계로 해석하지 않는다.</w:t>
+            <w:r>
+              <w:t>Read 호출·timeout·Chunk 경계를 Frame 경계로 해석하지 않는다.</w:t>
             </w:r>
           </w:p>
         </w:tc>
@@ -7992,17 +7984,8 @@
             <w:vAlign w:val="center"/>
           </w:tcPr>
           <w:p>
-            <w:pPr>
-              <w:keepNext/>
-              <w:spacing w:after="0" w:line="240" w:lineRule="auto"/>
-            </w:pPr>
-            <w:r>
-              <w:rPr>
-                <w:rFonts w:ascii="Malgun Gothic" w:hAnsi="Malgun Gothic" w:eastAsia="Malgun Gothic"/>
-                <w:color w:val="1F2937"/>
-                <w:sz w:val="16"/>
-              </w:rPr>
-              <w:t>t3.5 frame completion</w:t>
+            <w:r>
+              <w:t>Stream Parser가 CRC-valid 후보를 분리함</w:t>
             </w:r>
           </w:p>
         </w:tc>
@@ -8049,23 +8032,16 @@
             <w:vAlign w:val="center"/>
           </w:tcPr>
           <w:p>
-            <w:pPr>
-              <w:keepNext/>
-              <w:spacing w:after="0" w:line="240" w:lineRule="auto"/>
-            </w:pPr>
-            <w:r>
-              <w:rPr>
-                <w:rFonts w:ascii="Malgun Gothic" w:hAnsi="Malgun Gothic" w:eastAsia="Malgun Gothic"/>
-                <w:color w:val="1F2937"/>
-                <w:sz w:val="16"/>
-              </w:rPr>
+            <w:r>
               <w:t>1. 길이 4~256Byte를 확인한다.</w:t>
               <w:br/>
-              <w:t>2. CRC-16/Modbus를 계산한다.</w:t>
+              <w:t>2. CRC-16/Modbus를 Address부터 Data까지 계산한다.</w:t>
               <w:br/>
               <w:t>3. Slave/Function 처리 전 CRC를 비교한다.</w:t>
               <w:br/>
-              <w:t>4. 실패 Frame을 무응답 폐기하고 반복 Context를 병합한다.</w:t>
+              <w:t>4. 실패 후보는 무응답 폐기하고 Stream Parser가 다음 CRC-valid 경계로 재동기화한다.</w:t>
+              <w:br/>
+              <w:t>5. 반복 Context를 병합한다.</w:t>
             </w:r>
           </w:p>
         </w:tc>
@@ -8618,21 +8594,14 @@
             <w:vAlign w:val="center"/>
           </w:tcPr>
           <w:p>
-            <w:pPr>
-              <w:keepNext/>
-              <w:spacing w:after="0" w:line="240" w:lineRule="auto"/>
-            </w:pPr>
-            <w:r>
-              <w:rPr>
-                <w:rFonts w:ascii="Malgun Gothic" w:hAnsi="Malgun Gothic" w:eastAsia="Malgun Gothic"/>
-                <w:color w:val="1F2937"/>
-                <w:sz w:val="16"/>
-              </w:rPr>
+            <w:r>
               <w:t>1. DeviceBySlave[PortSlot][SlaveId]를 조회한다.</w:t>
               <w:br/>
               <w:t>2. 유효 Device면 PDU Dispatcher로 전달한다.</w:t>
               <w:br/>
-              <w:t>3. Broadcast/예약/미등록은 무응답 폐기한다.</w:t>
+              <w:t>3. Wire Slave ID 0 Broadcast와 예약·미등록 Slave는 무응답·무적용 폐기한다.</w:t>
+              <w:br/>
+              <w:t>4. Register Address 0은 일반 Register 주소로 처리한다.</w:t>
             </w:r>
           </w:p>
         </w:tc>
@@ -16295,19 +16264,10 @@
             <w:vAlign w:val="center"/>
           </w:tcPr>
           <w:p>
-            <w:pPr>
-              <w:keepNext/>
-              <w:spacing w:after="0" w:line="240" w:lineRule="auto"/>
-            </w:pPr>
-            <w:r>
-              <w:rPr>
-                <w:rFonts w:ascii="Malgun Gothic" w:hAnsi="Malgun Gothic" w:eastAsia="Malgun Gothic"/>
-                <w:color w:val="1F2937"/>
-                <w:sz w:val="16"/>
-              </w:rPr>
+            <w:r>
               <w:t>1. 1,000ms Cycle이 Rule별 최신 Pending을 생성한다.</w:t>
               <w:br/>
-              <w:t>2. 10ms Dispatch가 공정한 cursor로 Rule을 선택한다.</w:t>
+              <w:t>2. 10ms Dispatch는 활성 Port마다 독립적인 지속 Cursor를 사용하고 Tick 시작 Port를 교대한다.</w:t>
               <w:br/>
               <w:t>3. DLL ReadRuleSnapshot은 COM 대기 없이 Device Lock에서 Rule 전체를 복사한다.</w:t>
               <w:br/>
@@ -17816,25 +17776,18 @@
             <w:vAlign w:val="center"/>
           </w:tcPr>
           <w:p>
-            <w:pPr>
-              <w:keepNext/>
-              <w:spacing w:after="0" w:line="240" w:lineRule="auto"/>
-            </w:pPr>
-            <w:r>
-              <w:rPr>
-                <w:rFonts w:ascii="Malgun Gothic" w:hAnsi="Malgun Gothic" w:eastAsia="Malgun Gothic"/>
-                <w:color w:val="1F2937"/>
-                <w:sz w:val="16"/>
-              </w:rPr>
-              <w:t>1. Tick 시작 Port를 교대한다.</w:t>
+            <w:r>
+              <w:t>1. Tick 시작 Port를 Round-robin으로 교대한다.</w:t>
               <w:br/>
-              <w:t>2. Change와 Periodic 후보 비용을 계산한다.</w:t>
+              <w:t>2. Port별 Periodic Cursor와 Change Queue에서 후보 비용을 계산한다.</w:t>
               <w:br/>
-              <w:t>3. 다음 묶음 전체가 Frame budget에 맞을 때만 시작한다.</w:t>
+              <w:t>3. 각 Round에서 Port마다 최대 한 묶음을 선택하여 특정 Port의 Rule 집중이 다른 Port를 기아 상태로 만들지 않게 한다.</w:t>
               <w:br/>
-              <w:t>4. 시작한 묶음은 완료하고 overrun을 진단한다.</w:t>
+              <w:t>4. 다음 묶음 전체가 Frame budget에 맞을 때만 시작한다.</w:t>
               <w:br/>
-              <w:t>5. cursor와 Generation/Deadline 통계를 갱신한다.</w:t>
+              <w:t>5. 시작한 묶음은 완료하고 overrun을 진단한다.</w:t>
+              <w:br/>
+              <w:t>6. Port별 Cursor와 Generation/Deadline 통계를 갱신한다.</w:t>
             </w:r>
           </w:p>
         </w:tc>
@@ -21271,16 +21224,8 @@
             <w:vAlign w:val="center"/>
           </w:tcPr>
           <w:p>
-            <w:pPr>
-              <w:spacing w:after="0" w:line="240" w:lineRule="auto"/>
-            </w:pPr>
-            <w:r>
-              <w:rPr>
-                <w:rFonts w:ascii="Malgun Gothic" w:hAnsi="Malgun Gothic" w:eastAsia="Malgun Gothic"/>
-                <w:color w:val="1F2937"/>
-                <w:sz w:val="17"/>
-              </w:rPr>
-              <w:t>CSV parser, CRC, PDU, Register, Signal, Queue를 가짜 Clock/Transport로 Unit Test</w:t>
+            <w:r>
+              <w:t>CSV Parser, CRC, PDU, Register, Signal, Queue 및 RTU Stream Parser를 FakeSerialTransport로 Unit Test</w:t>
             </w:r>
           </w:p>
         </w:tc>
@@ -21611,7 +21556,7 @@
               <w:color w:val="64748B"/>
               <w:sz w:val="16"/>
             </w:rPr>
-            <w:t>Version 0.12 | Baseline Candidate</w:t>
+            <w:t>Version 0.13 | Baseline Candidate</w:t>
           </w:r>
         </w:p>
       </w:tc>

--- a/docs/02_FunctionalSpecification/Modbus485Emulator_Functional_Specification.docx
+++ b/docs/02_FunctionalSpecification/Modbus485Emulator_Functional_Specification.docx
@@ -238,7 +238,11 @@
           </w:tcPr>
           <w:p>
             <w:r>
-              <w:t>0.13 / Baseline Candidate</w:t>
+              <w:rPr>
+                <w:rFonts w:ascii="Malgun Gothic" w:hAnsi="Malgun Gothic" w:eastAsia="Malgun Gothic"/>
+                <w:sz w:val="17"/>
+              </w:rPr>
+              <w:t>0.14 / Baseline Candidate</w:t>
             </w:r>
           </w:p>
         </w:tc>
@@ -830,6 +834,64 @@
           <w:p>
             <w:r>
               <w:t>RTU Chunk 수신·길이/CRC Parser와 Port별 Monitoring Round-robin 동작 반영</w:t>
+            </w:r>
+          </w:p>
+        </w:tc>
+      </w:tr>
+      <w:tr>
+        <w:tc>
+          <w:tcPr>
+            <w:tcW w:type="dxa" w:w="1152"/>
+          </w:tcPr>
+          <w:p>
+            <w:r>
+              <w:rPr>
+                <w:rFonts w:ascii="Malgun Gothic" w:hAnsi="Malgun Gothic" w:eastAsia="Malgun Gothic"/>
+                <w:sz w:val="17"/>
+              </w:rPr>
+              <w:t>0.14</w:t>
+            </w:r>
+          </w:p>
+        </w:tc>
+        <w:tc>
+          <w:tcPr>
+            <w:tcW w:type="dxa" w:w="1584"/>
+          </w:tcPr>
+          <w:p>
+            <w:r>
+              <w:rPr>
+                <w:rFonts w:ascii="Malgun Gothic" w:hAnsi="Malgun Gothic" w:eastAsia="Malgun Gothic"/>
+                <w:sz w:val="17"/>
+              </w:rPr>
+              <w:t>2026-08-11</w:t>
+            </w:r>
+          </w:p>
+        </w:tc>
+        <w:tc>
+          <w:tcPr>
+            <w:tcW w:type="dxa" w:w="2160"/>
+          </w:tcPr>
+          <w:p>
+            <w:r>
+              <w:rPr>
+                <w:rFonts w:ascii="Malgun Gothic" w:hAnsi="Malgun Gothic" w:eastAsia="Malgun Gothic"/>
+                <w:sz w:val="17"/>
+              </w:rPr>
+              <w:t>Baseline Candidate</w:t>
+            </w:r>
+          </w:p>
+        </w:tc>
+        <w:tc>
+          <w:tcPr>
+            <w:tcW w:type="dxa" w:w="4464"/>
+          </w:tcPr>
+          <w:p>
+            <w:r>
+              <w:rPr>
+                <w:rFonts w:ascii="Malgun Gothic" w:hAnsi="Malgun Gothic" w:eastAsia="Malgun Gothic"/>
+                <w:sz w:val="17"/>
+              </w:rPr>
+              <w:t>Broadcast FC10의 Port-local 전체 검증·원자 Commit·무응답 처리 흐름 반영</w:t>
             </w:r>
           </w:p>
         </w:tc>
@@ -8595,13 +8657,15 @@
           </w:tcPr>
           <w:p>
             <w:r>
-              <w:t>1. DeviceBySlave[PortSlot][SlaveId]를 조회한다.</w:t>
+              <w:t>1. Slave ID 1~247은 DeviceBySlave[PortSlot][SlaveId]를 조회한다.</w:t>
               <w:br/>
               <w:t>2. 유효 Device면 PDU Dispatcher로 전달한다.</w:t>
               <w:br/>
-              <w:t>3. Wire Slave ID 0 Broadcast와 예약·미등록 Slave는 무응답·무적용 폐기한다.</w:t>
+              <w:t>3. Slave ID 0의 FC10은 수신 Port의 모든 구성 Device를 전체 검증한 뒤 원자 Commit하고 응답하지 않는다.</w:t>
               <w:br/>
-              <w:t>4. Register Address 0은 일반 Register 주소로 처리한다.</w:t>
+              <w:t>4. Broadcast FC03/04·기타 Function과 예약·미등록 Slave는 무응답·무적용으로 처리한다.</w:t>
+              <w:br/>
+              <w:t>5. Register Address 0은 일반 Register 주소로 처리한다.</w:t>
             </w:r>
           </w:p>
         </w:tc>
@@ -21547,16 +21611,12 @@
           </w:tcBorders>
         </w:tcPr>
         <w:p>
-          <w:pPr>
-            <w:jc w:val="center"/>
-          </w:pPr>
           <w:r>
             <w:rPr>
               <w:rFonts w:ascii="Malgun Gothic" w:hAnsi="Malgun Gothic" w:eastAsia="Malgun Gothic"/>
-              <w:color w:val="64748B"/>
-              <w:sz w:val="16"/>
+              <w:sz w:val="17"/>
             </w:rPr>
-            <w:t>Version 0.13 | Baseline Candidate</w:t>
+            <w:t>Version 0.14 | Baseline Candidate</w:t>
           </w:r>
         </w:p>
       </w:tc>

--- a/docs/02_FunctionalSpecification/Modbus485Emulator_Functional_Specification.docx
+++ b/docs/02_FunctionalSpecification/Modbus485Emulator_Functional_Specification.docx
@@ -242,7 +242,7 @@
                 <w:rFonts w:ascii="Malgun Gothic" w:hAnsi="Malgun Gothic" w:eastAsia="Malgun Gothic"/>
                 <w:sz w:val="17"/>
               </w:rPr>
-              <w:t>0.14 / Baseline Candidate</w:t>
+              <w:t>0.14 / Release 0.1.0 Baseline</w:t>
             </w:r>
           </w:p>
         </w:tc>
@@ -288,7 +288,7 @@
           </w:tcPr>
           <w:p>
             <w:r>
-              <w:t>2026-08-10</w:t>
+              <w:t>2026-08-12</w:t>
             </w:r>
           </w:p>
         </w:tc>
@@ -310,7 +310,7 @@
           <w:color w:val="2E75B6"/>
           <w:sz w:val="20"/>
         </w:rPr>
-        <w:t>문서 상태: 구현 기준 기능 Baseline 후보</w:t>
+        <w:t>문서 상태: Release 0.1.0 기능 Baseline</w:t>
       </w:r>
     </w:p>
     <w:p>
@@ -863,7 +863,7 @@
                 <w:rFonts w:ascii="Malgun Gothic" w:hAnsi="Malgun Gothic" w:eastAsia="Malgun Gothic"/>
                 <w:sz w:val="17"/>
               </w:rPr>
-              <w:t>2026-08-11</w:t>
+              <w:t>2026-08-12</w:t>
             </w:r>
           </w:p>
         </w:tc>
@@ -877,7 +877,7 @@
                 <w:rFonts w:ascii="Malgun Gothic" w:hAnsi="Malgun Gothic" w:eastAsia="Malgun Gothic"/>
                 <w:sz w:val="17"/>
               </w:rPr>
-              <w:t>Baseline Candidate</w:t>
+              <w:t>Release Baseline</w:t>
             </w:r>
           </w:p>
         </w:tc>
@@ -5054,7 +5054,7 @@
                 <w:color w:val="1F2937"/>
                 <w:sz w:val="16"/>
               </w:rPr>
-              <w:t>Disconnected, valid configuration, 1~4 valid active Port configs</w:t>
+              <w:t>Disconnected, valid configuration, CAPL ActivePortCount와 DeviceMap 고유 Port 수 일치, 1~4 valid active Port configs</w:t>
             </w:r>
           </w:p>
         </w:tc>
@@ -5111,7 +5111,7 @@
                 <w:color w:val="1F2937"/>
                 <w:sz w:val="16"/>
               </w:rPr>
-              <w:t>1. 사전 검증을 완료한다.</w:t>
+              <w:t>1. CAPL ActivePortCount와 DeviceMap 고유 Port 수 및 앞쪽 활성 PortSlot 설정의 일치를 사전 검증한다.</w:t>
               <w:br/>
               <w:t>2. PortSlot 0부터 활성 Port 수만큼 Open하고 통신 설정을 적용한다.</w:t>
               <w:br/>
@@ -17987,7 +17987,7 @@
         <w:pStyle w:val="Heading2"/>
       </w:pPr>
       <w:r>
-        <w:t>FS-UI-001 Manual Read 및 Auto Read</w:t>
+        <w:t>FS-UI-001 수동 Register Read 및 AutoRead 미제공</w:t>
       </w:r>
     </w:p>
     <w:p>
@@ -18189,7 +18189,7 @@
                 <w:color w:val="1F2937"/>
                 <w:sz w:val="16"/>
               </w:rPr>
-              <w:t>Panel 입력을 안정된 Register Read 요청으로 실행한다.</w:t>
+              <w:t>CAN Monitoring과 중복되는 수동 Register Read/AutoRead UI를 제공하지 않고 공개 Read API만 유지한다.</w:t>
             </w:r>
           </w:p>
         </w:tc>
@@ -18246,7 +18246,7 @@
                 <w:color w:val="1F2937"/>
                 <w:sz w:val="16"/>
               </w:rPr>
-              <w:t>ManualRead System Variables</w:t>
+              <w:t>없음(ManualRead Namespace와 AutoRead Timer를 생성하지 않음)</w:t>
             </w:r>
           </w:p>
         </w:tc>
@@ -18360,13 +18360,13 @@
                 <w:color w:val="1F2937"/>
                 <w:sz w:val="16"/>
               </w:rPr>
-              <w:t>1. Send에서 Index/Address/Quantity를 Private struct로 Snapshot한다.</w:t>
+              <w:t>1. UI Adapter는 ManualRead Send Handler와 AutoRead Timer를 생성하지 않는다.</w:t>
               <w:br/>
-              <w:t>2. Core ReadRegisters를 호출한다.</w:t>
+              <w:t>2. 공개 M485E_Core_ReadRegisters API는 다른 CAPL 진단 코드의 사용을 위해 유지한다.</w:t>
               <w:br/>
-              <w:t>3. 성공 시 ResultData를 게시한다.</w:t>
+              <w:t>3. Register Panel은 ManualWrite Data[122]의 Send 요청만 처리한다.</w:t>
               <w:br/>
-              <w:t>4. AutoReadManual ON이면 마지막 성공 요청을 1초마다 반복한다.</w:t>
+              <w:t>4. Signal Panel의 물리값 Read/Write는 FS-UI-003을 따른다.</w:t>
             </w:r>
           </w:p>
         </w:tc>
@@ -18423,7 +18423,7 @@
                 <w:color w:val="1F2937"/>
                 <w:sz w:val="16"/>
               </w:rPr>
-              <w:t>Panel ResultData/status</w:t>
+              <w:t>Manual Write 및 Signal Control 상태; 공개 Register Read API 유지</w:t>
             </w:r>
           </w:p>
         </w:tc>
@@ -18478,7 +18478,7 @@
                 <w:color w:val="1F2937"/>
                 <w:sz w:val="16"/>
               </w:rPr>
-              <w:t>실패는 기존 결과를 유지하고 Write Window에 오류를 출력한다.</w:t>
+              <w:t>해당 UI를 제공하지 않으므로 별도 오류 경로를 생성하지 않는다.</w:t>
             </w:r>
           </w:p>
         </w:tc>
@@ -20457,7 +20457,7 @@
               <w:br/>
               <w:t>3. Overflow는 oldest-drop하고 Counter/Latch를 갱신한다.</w:t>
               <w:br/>
-              <w:t>4. CAPL이 단건 Dequeue와 Stats Polling을 수행한다.</w:t>
+              <w:t>4. CAPL은 100ms마다 Error Event를 최대 한 건 Dequeue하고 Stats를 Polling한다. DropCount 변화 또는 Overflow Latch 최초 전환 때만 Pending, Capacity, High-water Mark, DropCount 및 Overflow 누적값을 Write Window에 출력한다.</w:t>
             </w:r>
           </w:p>
         </w:tc>
@@ -21616,7 +21616,7 @@
               <w:rFonts w:ascii="Malgun Gothic" w:hAnsi="Malgun Gothic" w:eastAsia="Malgun Gothic"/>
               <w:sz w:val="17"/>
             </w:rPr>
-            <w:t>Version 0.14 | Baseline Candidate</w:t>
+            <w:t>Revision 0.14 | Release 0.1.0 Baseline</w:t>
           </w:r>
         </w:p>
       </w:tc>

--- a/docs/02_FunctionalSpecification/Modbus485Emulator_Functional_Specification.docx
+++ b/docs/02_FunctionalSpecification/Modbus485Emulator_Functional_Specification.docx
@@ -242,7 +242,7 @@
                 <w:rFonts w:ascii="Malgun Gothic" w:hAnsi="Malgun Gothic" w:eastAsia="Malgun Gothic"/>
                 <w:sz w:val="17"/>
               </w:rPr>
-              <w:t>0.14 / Release 0.1.0 Baseline</w:t>
+              <w:t>0.14 / Release 0.2.0 Baseline</w:t>
             </w:r>
           </w:p>
         </w:tc>
@@ -310,7 +310,7 @@
           <w:color w:val="2E75B6"/>
           <w:sz w:val="20"/>
         </w:rPr>
-        <w:t>문서 상태: Release 0.1.0 기능 Baseline</w:t>
+        <w:t>문서 상태: Release 0.2.0 기능 Baseline</w:t>
       </w:r>
     </w:p>
     <w:p>
@@ -2572,15 +2572,15 @@
                 <w:color w:val="1F2937"/>
                 <w:sz w:val="16"/>
               </w:rPr>
-              <w:t>1. CAPL은 #pragma library로 x86 생산 DLL을 로드한다.</w:t>
+              <w:t>1. CANalyzer 9.x는 x86 DLL을 직접 로드하고 CANalyzer 13 이상은 M485E.vmodule로 실행 아키텍처를 선택한다. 2. registerCAPLDLL()로 Context Handle을 얻는다. 숫자값 0도 정상 Handle이다. 3. Core는 별도 등록 Flag를 설정한 뒤 InitializeContext를 호출하고, 성공 시 초기화 Flag와 Handle을 Private 상태에 보관한다. 4. DLL은 Disconnected Context와 고정 Queue를 준비한다. 5. 시험 전용 ABI Fixture는 Phase 1 검증 구성에서만 별도 로드하며 생산 API에 포함하지 않는다.</w:t>
               <w:br/>
-              <w:t>2. registerCAPLDLL()로 Context Handle을 얻는다. 숫자값 0도 정상 Handle이다.</w:t>
+              <w:t/>
               <w:br/>
-              <w:t>3. Core는 별도 등록 Flag를 설정한 뒤 InitializeContext를 호출하고, 성공 시 초기화 Flag와 Handle을 Private 상태에 보관한다.</w:t>
+              <w:t/>
               <w:br/>
-              <w:t>4. DLL은 Disconnected Context와 고정 Queue를 준비한다.</w:t>
+              <w:t/>
               <w:br/>
-              <w:t>5. 시험 전용 ABI Fixture는 Phase 1 검증 구성에서만 별도 로드하며 생산 API에 포함하지 않는다.</w:t>
+              <w:t/>
             </w:r>
           </w:p>
         </w:tc>
@@ -21399,7 +21399,7 @@
                 <w:color w:val="1F2937"/>
                 <w:sz w:val="17"/>
               </w:rPr>
-              <w:t>생산 CAPL_DLL_INFO4의 21개 Export 이름·순서·타입·배열 차원·파라미터명과 x86 호출 규약을 자동 검증하고, 별도 시험 Fixture로 char[]/word[]/long[]/F[1] 성공 왕복 및 실패 시 caller-owned 출력 불변성을 검증한다. CANalyzer 13 x86 컴파일 결과와 CANalyzer 9.x SP8 측정 실행 결과는 분리해 기록한다.</w:t>
+              <w:t>생산 CAPL_DLL_INFO4의 21개 Export 이름·순서·타입·배열 차원·파라미터명과 x86/x64 호출 규약을 자동 검증하고, 별도 시험 Fixture로 char[]/word[]/long[]/F[1] 성공 왕복 및 실패 시 caller-owned 출력 불변성을 검증한다. CANalyzer 13 x86 컴파일 결과와 CANalyzer 9.x SP8 x86 및 CANalyzer 18 x64 측정 실행 결과는 분리해 기록한다.</w:t>
             </w:r>
           </w:p>
         </w:tc>
@@ -21509,7 +21509,7 @@
                 <w:color w:val="1F2937"/>
                 <w:sz w:val="17"/>
               </w:rPr>
-              <w:t>실제 Board Timeout, 200 Rule Profile, 0x81 Burst, Finalize, x86 Peak memory</w:t>
+              <w:t>실제 Board Timeout, 200 Rule Profile, 0x81 Burst, Finalize, x86/x64 Peak memory</w:t>
             </w:r>
           </w:p>
         </w:tc>
@@ -21616,7 +21616,7 @@
               <w:rFonts w:ascii="Malgun Gothic" w:hAnsi="Malgun Gothic" w:eastAsia="Malgun Gothic"/>
               <w:sz w:val="17"/>
             </w:rPr>
-            <w:t>Revision 0.14 | Release 0.1.0 Baseline</w:t>
+            <w:t>Revision 0.14 | Release 0.2.0 Baseline</w:t>
           </w:r>
         </w:p>
       </w:tc>

--- a/docs/02_FunctionalSpecification/Modbus485Emulator_Functional_Specification.docx
+++ b/docs/02_FunctionalSpecification/Modbus485Emulator_Functional_Specification.docx
@@ -238,11 +238,7 @@
           </w:tcPr>
           <w:p>
             <w:r>
-              <w:rPr>
-                <w:rFonts w:ascii="Malgun Gothic" w:hAnsi="Malgun Gothic" w:eastAsia="Malgun Gothic"/>
-                <w:sz w:val="17"/>
-              </w:rPr>
-              <w:t>0.14 / Release 0.2.0 Baseline</w:t>
+              <w:t>0.15 / Release 0.3.0 Baseline</w:t>
             </w:r>
           </w:p>
         </w:tc>
@@ -310,7 +306,7 @@
           <w:color w:val="2E75B6"/>
           <w:sz w:val="20"/>
         </w:rPr>
-        <w:t>문서 상태: Release 0.2.0 기능 Baseline</w:t>
+        <w:t>문서 상태: Release 0.3.0 기능 Baseline</w:t>
       </w:r>
     </w:p>
     <w:p>
@@ -892,6 +888,64 @@
                 <w:sz w:val="17"/>
               </w:rPr>
               <w:t>Broadcast FC10의 Port-local 전체 검증·원자 Commit·무응답 처리 흐름 반영</w:t>
+            </w:r>
+          </w:p>
+        </w:tc>
+      </w:tr>
+      <w:tr>
+        <w:tc>
+          <w:tcPr>
+            <w:tcW w:type="dxa" w:w="1152"/>
+          </w:tcPr>
+          <w:p>
+            <w:r>
+              <w:rPr>
+                <w:rFonts w:ascii="Aptos" w:hAnsi="Aptos"/>
+                <w:sz w:val="18"/>
+              </w:rPr>
+              <w:t>0.15</w:t>
+            </w:r>
+          </w:p>
+        </w:tc>
+        <w:tc>
+          <w:tcPr>
+            <w:tcW w:type="dxa" w:w="1584"/>
+          </w:tcPr>
+          <w:p>
+            <w:r>
+              <w:rPr>
+                <w:rFonts w:ascii="Aptos" w:hAnsi="Aptos"/>
+                <w:sz w:val="18"/>
+              </w:rPr>
+              <w:t>2026-08-12</w:t>
+            </w:r>
+          </w:p>
+        </w:tc>
+        <w:tc>
+          <w:tcPr>
+            <w:tcW w:type="dxa" w:w="2160"/>
+          </w:tcPr>
+          <w:p>
+            <w:r>
+              <w:rPr>
+                <w:rFonts w:ascii="Aptos" w:hAnsi="Aptos"/>
+                <w:sz w:val="18"/>
+              </w:rPr>
+              <w:t>Release Baseline</w:t>
+            </w:r>
+          </w:p>
+        </w:tc>
+        <w:tc>
+          <w:tcPr>
+            <w:tcW w:type="dxa" w:w="4464"/>
+          </w:tcPr>
+          <w:p>
+            <w:r>
+              <w:rPr>
+                <w:rFonts w:ascii="Aptos" w:hAnsi="Aptos"/>
+                <w:sz w:val="18"/>
+              </w:rPr>
+              <w:t>Index별 RTU 통신 제어·상태 표시, Connection LED 단순화 및 RTU CSV Log 기능사양 반영</w:t>
             </w:r>
           </w:p>
         </w:tc>
@@ -21399,7 +21453,7 @@
                 <w:color w:val="1F2937"/>
                 <w:sz w:val="17"/>
               </w:rPr>
-              <w:t>생산 CAPL_DLL_INFO4의 21개 Export 이름·순서·타입·배열 차원·파라미터명과 x86/x64 호출 규약을 자동 검증하고, 별도 시험 Fixture로 char[]/word[]/long[]/F[1] 성공 왕복 및 실패 시 caller-owned 출력 불변성을 검증한다. CANalyzer 13 x86 컴파일 결과와 CANalyzer 9.x SP8 x86 및 CANalyzer 18 x64 측정 실행 결과는 분리해 기록한다.</w:t>
+              <w:t>생산 CAPL_DLL_INFO4의 26개 Export 이름·순서·타입·배열 차원·파라미터명과 x86/x64 호출 규약을 자동 검증하고, 별도 시험 Fixture로 char[]/word[]/long[]/F[1] 성공 왕복 및 실패 시 caller-owned 출력 불변성을 검증한다. CANalyzer 13 x86 컴파일 결과와 CANalyzer 9.x SP8 x86 및 CANalyzer 18 x64 측정 실행 결과는 분리해 기록한다.</w:t>
             </w:r>
           </w:p>
         </w:tc>
@@ -21520,6 +21574,892 @@
         <w:spacing w:after="40"/>
       </w:pPr>
     </w:p>
+    <w:p>
+      <w:pPr>
+        <w:pStyle w:val="Heading2"/>
+      </w:pPr>
+      <w:r>
+        <w:t>FS-DEVICE-001 Index별 RTU 통신 제어</w:t>
+      </w:r>
+    </w:p>
+    <w:tbl>
+      <w:tblPr>
+        <w:tblStyle w:val="TableGrid"/>
+        <w:tblW w:type="auto" w:w="0"/>
+        <w:tblLook w:firstColumn="1" w:firstRow="1" w:lastColumn="0" w:lastRow="0" w:noHBand="0" w:noVBand="1" w:val="04A0"/>
+      </w:tblPr>
+      <w:tblGrid>
+        <w:gridCol w:w="4680"/>
+        <w:gridCol w:w="4680"/>
+      </w:tblGrid>
+      <w:tr>
+        <w:tc>
+          <w:tcPr>
+            <w:tcW w:type="dxa" w:w="4680"/>
+            <w:shd w:fill="2F75B5"/>
+          </w:tcPr>
+          <w:p>
+            <w:pPr>
+              <w:spacing w:before="0" w:after="0" w:line="240" w:lineRule="auto"/>
+            </w:pPr>
+            <w:r>
+              <w:rPr>
+                <w:rFonts w:ascii="Aptos" w:hAnsi="Aptos"/>
+                <w:b/>
+                <w:color w:val="FFFFFF"/>
+                <w:sz w:val="16"/>
+              </w:rPr>
+              <w:t>관련 Requirement</w:t>
+            </w:r>
+          </w:p>
+        </w:tc>
+        <w:tc>
+          <w:tcPr>
+            <w:tcW w:type="dxa" w:w="4680"/>
+          </w:tcPr>
+          <w:p>
+            <w:pPr>
+              <w:spacing w:before="0" w:after="0" w:line="240" w:lineRule="auto"/>
+            </w:pPr>
+            <w:r>
+              <w:rPr>
+                <w:rFonts w:ascii="Aptos" w:hAnsi="Aptos"/>
+                <w:sz w:val="16"/>
+              </w:rPr>
+              <w:t>REQ-FUNC-045~046; REQ-IF-015</w:t>
+            </w:r>
+          </w:p>
+        </w:tc>
+      </w:tr>
+      <w:tr>
+        <w:tc>
+          <w:tcPr>
+            <w:tcW w:type="dxa" w:w="4680"/>
+            <w:shd w:fill="2F75B5"/>
+          </w:tcPr>
+          <w:p>
+            <w:pPr>
+              <w:spacing w:before="0" w:after="0" w:line="240" w:lineRule="auto"/>
+            </w:pPr>
+            <w:r>
+              <w:rPr>
+                <w:rFonts w:ascii="Aptos" w:hAnsi="Aptos"/>
+                <w:b/>
+                <w:color w:val="FFFFFF"/>
+                <w:sz w:val="16"/>
+              </w:rPr>
+              <w:t>목적</w:t>
+            </w:r>
+          </w:p>
+        </w:tc>
+        <w:tc>
+          <w:tcPr>
+            <w:tcW w:type="dxa" w:w="4680"/>
+          </w:tcPr>
+          <w:p>
+            <w:pPr>
+              <w:spacing w:before="0" w:after="0" w:line="240" w:lineRule="auto"/>
+            </w:pPr>
+            <w:r>
+              <w:rPr>
+                <w:rFonts w:ascii="Aptos" w:hAnsi="Aptos"/>
+                <w:sz w:val="16"/>
+              </w:rPr>
+              <w:t>특정 Device Index만 Master에게 존재하지 않는 것처럼 모사하고 peer Device와 내부 제어를 유지한다.</w:t>
+            </w:r>
+          </w:p>
+        </w:tc>
+      </w:tr>
+      <w:tr>
+        <w:tc>
+          <w:tcPr>
+            <w:tcW w:type="dxa" w:w="4680"/>
+            <w:shd w:fill="2F75B5"/>
+          </w:tcPr>
+          <w:p>
+            <w:pPr>
+              <w:spacing w:before="0" w:after="0" w:line="240" w:lineRule="auto"/>
+            </w:pPr>
+            <w:r>
+              <w:rPr>
+                <w:rFonts w:ascii="Aptos" w:hAnsi="Aptos"/>
+                <w:b/>
+                <w:color w:val="FFFFFF"/>
+                <w:sz w:val="16"/>
+              </w:rPr>
+              <w:t>입력</w:t>
+            </w:r>
+          </w:p>
+        </w:tc>
+        <w:tc>
+          <w:tcPr>
+            <w:tcW w:type="dxa" w:w="4680"/>
+          </w:tcPr>
+          <w:p>
+            <w:pPr>
+              <w:spacing w:before="0" w:after="0" w:line="240" w:lineRule="auto"/>
+            </w:pPr>
+            <w:r>
+              <w:rPr>
+                <w:rFonts w:ascii="Aptos" w:hAnsi="Aptos"/>
+                <w:sz w:val="16"/>
+              </w:rPr>
+              <w:t>Index 0~255, Enabled 0/1; DeviceCommunication::Enabled[256]</w:t>
+            </w:r>
+          </w:p>
+        </w:tc>
+      </w:tr>
+      <w:tr>
+        <w:tc>
+          <w:tcPr>
+            <w:tcW w:type="dxa" w:w="4680"/>
+            <w:shd w:fill="2F75B5"/>
+          </w:tcPr>
+          <w:p>
+            <w:pPr>
+              <w:spacing w:before="0" w:after="0" w:line="240" w:lineRule="auto"/>
+            </w:pPr>
+            <w:r>
+              <w:rPr>
+                <w:rFonts w:ascii="Aptos" w:hAnsi="Aptos"/>
+                <w:b/>
+                <w:color w:val="FFFFFF"/>
+                <w:sz w:val="16"/>
+              </w:rPr>
+              <w:t>사전 조건</w:t>
+            </w:r>
+          </w:p>
+        </w:tc>
+        <w:tc>
+          <w:tcPr>
+            <w:tcW w:type="dxa" w:w="4680"/>
+          </w:tcPr>
+          <w:p>
+            <w:pPr>
+              <w:spacing w:before="0" w:after="0" w:line="240" w:lineRule="auto"/>
+            </w:pPr>
+            <w:r>
+              <w:rPr>
+                <w:rFonts w:ascii="Aptos" w:hAnsi="Aptos"/>
+                <w:sz w:val="16"/>
+              </w:rPr>
+              <w:t>CSV Refresh 성공으로 Index가 구성됨</w:t>
+            </w:r>
+          </w:p>
+        </w:tc>
+      </w:tr>
+      <w:tr>
+        <w:tc>
+          <w:tcPr>
+            <w:tcW w:type="dxa" w:w="4680"/>
+            <w:shd w:fill="2F75B5"/>
+          </w:tcPr>
+          <w:p>
+            <w:pPr>
+              <w:spacing w:before="0" w:after="0" w:line="240" w:lineRule="auto"/>
+            </w:pPr>
+            <w:r>
+              <w:rPr>
+                <w:rFonts w:ascii="Aptos" w:hAnsi="Aptos"/>
+                <w:b/>
+                <w:color w:val="FFFFFF"/>
+                <w:sz w:val="16"/>
+              </w:rPr>
+              <w:t>처리 절차</w:t>
+            </w:r>
+          </w:p>
+        </w:tc>
+        <w:tc>
+          <w:tcPr>
+            <w:tcW w:type="dxa" w:w="4680"/>
+          </w:tcPr>
+          <w:p>
+            <w:pPr>
+              <w:spacing w:before="0" w:after="0" w:line="240" w:lineRule="auto"/>
+            </w:pPr>
+            <w:r>
+              <w:rPr>
+                <w:sz w:val="16"/>
+              </w:rPr>
+              <w:t>1. Index 상태를 Runtime에 원자 적용한다.</w:t>
+              <w:br/>
+              <w:t>2. 비활성 Index의 addressed FC03/04/10은 무응답 처리한다.</w:t>
+              <w:br/>
+              <w:t>3. Broadcast FC10은 같은 Port의 활성 Device에만 적용한다.</w:t>
+              <w:br/>
+              <w:t>4. 100ms마다 256개 상태를 게시한다.</w:t>
+            </w:r>
+          </w:p>
+        </w:tc>
+      </w:tr>
+      <w:tr>
+        <w:tc>
+          <w:tcPr>
+            <w:tcW w:type="dxa" w:w="4680"/>
+            <w:shd w:fill="2F75B5"/>
+          </w:tcPr>
+          <w:p>
+            <w:pPr>
+              <w:spacing w:before="0" w:after="0" w:line="240" w:lineRule="auto"/>
+            </w:pPr>
+            <w:r>
+              <w:rPr>
+                <w:rFonts w:ascii="Aptos" w:hAnsi="Aptos"/>
+                <w:b/>
+                <w:color w:val="FFFFFF"/>
+                <w:sz w:val="16"/>
+              </w:rPr>
+              <w:t>출력/정상 종료</w:t>
+            </w:r>
+          </w:p>
+        </w:tc>
+        <w:tc>
+          <w:tcPr>
+            <w:tcW w:type="dxa" w:w="4680"/>
+          </w:tcPr>
+          <w:p>
+            <w:pPr>
+              <w:spacing w:before="0" w:after="0" w:line="240" w:lineRule="auto"/>
+            </w:pPr>
+            <w:r>
+              <w:rPr>
+                <w:rFonts w:ascii="Aptos" w:hAnsi="Aptos"/>
+                <w:sz w:val="16"/>
+              </w:rPr>
+              <w:t>UNCONFIGURED=0, DISABLED=1, DISCONNECTED=2, AVAILABLE=3; AvailableLed는 AVAILABLE일 때만 1</w:t>
+            </w:r>
+          </w:p>
+        </w:tc>
+      </w:tr>
+      <w:tr>
+        <w:tc>
+          <w:tcPr>
+            <w:tcW w:type="dxa" w:w="4680"/>
+            <w:shd w:fill="2F75B5"/>
+          </w:tcPr>
+          <w:p>
+            <w:pPr>
+              <w:spacing w:before="0" w:after="0" w:line="240" w:lineRule="auto"/>
+            </w:pPr>
+            <w:r>
+              <w:rPr>
+                <w:rFonts w:ascii="Aptos" w:hAnsi="Aptos"/>
+                <w:b/>
+                <w:color w:val="FFFFFF"/>
+                <w:sz w:val="16"/>
+              </w:rPr>
+              <w:t>오류 처리</w:t>
+            </w:r>
+          </w:p>
+        </w:tc>
+        <w:tc>
+          <w:tcPr>
+            <w:tcW w:type="dxa" w:w="4680"/>
+          </w:tcPr>
+          <w:p>
+            <w:pPr>
+              <w:spacing w:before="0" w:after="0" w:line="240" w:lineRule="auto"/>
+            </w:pPr>
+            <w:r>
+              <w:rPr>
+                <w:rFonts w:ascii="Aptos" w:hAnsi="Aptos"/>
+                <w:sz w:val="16"/>
+              </w:rPr>
+              <w:t>미구성 Index 또는 잘못된 Enabled는 오류를 반환하고 직전 Panel 명령을 복원한다.</w:t>
+            </w:r>
+          </w:p>
+        </w:tc>
+      </w:tr>
+    </w:tbl>
+    <w:p>
+      <w:pPr>
+        <w:pStyle w:val="Heading2"/>
+      </w:pPr>
+      <w:r>
+        <w:t>FS-CONNECTION-LED-001 연결 상태 표시</w:t>
+      </w:r>
+    </w:p>
+    <w:tbl>
+      <w:tblPr>
+        <w:tblStyle w:val="TableGrid"/>
+        <w:tblW w:type="auto" w:w="0"/>
+        <w:tblLook w:firstColumn="1" w:firstRow="1" w:lastColumn="0" w:lastRow="0" w:noHBand="0" w:noVBand="1" w:val="04A0"/>
+      </w:tblPr>
+      <w:tblGrid>
+        <w:gridCol w:w="4680"/>
+        <w:gridCol w:w="4680"/>
+      </w:tblGrid>
+      <w:tr>
+        <w:tc>
+          <w:tcPr>
+            <w:tcW w:type="dxa" w:w="4680"/>
+            <w:shd w:fill="2F75B5"/>
+          </w:tcPr>
+          <w:p>
+            <w:pPr>
+              <w:spacing w:before="0" w:after="0" w:line="240" w:lineRule="auto"/>
+            </w:pPr>
+            <w:r>
+              <w:rPr>
+                <w:rFonts w:ascii="Aptos" w:hAnsi="Aptos"/>
+                <w:b/>
+                <w:color w:val="FFFFFF"/>
+                <w:sz w:val="16"/>
+              </w:rPr>
+              <w:t>관련 Requirement</w:t>
+            </w:r>
+          </w:p>
+        </w:tc>
+        <w:tc>
+          <w:tcPr>
+            <w:tcW w:type="dxa" w:w="4680"/>
+          </w:tcPr>
+          <w:p>
+            <w:pPr>
+              <w:spacing w:before="0" w:after="0" w:line="240" w:lineRule="auto"/>
+            </w:pPr>
+            <w:r>
+              <w:rPr>
+                <w:rFonts w:ascii="Aptos" w:hAnsi="Aptos"/>
+                <w:sz w:val="16"/>
+              </w:rPr>
+              <w:t>REQ-FUNC-047</w:t>
+            </w:r>
+          </w:p>
+        </w:tc>
+      </w:tr>
+      <w:tr>
+        <w:tc>
+          <w:tcPr>
+            <w:tcW w:type="dxa" w:w="4680"/>
+            <w:shd w:fill="2F75B5"/>
+          </w:tcPr>
+          <w:p>
+            <w:pPr>
+              <w:spacing w:before="0" w:after="0" w:line="240" w:lineRule="auto"/>
+            </w:pPr>
+            <w:r>
+              <w:rPr>
+                <w:rFonts w:ascii="Aptos" w:hAnsi="Aptos"/>
+                <w:b/>
+                <w:color w:val="FFFFFF"/>
+                <w:sz w:val="16"/>
+              </w:rPr>
+              <w:t>목적</w:t>
+            </w:r>
+          </w:p>
+        </w:tc>
+        <w:tc>
+          <w:tcPr>
+            <w:tcW w:type="dxa" w:w="4680"/>
+          </w:tcPr>
+          <w:p>
+            <w:pPr>
+              <w:spacing w:before="0" w:after="0" w:line="240" w:lineRule="auto"/>
+            </w:pPr>
+            <w:r>
+              <w:rPr>
+                <w:rFonts w:ascii="Aptos" w:hAnsi="Aptos"/>
+                <w:sz w:val="16"/>
+              </w:rPr>
+              <w:t>사용자 Connect 명령과 DLL의 실제 연결 완료 상태를 구분한다.</w:t>
+            </w:r>
+          </w:p>
+        </w:tc>
+      </w:tr>
+      <w:tr>
+        <w:tc>
+          <w:tcPr>
+            <w:tcW w:type="dxa" w:w="4680"/>
+            <w:shd w:fill="2F75B5"/>
+          </w:tcPr>
+          <w:p>
+            <w:pPr>
+              <w:spacing w:before="0" w:after="0" w:line="240" w:lineRule="auto"/>
+            </w:pPr>
+            <w:r>
+              <w:rPr>
+                <w:rFonts w:ascii="Aptos" w:hAnsi="Aptos"/>
+                <w:b/>
+                <w:color w:val="FFFFFF"/>
+                <w:sz w:val="16"/>
+              </w:rPr>
+              <w:t>입력</w:t>
+            </w:r>
+          </w:p>
+        </w:tc>
+        <w:tc>
+          <w:tcPr>
+            <w:tcW w:type="dxa" w:w="4680"/>
+          </w:tcPr>
+          <w:p>
+            <w:pPr>
+              <w:spacing w:before="0" w:after="0" w:line="240" w:lineRule="auto"/>
+            </w:pPr>
+            <w:r>
+              <w:rPr>
+                <w:rFonts w:ascii="Aptos" w:hAnsi="Aptos"/>
+                <w:sz w:val="16"/>
+              </w:rPr>
+              <w:t>Lifecycle State 0~6</w:t>
+            </w:r>
+          </w:p>
+        </w:tc>
+      </w:tr>
+      <w:tr>
+        <w:tc>
+          <w:tcPr>
+            <w:tcW w:type="dxa" w:w="4680"/>
+            <w:shd w:fill="2F75B5"/>
+          </w:tcPr>
+          <w:p>
+            <w:pPr>
+              <w:spacing w:before="0" w:after="0" w:line="240" w:lineRule="auto"/>
+            </w:pPr>
+            <w:r>
+              <w:rPr>
+                <w:rFonts w:ascii="Aptos" w:hAnsi="Aptos"/>
+                <w:b/>
+                <w:color w:val="FFFFFF"/>
+                <w:sz w:val="16"/>
+              </w:rPr>
+              <w:t>사전 조건</w:t>
+            </w:r>
+          </w:p>
+        </w:tc>
+        <w:tc>
+          <w:tcPr>
+            <w:tcW w:type="dxa" w:w="4680"/>
+          </w:tcPr>
+          <w:p>
+            <w:pPr>
+              <w:spacing w:before="0" w:after="0" w:line="240" w:lineRule="auto"/>
+            </w:pPr>
+            <w:r>
+              <w:rPr>
+                <w:rFonts w:ascii="Aptos" w:hAnsi="Aptos"/>
+                <w:sz w:val="16"/>
+              </w:rPr>
+              <w:t>Lifecycle Status 100ms Polling</w:t>
+            </w:r>
+          </w:p>
+        </w:tc>
+      </w:tr>
+      <w:tr>
+        <w:tc>
+          <w:tcPr>
+            <w:tcW w:type="dxa" w:w="4680"/>
+            <w:shd w:fill="2F75B5"/>
+          </w:tcPr>
+          <w:p>
+            <w:pPr>
+              <w:spacing w:before="0" w:after="0" w:line="240" w:lineRule="auto"/>
+            </w:pPr>
+            <w:r>
+              <w:rPr>
+                <w:rFonts w:ascii="Aptos" w:hAnsi="Aptos"/>
+                <w:b/>
+                <w:color w:val="FFFFFF"/>
+                <w:sz w:val="16"/>
+              </w:rPr>
+              <w:t>처리 절차</w:t>
+            </w:r>
+          </w:p>
+        </w:tc>
+        <w:tc>
+          <w:tcPr>
+            <w:tcW w:type="dxa" w:w="4680"/>
+          </w:tcPr>
+          <w:p>
+            <w:pPr>
+              <w:spacing w:before="0" w:after="0" w:line="240" w:lineRule="auto"/>
+            </w:pPr>
+            <w:r>
+              <w:rPr>
+                <w:rFonts w:ascii="Aptos" w:hAnsi="Aptos"/>
+                <w:sz w:val="16"/>
+              </w:rPr>
+              <w:t>Connected이면 ConnectedLed=1, Disconnected이면 DisconnectedLed=1, 그 외에는 두 LED를 0으로 갱신한다.</w:t>
+            </w:r>
+          </w:p>
+        </w:tc>
+      </w:tr>
+      <w:tr>
+        <w:tc>
+          <w:tcPr>
+            <w:tcW w:type="dxa" w:w="4680"/>
+            <w:shd w:fill="2F75B5"/>
+          </w:tcPr>
+          <w:p>
+            <w:pPr>
+              <w:spacing w:before="0" w:after="0" w:line="240" w:lineRule="auto"/>
+            </w:pPr>
+            <w:r>
+              <w:rPr>
+                <w:rFonts w:ascii="Aptos" w:hAnsi="Aptos"/>
+                <w:b/>
+                <w:color w:val="FFFFFF"/>
+                <w:sz w:val="16"/>
+              </w:rPr>
+              <w:t>출력/정상 종료</w:t>
+            </w:r>
+          </w:p>
+        </w:tc>
+        <w:tc>
+          <w:tcPr>
+            <w:tcW w:type="dxa" w:w="4680"/>
+          </w:tcPr>
+          <w:p>
+            <w:pPr>
+              <w:spacing w:before="0" w:after="0" w:line="240" w:lineRule="auto"/>
+            </w:pPr>
+            <w:r>
+              <w:rPr>
+                <w:rFonts w:ascii="Aptos" w:hAnsi="Aptos"/>
+                <w:sz w:val="16"/>
+              </w:rPr>
+              <w:t>ConnectedLed, DisconnectedLed, State, StateText, ConfigurationValid</w:t>
+            </w:r>
+          </w:p>
+        </w:tc>
+      </w:tr>
+      <w:tr>
+        <w:tc>
+          <w:tcPr>
+            <w:tcW w:type="dxa" w:w="4680"/>
+            <w:shd w:fill="2F75B5"/>
+          </w:tcPr>
+          <w:p>
+            <w:pPr>
+              <w:spacing w:before="0" w:after="0" w:line="240" w:lineRule="auto"/>
+            </w:pPr>
+            <w:r>
+              <w:rPr>
+                <w:rFonts w:ascii="Aptos" w:hAnsi="Aptos"/>
+                <w:b/>
+                <w:color w:val="FFFFFF"/>
+                <w:sz w:val="16"/>
+              </w:rPr>
+              <w:t>오류 처리</w:t>
+            </w:r>
+          </w:p>
+        </w:tc>
+        <w:tc>
+          <w:tcPr>
+            <w:tcW w:type="dxa" w:w="4680"/>
+          </w:tcPr>
+          <w:p>
+            <w:pPr>
+              <w:spacing w:before="0" w:after="0" w:line="240" w:lineRule="auto"/>
+            </w:pPr>
+            <w:r>
+              <w:rPr>
+                <w:rFonts w:ascii="Aptos" w:hAnsi="Aptos"/>
+                <w:sz w:val="16"/>
+              </w:rPr>
+              <w:t>상태 조회 실패 시 ResultCode에 오류를 게시하고 완료 상태를 임의 추정하지 않는다.</w:t>
+            </w:r>
+          </w:p>
+        </w:tc>
+      </w:tr>
+    </w:tbl>
+    <w:p>
+      <w:pPr>
+        <w:pStyle w:val="Heading2"/>
+      </w:pPr>
+      <w:r>
+        <w:t>FS-RTULOG-001 RTU 요청·응답 CSV 기록</w:t>
+      </w:r>
+    </w:p>
+    <w:tbl>
+      <w:tblPr>
+        <w:tblStyle w:val="TableGrid"/>
+        <w:tblW w:type="auto" w:w="0"/>
+        <w:tblLook w:firstColumn="1" w:firstRow="1" w:lastColumn="0" w:lastRow="0" w:noHBand="0" w:noVBand="1" w:val="04A0"/>
+      </w:tblPr>
+      <w:tblGrid>
+        <w:gridCol w:w="4680"/>
+        <w:gridCol w:w="4680"/>
+      </w:tblGrid>
+      <w:tr>
+        <w:tc>
+          <w:tcPr>
+            <w:tcW w:type="dxa" w:w="4680"/>
+            <w:shd w:fill="2F75B5"/>
+          </w:tcPr>
+          <w:p>
+            <w:pPr>
+              <w:spacing w:before="0" w:after="0" w:line="240" w:lineRule="auto"/>
+            </w:pPr>
+            <w:r>
+              <w:rPr>
+                <w:rFonts w:ascii="Aptos" w:hAnsi="Aptos"/>
+                <w:b/>
+                <w:color w:val="FFFFFF"/>
+                <w:sz w:val="16"/>
+              </w:rPr>
+              <w:t>관련 Requirement</w:t>
+            </w:r>
+          </w:p>
+        </w:tc>
+        <w:tc>
+          <w:tcPr>
+            <w:tcW w:type="dxa" w:w="4680"/>
+          </w:tcPr>
+          <w:p>
+            <w:pPr>
+              <w:spacing w:before="0" w:after="0" w:line="240" w:lineRule="auto"/>
+            </w:pPr>
+            <w:r>
+              <w:rPr>
+                <w:rFonts w:ascii="Aptos" w:hAnsi="Aptos"/>
+                <w:sz w:val="16"/>
+              </w:rPr>
+              <w:t>REQ-FUNC-048~049; REQ-IF-015~016</w:t>
+            </w:r>
+          </w:p>
+        </w:tc>
+      </w:tr>
+      <w:tr>
+        <w:tc>
+          <w:tcPr>
+            <w:tcW w:type="dxa" w:w="4680"/>
+            <w:shd w:fill="2F75B5"/>
+          </w:tcPr>
+          <w:p>
+            <w:pPr>
+              <w:spacing w:before="0" w:after="0" w:line="240" w:lineRule="auto"/>
+            </w:pPr>
+            <w:r>
+              <w:rPr>
+                <w:rFonts w:ascii="Aptos" w:hAnsi="Aptos"/>
+                <w:b/>
+                <w:color w:val="FFFFFF"/>
+                <w:sz w:val="16"/>
+              </w:rPr>
+              <w:t>목적</w:t>
+            </w:r>
+          </w:p>
+        </w:tc>
+        <w:tc>
+          <w:tcPr>
+            <w:tcW w:type="dxa" w:w="4680"/>
+          </w:tcPr>
+          <w:p>
+            <w:pPr>
+              <w:spacing w:before="0" w:after="0" w:line="240" w:lineRule="auto"/>
+            </w:pPr>
+            <w:r>
+              <w:rPr>
+                <w:rFonts w:ascii="Aptos" w:hAnsi="Aptos"/>
+                <w:sz w:val="16"/>
+              </w:rPr>
+              <w:t>Master 요청과 Emulator의 실제 응답 또는 무응답 사유를 한 파일에서 추적한다.</w:t>
+            </w:r>
+          </w:p>
+        </w:tc>
+      </w:tr>
+      <w:tr>
+        <w:tc>
+          <w:tcPr>
+            <w:tcW w:type="dxa" w:w="4680"/>
+            <w:shd w:fill="2F75B5"/>
+          </w:tcPr>
+          <w:p>
+            <w:pPr>
+              <w:spacing w:before="0" w:after="0" w:line="240" w:lineRule="auto"/>
+            </w:pPr>
+            <w:r>
+              <w:rPr>
+                <w:rFonts w:ascii="Aptos" w:hAnsi="Aptos"/>
+                <w:b/>
+                <w:color w:val="FFFFFF"/>
+                <w:sz w:val="16"/>
+              </w:rPr>
+              <w:t>입력</w:t>
+            </w:r>
+          </w:p>
+        </w:tc>
+        <w:tc>
+          <w:tcPr>
+            <w:tcW w:type="dxa" w:w="4680"/>
+          </w:tcPr>
+          <w:p>
+            <w:pPr>
+              <w:spacing w:before="0" w:after="0" w:line="240" w:lineRule="auto"/>
+            </w:pPr>
+            <w:r>
+              <w:rPr>
+                <w:rFonts w:ascii="Aptos" w:hAnsi="Aptos"/>
+                <w:sz w:val="16"/>
+              </w:rPr>
+              <w:t>RtuLog::LogSwitch 0/1, 수신 RTU ADU, 실제 송신 결과</w:t>
+            </w:r>
+          </w:p>
+        </w:tc>
+      </w:tr>
+      <w:tr>
+        <w:tc>
+          <w:tcPr>
+            <w:tcW w:type="dxa" w:w="4680"/>
+            <w:shd w:fill="2F75B5"/>
+          </w:tcPr>
+          <w:p>
+            <w:pPr>
+              <w:spacing w:before="0" w:after="0" w:line="240" w:lineRule="auto"/>
+            </w:pPr>
+            <w:r>
+              <w:rPr>
+                <w:rFonts w:ascii="Aptos" w:hAnsi="Aptos"/>
+                <w:b/>
+                <w:color w:val="FFFFFF"/>
+                <w:sz w:val="16"/>
+              </w:rPr>
+              <w:t>사전 조건</w:t>
+            </w:r>
+          </w:p>
+        </w:tc>
+        <w:tc>
+          <w:tcPr>
+            <w:tcW w:type="dxa" w:w="4680"/>
+          </w:tcPr>
+          <w:p>
+            <w:pPr>
+              <w:spacing w:before="0" w:after="0" w:line="240" w:lineRule="auto"/>
+            </w:pPr>
+            <w:r>
+              <w:rPr>
+                <w:rFonts w:ascii="Aptos" w:hAnsi="Aptos"/>
+                <w:sz w:val="16"/>
+              </w:rPr>
+              <w:t>Context initialized; LogSwitch OFF→ON 시 새 파일을 열 수 있음</w:t>
+            </w:r>
+          </w:p>
+        </w:tc>
+      </w:tr>
+      <w:tr>
+        <w:tc>
+          <w:tcPr>
+            <w:tcW w:type="dxa" w:w="4680"/>
+            <w:shd w:fill="2F75B5"/>
+          </w:tcPr>
+          <w:p>
+            <w:pPr>
+              <w:spacing w:before="0" w:after="0" w:line="240" w:lineRule="auto"/>
+            </w:pPr>
+            <w:r>
+              <w:rPr>
+                <w:rFonts w:ascii="Aptos" w:hAnsi="Aptos"/>
+                <w:b/>
+                <w:color w:val="FFFFFF"/>
+                <w:sz w:val="16"/>
+              </w:rPr>
+              <w:t>처리 절차</w:t>
+            </w:r>
+          </w:p>
+        </w:tc>
+        <w:tc>
+          <w:tcPr>
+            <w:tcW w:type="dxa" w:w="4680"/>
+          </w:tcPr>
+          <w:p>
+            <w:pPr>
+              <w:spacing w:before="0" w:after="0" w:line="240" w:lineRule="auto"/>
+            </w:pPr>
+            <w:r>
+              <w:rPr>
+                <w:sz w:val="16"/>
+              </w:rPr>
+              <w:t>1. DLL Queue에 REQ와 RES/NO_RES를 완결 Transaction으로 저장한다.</w:t>
+              <w:br/>
+              <w:t>2. CAPL이 10ms마다 최대 32행을 기록한다.</w:t>
+              <w:br/>
+              <w:t>3. OFF 후 pending/in-flight가 0이면 파일을 닫는다.</w:t>
+              <w:br/>
+              <w:t>4. 파일 I/O는 CAPL만 수행한다.</w:t>
+            </w:r>
+          </w:p>
+        </w:tc>
+      </w:tr>
+      <w:tr>
+        <w:tc>
+          <w:tcPr>
+            <w:tcW w:type="dxa" w:w="4680"/>
+            <w:shd w:fill="2F75B5"/>
+          </w:tcPr>
+          <w:p>
+            <w:pPr>
+              <w:spacing w:before="0" w:after="0" w:line="240" w:lineRule="auto"/>
+            </w:pPr>
+            <w:r>
+              <w:rPr>
+                <w:rFonts w:ascii="Aptos" w:hAnsi="Aptos"/>
+                <w:b/>
+                <w:color w:val="FFFFFF"/>
+                <w:sz w:val="16"/>
+              </w:rPr>
+              <w:t>출력/정상 종료</w:t>
+            </w:r>
+          </w:p>
+        </w:tc>
+        <w:tc>
+          <w:tcPr>
+            <w:tcW w:type="dxa" w:w="4680"/>
+          </w:tcPr>
+          <w:p>
+            <w:pPr>
+              <w:spacing w:before="0" w:after="0" w:line="240" w:lineRule="auto"/>
+            </w:pPr>
+            <w:r>
+              <w:rPr>
+                <w:rFonts w:ascii="Aptos" w:hAnsi="Aptos"/>
+                <w:sz w:val="16"/>
+              </w:rPr>
+              <w:t>12 Column CSV, 동일 Sequence pair, ActiveLed, DroppedCount, CurrentFileName</w:t>
+            </w:r>
+          </w:p>
+        </w:tc>
+      </w:tr>
+      <w:tr>
+        <w:tc>
+          <w:tcPr>
+            <w:tcW w:type="dxa" w:w="4680"/>
+            <w:shd w:fill="2F75B5"/>
+          </w:tcPr>
+          <w:p>
+            <w:pPr>
+              <w:spacing w:before="0" w:after="0" w:line="240" w:lineRule="auto"/>
+            </w:pPr>
+            <w:r>
+              <w:rPr>
+                <w:rFonts w:ascii="Aptos" w:hAnsi="Aptos"/>
+                <w:b/>
+                <w:color w:val="FFFFFF"/>
+                <w:sz w:val="16"/>
+              </w:rPr>
+              <w:t>오류 처리</w:t>
+            </w:r>
+          </w:p>
+        </w:tc>
+        <w:tc>
+          <w:tcPr>
+            <w:tcW w:type="dxa" w:w="4680"/>
+          </w:tcPr>
+          <w:p>
+            <w:pPr>
+              <w:spacing w:before="0" w:after="0" w:line="240" w:lineRule="auto"/>
+            </w:pPr>
+            <w:r>
+              <w:rPr>
+                <w:rFonts w:ascii="Aptos" w:hAnsi="Aptos"/>
+                <w:sz w:val="16"/>
+              </w:rPr>
+              <w:t>파일 Open/Write 실패 시 -6010/-6011을 게시하고 Capture를 중지하며 파일을 닫는다.</w:t>
+            </w:r>
+          </w:p>
+        </w:tc>
+      </w:tr>
+    </w:tbl>
     <w:sectPr>
       <w:headerReference w:type="default" r:id="rId9"/>
       <w:footerReference w:type="default" r:id="rId10"/>
@@ -21616,7 +22556,7 @@
               <w:rFonts w:ascii="Malgun Gothic" w:hAnsi="Malgun Gothic" w:eastAsia="Malgun Gothic"/>
               <w:sz w:val="17"/>
             </w:rPr>
-            <w:t>Revision 0.14 | Release 0.2.0 Baseline</w:t>
+            <w:t>Revision 0.15 | Release 0.3.0 Baseline</w:t>
           </w:r>
         </w:p>
       </w:tc>

--- a/docs/02_FunctionalSpecification/Modbus485Emulator_Functional_Specification.docx
+++ b/docs/02_FunctionalSpecification/Modbus485Emulator_Functional_Specification.docx
@@ -238,7 +238,7 @@
           </w:tcPr>
           <w:p>
             <w:r>
-              <w:t>0.15 / Release 0.3.0 Baseline</w:t>
+              <w:t>0.16 / Release 0.3.0 Baseline</w:t>
             </w:r>
           </w:p>
         </w:tc>
@@ -284,7 +284,7 @@
           </w:tcPr>
           <w:p>
             <w:r>
-              <w:t>2026-08-12</w:t>
+              <w:t>2026-08-13</w:t>
             </w:r>
           </w:p>
         </w:tc>
@@ -310,9 +310,7 @@
       </w:r>
     </w:p>
     <w:p>
-      <w:r>
-        <w:br w:type="page"/>
-      </w:r>
+      <w:r/>
     </w:p>
     <w:p>
       <w:pPr>
@@ -946,6 +944,48 @@
                 <w:sz w:val="18"/>
               </w:rPr>
               <w:t>Index별 RTU 통신 제어·상태 표시, Connection LED 단순화 및 RTU CSV Log 기능사양 반영</w:t>
+            </w:r>
+          </w:p>
+        </w:tc>
+      </w:tr>
+      <w:tr>
+        <w:tc>
+          <w:tcPr>
+            <w:tcW w:type="dxa" w:w="1152"/>
+          </w:tcPr>
+          <w:p>
+            <w:r>
+              <w:t>0.16</w:t>
+            </w:r>
+          </w:p>
+        </w:tc>
+        <w:tc>
+          <w:tcPr>
+            <w:tcW w:type="dxa" w:w="1584"/>
+          </w:tcPr>
+          <w:p>
+            <w:r>
+              <w:t>2026-08-13</w:t>
+            </w:r>
+          </w:p>
+        </w:tc>
+        <w:tc>
+          <w:tcPr>
+            <w:tcW w:type="dxa" w:w="2160"/>
+          </w:tcPr>
+          <w:p>
+            <w:r>
+              <w:t>Release Baseline</w:t>
+            </w:r>
+          </w:p>
+        </w:tc>
+        <w:tc>
+          <w:tcPr>
+            <w:tcW w:type="dxa" w:w="4464"/>
+          </w:tcPr>
+          <w:p>
+            <w:r>
+              <w:t>RTU Log 파일 Open 선행, 종료 idle wait와 27개 API 계약 반영</w:t>
             </w:r>
           </w:p>
         </w:tc>
@@ -2048,9 +2088,7 @@
       </w:r>
     </w:p>
     <w:p>
-      <w:r>
-        <w:br w:type="page"/>
-      </w:r>
+      <w:r/>
     </w:p>
     <w:p>
       <w:pPr>
@@ -2083,40 +2121,7 @@
         <w:keepNext/>
         <w:jc w:val="center"/>
       </w:pPr>
-      <w:r>
-        <w:drawing>
-          <wp:inline xmlns:a="http://schemas.openxmlformats.org/drawingml/2006/main" xmlns:pic="http://schemas.openxmlformats.org/drawingml/2006/picture">
-            <wp:extent cx="5669280" cy="3320578"/>
-            <wp:docPr id="1" name="Picture 1" descr="전체 기능 흐름" title="전체 기능 흐름"/>
-            <wp:cNvGraphicFramePr>
-              <a:graphicFrameLocks noChangeAspect="1"/>
-            </wp:cNvGraphicFramePr>
-            <a:graphic>
-              <a:graphicData uri="http://schemas.openxmlformats.org/drawingml/2006/picture">
-                <pic:pic>
-                  <pic:nvPicPr>
-                    <pic:cNvPr id="0" name="overall_operation_flow.png"/>
-                    <pic:cNvPicPr/>
-                  </pic:nvPicPr>
-                  <pic:blipFill>
-                    <a:blip r:embed="rId11"/>
-                    <a:stretch>
-                      <a:fillRect/>
-                    </a:stretch>
-                  </pic:blipFill>
-                  <pic:spPr>
-                    <a:xfrm>
-                      <a:off x="0" y="0"/>
-                      <a:ext cx="5669280" cy="3320578"/>
-                    </a:xfrm>
-                    <a:prstGeom prst="rect"/>
-                  </pic:spPr>
-                </pic:pic>
-              </a:graphicData>
-            </a:graphic>
-          </wp:inline>
-        </w:drawing>
-      </w:r>
+      <w:r/>
     </w:p>
     <w:p>
       <w:pPr>
@@ -2137,40 +2142,7 @@
         <w:keepNext/>
         <w:jc w:val="center"/>
       </w:pPr>
-      <w:r>
-        <w:drawing>
-          <wp:inline xmlns:a="http://schemas.openxmlformats.org/drawingml/2006/main" xmlns:pic="http://schemas.openxmlformats.org/drawingml/2006/picture">
-            <wp:extent cx="5669280" cy="3320578"/>
-            <wp:docPr id="2" name="Picture 2" descr="Lifecycle 상태 모델" title="Lifecycle 상태 모델"/>
-            <wp:cNvGraphicFramePr>
-              <a:graphicFrameLocks noChangeAspect="1"/>
-            </wp:cNvGraphicFramePr>
-            <a:graphic>
-              <a:graphicData uri="http://schemas.openxmlformats.org/drawingml/2006/picture">
-                <pic:pic>
-                  <pic:nvPicPr>
-                    <pic:cNvPr id="0" name="lifecycle_state.png"/>
-                    <pic:cNvPicPr/>
-                  </pic:nvPicPr>
-                  <pic:blipFill>
-                    <a:blip r:embed="rId12"/>
-                    <a:stretch>
-                      <a:fillRect/>
-                    </a:stretch>
-                  </pic:blipFill>
-                  <pic:spPr>
-                    <a:xfrm>
-                      <a:off x="0" y="0"/>
-                      <a:ext cx="5669280" cy="3320578"/>
-                    </a:xfrm>
-                    <a:prstGeom prst="rect"/>
-                  </pic:spPr>
-                </pic:pic>
-              </a:graphicData>
-            </a:graphic>
-          </wp:inline>
-        </w:drawing>
-      </w:r>
+      <w:r/>
     </w:p>
     <w:p>
       <w:pPr>
@@ -2199,40 +2171,7 @@
         <w:keepNext/>
         <w:jc w:val="center"/>
       </w:pPr>
-      <w:r>
-        <w:drawing>
-          <wp:inline xmlns:a="http://schemas.openxmlformats.org/drawingml/2006/main" xmlns:pic="http://schemas.openxmlformats.org/drawingml/2006/picture">
-            <wp:extent cx="5669280" cy="3320578"/>
-            <wp:docPr id="3" name="Picture 3" descr="프로그램 시작 Sequence" title="프로그램 시작 Sequence"/>
-            <wp:cNvGraphicFramePr>
-              <a:graphicFrameLocks noChangeAspect="1"/>
-            </wp:cNvGraphicFramePr>
-            <a:graphic>
-              <a:graphicData uri="http://schemas.openxmlformats.org/drawingml/2006/picture">
-                <pic:pic>
-                  <pic:nvPicPr>
-                    <pic:cNvPr id="0" name="startup_sequence.png"/>
-                    <pic:cNvPicPr/>
-                  </pic:nvPicPr>
-                  <pic:blipFill>
-                    <a:blip r:embed="rId13"/>
-                    <a:stretch>
-                      <a:fillRect/>
-                    </a:stretch>
-                  </pic:blipFill>
-                  <pic:spPr>
-                    <a:xfrm>
-                      <a:off x="0" y="0"/>
-                      <a:ext cx="5669280" cy="3320578"/>
-                    </a:xfrm>
-                    <a:prstGeom prst="rect"/>
-                  </pic:spPr>
-                </pic:pic>
-              </a:graphicData>
-            </a:graphic>
-          </wp:inline>
-        </w:drawing>
-      </w:r>
+      <w:r/>
     </w:p>
     <w:p>
       <w:pPr>
@@ -2628,13 +2567,9 @@
               </w:rPr>
               <w:t>1. CANalyzer 9.x는 x86 DLL을 직접 로드하고 CANalyzer 13 이상은 M485E.vmodule로 실행 아키텍처를 선택한다. 2. registerCAPLDLL()로 Context Handle을 얻는다. 숫자값 0도 정상 Handle이다. 3. Core는 별도 등록 Flag를 설정한 뒤 InitializeContext를 호출하고, 성공 시 초기화 Flag와 Handle을 Private 상태에 보관한다. 4. DLL은 Disconnected Context와 고정 Queue를 준비한다. 5. 시험 전용 ABI Fixture는 Phase 1 검증 구성에서만 별도 로드하며 생산 API에 포함하지 않는다.</w:t>
               <w:br/>
-              <w:t/>
               <w:br/>
-              <w:t/>
               <w:br/>
-              <w:t/>
               <w:br/>
-              <w:t/>
             </w:r>
           </w:p>
         </w:tc>
@@ -8293,40 +8228,7 @@
         <w:keepNext/>
         <w:jc w:val="center"/>
       </w:pPr>
-      <w:r>
-        <w:drawing>
-          <wp:inline xmlns:a="http://schemas.openxmlformats.org/drawingml/2006/main" xmlns:pic="http://schemas.openxmlformats.org/drawingml/2006/picture">
-            <wp:extent cx="5669280" cy="3320578"/>
-            <wp:docPr id="4" name="Picture 4" descr="정상 Modbus RTU Request / Response Sequence" title="정상 Modbus RTU Request / Response Sequence"/>
-            <wp:cNvGraphicFramePr>
-              <a:graphicFrameLocks noChangeAspect="1"/>
-            </wp:cNvGraphicFramePr>
-            <a:graphic>
-              <a:graphicData uri="http://schemas.openxmlformats.org/drawingml/2006/picture">
-                <pic:pic>
-                  <pic:nvPicPr>
-                    <pic:cNvPr id="0" name="modbus_request_sequence.png"/>
-                    <pic:cNvPicPr/>
-                  </pic:nvPicPr>
-                  <pic:blipFill>
-                    <a:blip r:embed="rId14"/>
-                    <a:stretch>
-                      <a:fillRect/>
-                    </a:stretch>
-                  </pic:blipFill>
-                  <pic:spPr>
-                    <a:xfrm>
-                      <a:off x="0" y="0"/>
-                      <a:ext cx="5669280" cy="3320578"/>
-                    </a:xfrm>
-                    <a:prstGeom prst="rect"/>
-                  </pic:spPr>
-                </pic:pic>
-              </a:graphicData>
-            </a:graphic>
-          </wp:inline>
-        </w:drawing>
-      </w:r>
+      <w:r/>
     </w:p>
     <w:p>
       <w:pPr>
@@ -10887,40 +10789,7 @@
         <w:keepNext/>
         <w:jc w:val="center"/>
       </w:pPr>
-      <w:r>
-        <w:drawing>
-          <wp:inline xmlns:a="http://schemas.openxmlformats.org/drawingml/2006/main" xmlns:pic="http://schemas.openxmlformats.org/drawingml/2006/picture">
-            <wp:extent cx="5669280" cy="3320578"/>
-            <wp:docPr id="5" name="Picture 5" descr="Register 및 Signal 데이터 흐름" title="Register 및 Signal 데이터 흐름"/>
-            <wp:cNvGraphicFramePr>
-              <a:graphicFrameLocks noChangeAspect="1"/>
-            </wp:cNvGraphicFramePr>
-            <a:graphic>
-              <a:graphicData uri="http://schemas.openxmlformats.org/drawingml/2006/picture">
-                <pic:pic>
-                  <pic:nvPicPr>
-                    <pic:cNvPr id="0" name="register_data_flow.png"/>
-                    <pic:cNvPicPr/>
-                  </pic:nvPicPr>
-                  <pic:blipFill>
-                    <a:blip r:embed="rId15"/>
-                    <a:stretch>
-                      <a:fillRect/>
-                    </a:stretch>
-                  </pic:blipFill>
-                  <pic:spPr>
-                    <a:xfrm>
-                      <a:off x="0" y="0"/>
-                      <a:ext cx="5669280" cy="3320578"/>
-                    </a:xfrm>
-                    <a:prstGeom prst="rect"/>
-                  </pic:spPr>
-                </pic:pic>
-              </a:graphicData>
-            </a:graphic>
-          </wp:inline>
-        </w:drawing>
-      </w:r>
+      <w:r/>
     </w:p>
     <w:p>
       <w:pPr>
@@ -19557,7 +19426,7 @@
     </w:p>
     <w:p>
       <w:r>
-        <w:t>Public API 호출은 SRS Appendix A의 21개 계약을 따르며 UI/Monitoring은 Core Wrapper만 사용한다.</w:t>
+        <w:t>Public API 호출은 SRS Appendix A의 27개 계약을 따르며 UI/Monitoring은 Core Wrapper만 사용한다.</w:t>
       </w:r>
     </w:p>
     <w:p>
@@ -19573,40 +19442,7 @@
         <w:keepNext/>
         <w:jc w:val="center"/>
       </w:pPr>
-      <w:r>
-        <w:drawing>
-          <wp:inline xmlns:a="http://schemas.openxmlformats.org/drawingml/2006/main" xmlns:pic="http://schemas.openxmlformats.org/drawingml/2006/picture">
-            <wp:extent cx="5669280" cy="3320578"/>
-            <wp:docPr id="6" name="Picture 6" descr="동기/비동기 오류 처리 흐름" title="동기/비동기 오류 처리 흐름"/>
-            <wp:cNvGraphicFramePr>
-              <a:graphicFrameLocks noChangeAspect="1"/>
-            </wp:cNvGraphicFramePr>
-            <a:graphic>
-              <a:graphicData uri="http://schemas.openxmlformats.org/drawingml/2006/picture">
-                <pic:pic>
-                  <pic:nvPicPr>
-                    <pic:cNvPr id="0" name="error_handling_flow.png"/>
-                    <pic:cNvPicPr/>
-                  </pic:nvPicPr>
-                  <pic:blipFill>
-                    <a:blip r:embed="rId16"/>
-                    <a:stretch>
-                      <a:fillRect/>
-                    </a:stretch>
-                  </pic:blipFill>
-                  <pic:spPr>
-                    <a:xfrm>
-                      <a:off x="0" y="0"/>
-                      <a:ext cx="5669280" cy="3320578"/>
-                    </a:xfrm>
-                    <a:prstGeom prst="rect"/>
-                  </pic:spPr>
-                </pic:pic>
-              </a:graphicData>
-            </a:graphic>
-          </wp:inline>
-        </w:drawing>
-      </w:r>
+      <w:r/>
     </w:p>
     <w:p>
       <w:pPr>
@@ -20647,40 +20483,7 @@
         <w:keepNext/>
         <w:jc w:val="center"/>
       </w:pPr>
-      <w:r>
-        <w:drawing>
-          <wp:inline xmlns:a="http://schemas.openxmlformats.org/drawingml/2006/main" xmlns:pic="http://schemas.openxmlformats.org/drawingml/2006/picture">
-            <wp:extent cx="5669280" cy="3320578"/>
-            <wp:docPr id="7" name="Picture 7" descr="측정 종료 Sequence" title="측정 종료 Sequence"/>
-            <wp:cNvGraphicFramePr>
-              <a:graphicFrameLocks noChangeAspect="1"/>
-            </wp:cNvGraphicFramePr>
-            <a:graphic>
-              <a:graphicData uri="http://schemas.openxmlformats.org/drawingml/2006/picture">
-                <pic:pic>
-                  <pic:nvPicPr>
-                    <pic:cNvPr id="0" name="shutdown_sequence.png"/>
-                    <pic:cNvPicPr/>
-                  </pic:nvPicPr>
-                  <pic:blipFill>
-                    <a:blip r:embed="rId17"/>
-                    <a:stretch>
-                      <a:fillRect/>
-                    </a:stretch>
-                  </pic:blipFill>
-                  <pic:spPr>
-                    <a:xfrm>
-                      <a:off x="0" y="0"/>
-                      <a:ext cx="5669280" cy="3320578"/>
-                    </a:xfrm>
-                    <a:prstGeom prst="rect"/>
-                  </pic:spPr>
-                </pic:pic>
-              </a:graphicData>
-            </a:graphic>
-          </wp:inline>
-        </w:drawing>
-      </w:r>
+      <w:r/>
     </w:p>
     <w:p>
       <w:pPr>
@@ -21453,7 +21256,7 @@
                 <w:color w:val="1F2937"/>
                 <w:sz w:val="17"/>
               </w:rPr>
-              <w:t>생산 CAPL_DLL_INFO4의 26개 Export 이름·순서·타입·배열 차원·파라미터명과 x86/x64 호출 규약을 자동 검증하고, 별도 시험 Fixture로 char[]/word[]/long[]/F[1] 성공 왕복 및 실패 시 caller-owned 출력 불변성을 검증한다. CANalyzer 13 x86 컴파일 결과와 CANalyzer 9.x SP8 x86 및 CANalyzer 18 x64 측정 실행 결과는 분리해 기록한다.</w:t>
+              <w:t>생산 CAPL_DLL_INFO4의 27개 Export 이름·순서·타입·배열 차원·파라미터명과 x86/x64 호출 규약을 자동 검증하고, 별도 시험 Fixture로 char[]/word[]/long[]/F[1] 성공 왕복 및 실패 시 caller-owned 출력 불변성을 검증한다. CANalyzer 13 x86 컴파일 결과와 CANalyzer 9.x SP8 x86 및 CANalyzer 18 x64 측정 실행 결과는 분리해 기록한다.</w:t>
             </w:r>
           </w:p>
         </w:tc>
@@ -22324,15 +22127,8 @@
             <w:tcW w:type="dxa" w:w="4680"/>
           </w:tcPr>
           <w:p>
-            <w:pPr>
-              <w:spacing w:before="0" w:after="0" w:line="240" w:lineRule="auto"/>
-            </w:pPr>
-            <w:r>
-              <w:rPr>
-                <w:rFonts w:ascii="Aptos" w:hAnsi="Aptos"/>
-                <w:sz w:val="16"/>
-              </w:rPr>
-              <w:t>Context initialized; LogSwitch OFF→ON 시 새 파일을 열 수 있음</w:t>
+            <w:r>
+              <w:t>Context initialized; LogSwitch OFF→ON 시 CSV 파일 Open 가능; DLL Capture는 OFF 상태</w:t>
             </w:r>
           </w:p>
         </w:tc>
@@ -22363,20 +22159,18 @@
             <w:tcW w:type="dxa" w:w="4680"/>
           </w:tcPr>
           <w:p>
-            <w:pPr>
-              <w:spacing w:before="0" w:after="0" w:line="240" w:lineRule="auto"/>
-            </w:pPr>
-            <w:r>
-              <w:rPr>
-                <w:sz w:val="16"/>
-              </w:rPr>
-              <w:t>1. DLL Queue에 REQ와 RES/NO_RES를 완결 Transaction으로 저장한다.</w:t>
+            <w:r>
+              <w:t>1. CAPL이 새 CSV 파일과 Header를 먼저 생성한다.</w:t>
               <w:br/>
-              <w:t>2. CAPL이 10ms마다 최대 32행을 기록한다.</w:t>
+              <w:t>2. 파일 Open 성공 후 DLL Capture를 Enable한다.</w:t>
               <w:br/>
-              <w:t>3. OFF 후 pending/in-flight가 0이면 파일을 닫는다.</w:t>
+              <w:t>3. DLL Queue에 REQ와 RES/NO_RES를 완결 Transaction으로 저장한다.</w:t>
               <w:br/>
-              <w:t>4. 파일 I/O는 CAPL만 수행한다.</w:t>
+              <w:t>4. CAPL이 10ms마다 최대 32행을 기록한다.</w:t>
+              <w:br/>
+              <w:t>5. OFF와 Measurement 종료 시 Capture를 중지하고 처리 중 Transaction을 최대 2,000ms 기다린다.</w:t>
+              <w:br/>
+              <w:t>6. 완료 행을 배출한 뒤 파일을 닫는다. 파일 I/O는 CAPL만 수행한다.</w:t>
             </w:r>
           </w:p>
         </w:tc>
@@ -22446,15 +22240,8 @@
             <w:tcW w:type="dxa" w:w="4680"/>
           </w:tcPr>
           <w:p>
-            <w:pPr>
-              <w:spacing w:before="0" w:after="0" w:line="240" w:lineRule="auto"/>
-            </w:pPr>
-            <w:r>
-              <w:rPr>
-                <w:rFonts w:ascii="Aptos" w:hAnsi="Aptos"/>
-                <w:sz w:val="16"/>
-              </w:rPr>
-              <w:t>파일 Open/Write 실패 시 -6010/-6011을 게시하고 Capture를 중지하며 파일을 닫는다.</w:t>
+            <w:r>
+              <w:t>파일 Open/Write 실패 시 -6010/-6011을 게시하고 Capture를 중지하며 파일을 닫는다. Idle 대기 Timeout은 -6012로 게시하고 완료 행을 배출한 뒤 종료를 계속한다.</w:t>
             </w:r>
           </w:p>
         </w:tc>
@@ -22556,7 +22343,7 @@
               <w:rFonts w:ascii="Malgun Gothic" w:hAnsi="Malgun Gothic" w:eastAsia="Malgun Gothic"/>
               <w:sz w:val="17"/>
             </w:rPr>
-            <w:t>Revision 0.15 | Release 0.3.0 Baseline</w:t>
+            <w:t>Revision 0.16 | Release 0.3.0 Baseline</w:t>
           </w:r>
         </w:p>
       </w:tc>

--- a/docs/02_FunctionalSpecification/Modbus485Emulator_Functional_Specification.docx
+++ b/docs/02_FunctionalSpecification/Modbus485Emulator_Functional_Specification.docx
@@ -238,7 +238,7 @@
           </w:tcPr>
           <w:p>
             <w:r>
-              <w:t>0.16 / Release 0.3.0 Baseline</w:t>
+              <w:t>0.17 / Release 0.4.0 Baseline</w:t>
             </w:r>
           </w:p>
         </w:tc>
@@ -306,7 +306,7 @@
           <w:color w:val="2E75B6"/>
           <w:sz w:val="20"/>
         </w:rPr>
-        <w:t>문서 상태: Release 0.3.0 기능 Baseline</w:t>
+        <w:t>문서 상태: Release 0.4.0 기능 Baseline</w:t>
       </w:r>
     </w:p>
     <w:p>
@@ -990,6 +990,48 @@
           </w:p>
         </w:tc>
       </w:tr>
+      <w:tr>
+        <w:tc>
+          <w:tcPr>
+            <w:tcW w:type="dxa" w:w="1152"/>
+          </w:tcPr>
+          <w:p>
+            <w:r>
+              <w:t>0.17</w:t>
+            </w:r>
+          </w:p>
+        </w:tc>
+        <w:tc>
+          <w:tcPr>
+            <w:tcW w:type="dxa" w:w="1584"/>
+          </w:tcPr>
+          <w:p>
+            <w:r>
+              <w:t>2026-08-13</w:t>
+            </w:r>
+          </w:p>
+        </w:tc>
+        <w:tc>
+          <w:tcPr>
+            <w:tcW w:type="dxa" w:w="2160"/>
+          </w:tcPr>
+          <w:p>
+            <w:r>
+              <w:t>Release Baseline</w:t>
+            </w:r>
+          </w:p>
+        </w:tc>
+        <w:tc>
+          <w:tcPr>
+            <w:tcW w:type="dxa" w:w="4464"/>
+          </w:tcPr>
+          <w:p>
+            <w:r>
+              <w:t>0x80 Periodic-only Monitoring, 23개 ABI 및 Rule Data Metadata V1(9개 필드) 기능 반영</w:t>
+            </w:r>
+          </w:p>
+        </w:tc>
+      </w:tr>
     </w:tbl>
     <w:p>
       <w:pPr>
@@ -1778,62 +1820,7 @@
                 <w:color w:val="1F2937"/>
                 <w:sz w:val="17"/>
               </w:rPr>
-              <w:t>과거 데이터 Queue가 아닌 Rule별 최신 0x80 Snapshot 요청 상태</w:t>
-            </w:r>
-          </w:p>
-        </w:tc>
-      </w:tr>
-      <w:tr>
-        <w:trPr>
-          <w:cantSplit w:val="true"/>
-        </w:trPr>
-        <w:tc>
-          <w:tcPr>
-            <w:tcW w:type="dxa" w:w="2304"/>
-            <w:tcMar>
-              <w:top w:w="80" w:type="dxa"/>
-              <w:start w:w="120" w:type="dxa"/>
-              <w:bottom w:w="80" w:type="dxa"/>
-              <w:end w:w="120" w:type="dxa"/>
-            </w:tcMar>
-            <w:vAlign w:val="center"/>
-          </w:tcPr>
-          <w:p>
-            <w:pPr>
-              <w:spacing w:after="0" w:line="240" w:lineRule="auto"/>
-            </w:pPr>
-            <w:r>
-              <w:rPr>
-                <w:rFonts w:ascii="Malgun Gothic" w:hAnsi="Malgun Gothic" w:eastAsia="Malgun Gothic"/>
-                <w:color w:val="1F2937"/>
-                <w:sz w:val="17"/>
-              </w:rPr>
-              <w:t>Change Snapshot</w:t>
-            </w:r>
-          </w:p>
-        </w:tc>
-        <w:tc>
-          <w:tcPr>
-            <w:tcW w:type="dxa" w:w="7056"/>
-            <w:tcMar>
-              <w:top w:w="80" w:type="dxa"/>
-              <w:start w:w="120" w:type="dxa"/>
-              <w:bottom w:w="80" w:type="dxa"/>
-              <w:end w:w="120" w:type="dxa"/>
-            </w:tcMar>
-            <w:vAlign w:val="center"/>
-          </w:tcPr>
-          <w:p>
-            <w:pPr>
-              <w:spacing w:after="0" w:line="240" w:lineRule="auto"/>
-            </w:pPr>
-            <w:r>
-              <w:rPr>
-                <w:rFonts w:ascii="Malgun Gothic" w:hAnsi="Malgun Gothic" w:eastAsia="Malgun Gothic"/>
-                <w:color w:val="1F2937"/>
-                <w:sz w:val="17"/>
-              </w:rPr>
-              <w:t>Register 변경 당시 Rule 전체 값을 보존한 0x81 불변 Snapshot</w:t>
+              <w:t>과거 데이터 Queue가 아닌 Rule별 최신 0x80 Periodic Rule Data 요청 상태</w:t>
             </w:r>
           </w:p>
         </w:tc>
@@ -2125,6 +2112,46 @@
     </w:p>
     <w:p>
       <w:pPr>
+        <w:spacing w:before="0" w:after="0"/>
+        <w:jc w:val="center"/>
+      </w:pPr>
+      <w:r>
+        <w:drawing>
+          <wp:inline xmlns:a="http://schemas.openxmlformats.org/drawingml/2006/main" xmlns:pic="http://schemas.openxmlformats.org/drawingml/2006/picture">
+            <wp:extent cx="5897880" cy="3454473"/>
+            <wp:docPr id="1" name="Picture 1"/>
+            <wp:cNvGraphicFramePr>
+              <a:graphicFrameLocks noChangeAspect="1"/>
+            </wp:cNvGraphicFramePr>
+            <a:graphic>
+              <a:graphicData uri="http://schemas.openxmlformats.org/drawingml/2006/picture">
+                <pic:pic>
+                  <pic:nvPicPr>
+                    <pic:cNvPr id="0" name="image.png"/>
+                    <pic:cNvPicPr/>
+                  </pic:nvPicPr>
+                  <pic:blipFill>
+                    <a:blip r:embed="rId11"/>
+                    <a:stretch>
+                      <a:fillRect/>
+                    </a:stretch>
+                  </pic:blipFill>
+                  <pic:spPr>
+                    <a:xfrm>
+                      <a:off x="0" y="0"/>
+                      <a:ext cx="5897880" cy="3454473"/>
+                    </a:xfrm>
+                    <a:prstGeom prst="rect"/>
+                  </pic:spPr>
+                </pic:pic>
+              </a:graphicData>
+            </a:graphic>
+          </wp:inline>
+        </w:drawing>
+      </w:r>
+    </w:p>
+    <w:p>
+      <w:pPr>
         <w:pStyle w:val="Caption"/>
         <w:jc w:val="center"/>
       </w:pPr>
@@ -2143,6 +2170,46 @@
         <w:jc w:val="center"/>
       </w:pPr>
       <w:r/>
+    </w:p>
+    <w:p>
+      <w:pPr>
+        <w:spacing w:before="0" w:after="0"/>
+        <w:jc w:val="center"/>
+      </w:pPr>
+      <w:r>
+        <w:drawing>
+          <wp:inline xmlns:a="http://schemas.openxmlformats.org/drawingml/2006/main" xmlns:pic="http://schemas.openxmlformats.org/drawingml/2006/picture">
+            <wp:extent cx="5897880" cy="3454473"/>
+            <wp:docPr id="2" name="Picture 2"/>
+            <wp:cNvGraphicFramePr>
+              <a:graphicFrameLocks noChangeAspect="1"/>
+            </wp:cNvGraphicFramePr>
+            <a:graphic>
+              <a:graphicData uri="http://schemas.openxmlformats.org/drawingml/2006/picture">
+                <pic:pic>
+                  <pic:nvPicPr>
+                    <pic:cNvPr id="0" name="image.png"/>
+                    <pic:cNvPicPr/>
+                  </pic:nvPicPr>
+                  <pic:blipFill>
+                    <a:blip r:embed="rId12"/>
+                    <a:stretch>
+                      <a:fillRect/>
+                    </a:stretch>
+                  </pic:blipFill>
+                  <pic:spPr>
+                    <a:xfrm>
+                      <a:off x="0" y="0"/>
+                      <a:ext cx="5897880" cy="3454473"/>
+                    </a:xfrm>
+                    <a:prstGeom prst="rect"/>
+                  </pic:spPr>
+                </pic:pic>
+              </a:graphicData>
+            </a:graphic>
+          </wp:inline>
+        </w:drawing>
+      </w:r>
     </w:p>
     <w:p>
       <w:pPr>
@@ -2172,6 +2239,46 @@
         <w:jc w:val="center"/>
       </w:pPr>
       <w:r/>
+    </w:p>
+    <w:p>
+      <w:pPr>
+        <w:spacing w:before="0" w:after="0"/>
+        <w:jc w:val="center"/>
+      </w:pPr>
+      <w:r>
+        <w:drawing>
+          <wp:inline xmlns:a="http://schemas.openxmlformats.org/drawingml/2006/main" xmlns:pic="http://schemas.openxmlformats.org/drawingml/2006/picture">
+            <wp:extent cx="5897880" cy="3454473"/>
+            <wp:docPr id="3" name="Picture 3"/>
+            <wp:cNvGraphicFramePr>
+              <a:graphicFrameLocks noChangeAspect="1"/>
+            </wp:cNvGraphicFramePr>
+            <a:graphic>
+              <a:graphicData uri="http://schemas.openxmlformats.org/drawingml/2006/picture">
+                <pic:pic>
+                  <pic:nvPicPr>
+                    <pic:cNvPr id="0" name="image.png"/>
+                    <pic:cNvPicPr/>
+                  </pic:nvPicPr>
+                  <pic:blipFill>
+                    <a:blip r:embed="rId13"/>
+                    <a:stretch>
+                      <a:fillRect/>
+                    </a:stretch>
+                  </pic:blipFill>
+                  <pic:spPr>
+                    <a:xfrm>
+                      <a:off x="0" y="0"/>
+                      <a:ext cx="5897880" cy="3454473"/>
+                    </a:xfrm>
+                    <a:prstGeom prst="rect"/>
+                  </pic:spPr>
+                </pic:pic>
+              </a:graphicData>
+            </a:graphic>
+          </wp:inline>
+        </w:drawing>
+      </w:r>
     </w:p>
     <w:p>
       <w:pPr>
@@ -2565,11 +2672,15 @@
                 <w:color w:val="1F2937"/>
                 <w:sz w:val="16"/>
               </w:rPr>
-              <w:t>1. CANalyzer 9.x는 x86 DLL을 직접 로드하고 CANalyzer 13 이상은 M485E.vmodule로 실행 아키텍처를 선택한다. 2. registerCAPLDLL()로 Context Handle을 얻는다. 숫자값 0도 정상 Handle이다. 3. Core는 별도 등록 Flag를 설정한 뒤 InitializeContext를 호출하고, 성공 시 초기화 Flag와 Handle을 Private 상태에 보관한다. 4. DLL은 Disconnected Context와 고정 Queue를 준비한다. 5. 시험 전용 ABI Fixture는 Phase 1 검증 구성에서만 별도 로드하며 생산 API에 포함하지 않는다.</w:t>
+              <w:t>1. CANalyzer 9.x는 x86 DLL을 직접 로드하고 CANalyzer 13 이상은 M485E.vmodule로 실행 아키텍처를 선택한다.</w:t>
               <w:br/>
+              <w:t>2. registerCAPLDLL()로 Context Handle을 얻는다. 숫자값 0도 정상 Handle이다.</w:t>
               <w:br/>
+              <w:t>3. Core는 별도 등록 Flag를 설정한 뒤 InitializeContext를 호출하고, 성공 시 초기화 Flag와 Handle을 Private 상태에 보관한다.</w:t>
               <w:br/>
+              <w:t>4. DLL은 Disconnected Context와 Error/RTU Log bounded Queue를 준비한다.</w:t>
               <w:br/>
+              <w:t>5. 시험 전용 ABI Fixture는 Phase 1 검증 구성에서만 별도 로드하며 생산 API에 포함하지 않는다.</w:t>
             </w:r>
           </w:p>
         </w:tc>
@@ -4597,7 +4708,7 @@
               <w:br/>
               <w:t>3. Active Configuration/Register Memory를 원자 교체한다.</w:t>
               <w:br/>
-              <w:t>4. Monitoring/Queue/Counter 상태를 초기화한다.</w:t>
+              <w:t>4. Device 상태와 런타임 진단 상태를 새 Configuration 기준으로 초기화한다.</w:t>
               <w:br/>
               <w:t>5. 완료 결과를 Lifecycle Status에 기록한다.</w:t>
             </w:r>
@@ -5607,7 +5718,7 @@
                 <w:color w:val="1F2937"/>
                 <w:sz w:val="16"/>
               </w:rPr>
-              <w:t>1. Monitoring을 정지하고 Pending/Change Queue 정책을 적용한다.</w:t>
+              <w:t>1. CAPL은 Periodic Timer와 Pending을 정지한다.</w:t>
               <w:br/>
               <w:t>2. Serial I/O를 취소한다.</w:t>
               <w:br/>
@@ -8232,6 +8343,46 @@
     </w:p>
     <w:p>
       <w:pPr>
+        <w:spacing w:before="0" w:after="0"/>
+        <w:jc w:val="center"/>
+      </w:pPr>
+      <w:r>
+        <w:drawing>
+          <wp:inline xmlns:a="http://schemas.openxmlformats.org/drawingml/2006/main" xmlns:pic="http://schemas.openxmlformats.org/drawingml/2006/picture">
+            <wp:extent cx="5897880" cy="3454473"/>
+            <wp:docPr id="4" name="Picture 4"/>
+            <wp:cNvGraphicFramePr>
+              <a:graphicFrameLocks noChangeAspect="1"/>
+            </wp:cNvGraphicFramePr>
+            <a:graphic>
+              <a:graphicData uri="http://schemas.openxmlformats.org/drawingml/2006/picture">
+                <pic:pic>
+                  <pic:nvPicPr>
+                    <pic:cNvPr id="0" name="modbus_request_sequence.png"/>
+                    <pic:cNvPicPr/>
+                  </pic:nvPicPr>
+                  <pic:blipFill>
+                    <a:blip r:embed="rId20"/>
+                    <a:stretch>
+                      <a:fillRect/>
+                    </a:stretch>
+                  </pic:blipFill>
+                  <pic:spPr>
+                    <a:xfrm>
+                      <a:off x="0" y="0"/>
+                      <a:ext cx="5897880" cy="3454473"/>
+                    </a:xfrm>
+                    <a:prstGeom prst="rect"/>
+                  </pic:spPr>
+                </pic:pic>
+              </a:graphicData>
+            </a:graphic>
+          </wp:inline>
+        </w:drawing>
+      </w:r>
+    </w:p>
+    <w:p>
+      <w:pPr>
         <w:pStyle w:val="Caption"/>
         <w:jc w:val="center"/>
       </w:pPr>
@@ -10142,9 +10293,9 @@
               <w:br/>
               <w:t>3. Data를 임시 uint16 배열로 Decode한다.</w:t>
               <w:br/>
-              <w:t>4. 공통 Register Write Transaction을 적용한다.</w:t>
+              <w:t>4. 공통 Register Write Transaction을 원자 적용한다.</w:t>
               <w:br/>
-              <w:t>5. 영향 Rule Snapshot을 적재하고 성공 응답을 송신한다.</w:t>
+              <w:t>5. 성공 응답을 송신한다. 별도 변경 CAN Event는 생성하지 않는다.</w:t>
             </w:r>
           </w:p>
         </w:tc>
@@ -10201,7 +10352,7 @@
                 <w:color w:val="1F2937"/>
                 <w:sz w:val="16"/>
               </w:rPr>
-              <w:t>FC10 response and optional change snapshots</w:t>
+              <w:t>FC10 response and updated registers</w:t>
             </w:r>
           </w:p>
         </w:tc>
@@ -10790,6 +10941,46 @@
         <w:jc w:val="center"/>
       </w:pPr>
       <w:r/>
+    </w:p>
+    <w:p>
+      <w:pPr>
+        <w:spacing w:before="0" w:after="0"/>
+        <w:jc w:val="center"/>
+      </w:pPr>
+      <w:r>
+        <w:drawing>
+          <wp:inline xmlns:a="http://schemas.openxmlformats.org/drawingml/2006/main" xmlns:pic="http://schemas.openxmlformats.org/drawingml/2006/picture">
+            <wp:extent cx="5897880" cy="3454473"/>
+            <wp:docPr id="5" name="Picture 5"/>
+            <wp:cNvGraphicFramePr>
+              <a:graphicFrameLocks noChangeAspect="1"/>
+            </wp:cNvGraphicFramePr>
+            <a:graphic>
+              <a:graphicData uri="http://schemas.openxmlformats.org/drawingml/2006/picture">
+                <pic:pic>
+                  <pic:nvPicPr>
+                    <pic:cNvPr id="0" name="register_data_flow.png"/>
+                    <pic:cNvPicPr/>
+                  </pic:nvPicPr>
+                  <pic:blipFill>
+                    <a:blip r:embed="rId21"/>
+                    <a:stretch>
+                      <a:fillRect/>
+                    </a:stretch>
+                  </pic:blipFill>
+                  <pic:spPr>
+                    <a:xfrm>
+                      <a:off x="0" y="0"/>
+                      <a:ext cx="5897880" cy="3454473"/>
+                    </a:xfrm>
+                    <a:prstGeom prst="rect"/>
+                  </pic:spPr>
+                </pic:pic>
+              </a:graphicData>
+            </a:graphic>
+          </wp:inline>
+        </w:drawing>
+      </w:r>
     </w:p>
     <w:p>
       <w:pPr>
@@ -12081,7 +12272,7 @@
                 <w:color w:val="1F2937"/>
                 <w:sz w:val="16"/>
               </w:rPr>
-              <w:t>SourceType, Index, range, uint16 values, permission mode</w:t>
+              <w:t>Index, range, uint16 values, permission mode</w:t>
             </w:r>
           </w:p>
         </w:tc>
@@ -12199,11 +12390,9 @@
               <w:br/>
               <w:t>2. Device Lock에서 변경값을 계산한다.</w:t>
               <w:br/>
-              <w:t>3. 변경된 영향 Rule을 중복 제거한다.</w:t>
+              <w:t>3. 검증된 Register를 원자 적용한다.</w:t>
               <w:br/>
-              <w:t>4. Register를 적용하고 불변 Snapshot을 캡처한다.</w:t>
-              <w:br/>
-              <w:t>5. Device→Queue 순서로 Snapshot을 적재한다.</w:t>
+              <w:t>4. 동일값 Write도 별도 변경 Event를 만들지 않는다.</w:t>
             </w:r>
           </w:p>
         </w:tc>
@@ -12260,7 +12449,7 @@
                 <w:color w:val="1F2937"/>
                 <w:sz w:val="16"/>
               </w:rPr>
-              <w:t>Updated registers and change snapshots</w:t>
+              <w:t>Updated registers</w:t>
             </w:r>
           </w:p>
         </w:tc>
@@ -12315,7 +12504,7 @@
                 <w:color w:val="1F2937"/>
                 <w:sz w:val="16"/>
               </w:rPr>
-              <w:t>검증 실패는 무변경; Queue overflow는 oldest-drop이고 Write는 유지한다.</w:t>
+              <w:t>검증 실패는 Register를 변경하지 않는다.</w:t>
             </w:r>
           </w:p>
         </w:tc>
@@ -12708,7 +12897,7 @@
               <w:br/>
               <w:t>2. 전체 Register 차이를 계산한다.</w:t>
               <w:br/>
-              <w:t>3. 원자 교체하고 영향 Rule Snapshot을 만든다.</w:t>
+              <w:t>3. 원자 교체한다. 변경값은 다음 선택된 0x80 Periodic 출력에 반영된다.</w:t>
             </w:r>
           </w:p>
         </w:tc>
@@ -12820,7 +13009,7 @@
                 <w:color w:val="1F2937"/>
                 <w:sz w:val="16"/>
               </w:rPr>
-              <w:t>실패 시 Register와 Snapshot을 변경하지 않는다.</w:t>
+              <w:t>실패 시 Register를 변경하지 않는다.</w:t>
             </w:r>
           </w:p>
         </w:tc>
@@ -14231,7 +14420,7 @@
               <w:br/>
               <w:t>3. Frame의 다른 Signal Bit를 보존해 새 Register 값을 만든다.</w:t>
               <w:br/>
-              <w:t>4. 공통 Register Write Transaction을 SourceType 0x02로 호출한다.</w:t>
+              <w:t>4. 공통 Register Write Transaction으로 원자 적용한다.</w:t>
             </w:r>
           </w:p>
         </w:tc>
@@ -14288,7 +14477,7 @@
                 <w:color w:val="1F2937"/>
                 <w:sz w:val="16"/>
               </w:rPr>
-              <w:t>Updated frame and snapshots</w:t>
+              <w:t>Updated frame and registers</w:t>
             </w:r>
           </w:p>
         </w:tc>
@@ -14343,7 +14532,7 @@
                 <w:color w:val="1F2937"/>
                 <w:sz w:val="16"/>
               </w:rPr>
-              <w:t>모든 변환 실패는 Register/Queue 무변경이다.</w:t>
+              <w:t>모든 변환 실패는 Register를 변경하지 않는다.</w:t>
             </w:r>
           </w:p>
         </w:tc>
@@ -15019,7 +15208,7 @@
                 <w:color w:val="1F2937"/>
                 <w:sz w:val="16"/>
               </w:rPr>
-              <w:t>REQ-FUNC-030, REQ-FUNC-032, REQ-FUNC-039; REQ-IF-004</w:t>
+              <w:t>REQ-FUNC-030, REQ-FUNC-032, REQ-FUNC-039</w:t>
             </w:r>
           </w:p>
         </w:tc>
@@ -15076,7 +15265,7 @@
                 <w:color w:val="1F2937"/>
                 <w:sz w:val="16"/>
               </w:rPr>
-              <w:t>ReadSwitch와 Core API로 MonitoringEnabled를 제어한다.</w:t>
+              <w:t>ReadSwitch로 CAPL Periodic Timer와 Output Pump를 제어한다.</w:t>
             </w:r>
           </w:p>
         </w:tc>
@@ -15133,7 +15322,7 @@
                 <w:color w:val="1F2937"/>
                 <w:sz w:val="16"/>
               </w:rPr>
-              <w:t>Start/Stop request</w:t>
+              <w:t>ReadSwitch 0/1</w:t>
             </w:r>
           </w:p>
         </w:tc>
@@ -15247,13 +15436,13 @@
                 <w:color w:val="1F2937"/>
                 <w:sz w:val="16"/>
               </w:rPr>
-              <w:t>1. Start는 Applied Rule을 최신 Periodic Pending으로 등록한다.</w:t>
+              <w:t>1. ON은 Applied Rule을 최신 Periodic Pending으로 등록하고 1,000ms Cycle Timer와 10ms Output Pump를 시작한다.</w:t>
               <w:br/>
-              <w:t>2. Stop은 Periodic Pending과 Change FIFO를 비운다.</w:t>
+              <w:t>2. OFF는 두 Timer를 취소하고 Periodic Pending을 비운다.</w:t>
               <w:br/>
-              <w:t>3. Stop 중 변경은 SuppressedCount만 증가시킨다.</w:t>
+              <w:t>3. DLL에는 Start/Stop Monitoring API나 MonitoringEnabled 상태가 없다.</w:t>
               <w:br/>
-              <w:t>4. Sequence/Counter/Latch는 유지한다.</w:t>
+              <w:t>4. OFF 중 변경 이력은 저장하거나 재생하지 않는다.</w:t>
             </w:r>
           </w:p>
         </w:tc>
@@ -15310,7 +15499,7 @@
                 <w:color w:val="1F2937"/>
                 <w:sz w:val="16"/>
               </w:rPr>
-              <w:t>MonitoringEnabled state</w:t>
+              <w:t>CAPL timer and periodic pending state</w:t>
             </w:r>
           </w:p>
         </w:tc>
@@ -15365,7 +15554,7 @@
                 <w:color w:val="1F2937"/>
                 <w:sz w:val="16"/>
               </w:rPr>
-              <w:t>Disconnected에서는 상태 오류; RTU는 중단하지 않는다.</w:t>
+              <w:t>Disconnected에서는 시작을 거부하고 CAPL Timer를 정리하며 RTU는 중단하지 않는다.</w:t>
             </w:r>
           </w:p>
         </w:tc>
@@ -15754,7 +15943,7 @@
                 <w:color w:val="1F2937"/>
                 <w:sz w:val="16"/>
               </w:rPr>
-              <w:t>1. 다음 Cycle에서 Candidate 전체를 Snapshot한다.</w:t>
+              <w:t>1. 다음 Cycle에서 Candidate 전체를 복사한다.</w:t>
               <w:br/>
               <w:t>2. Index/Rule_ID 매핑과 RequiredPeriodicFrames를 계산한다.</w:t>
               <w:br/>
@@ -15888,7 +16077,7 @@
         <w:pStyle w:val="Heading2"/>
       </w:pPr>
       <w:r>
-        <w:t>FS-MON-003 Periodic Snapshot 생성</w:t>
+        <w:t>FS-MON-003 Periodic Rule Data 조회</w:t>
       </w:r>
     </w:p>
     <w:p>
@@ -16033,7 +16222,7 @@
                 <w:color w:val="1F2937"/>
                 <w:sz w:val="16"/>
               </w:rPr>
-              <w:t>REQ-FUNC-032~033; REQ-COM-021; REQ-IF-004, REQ-IF-006~007, REQ-IF-014; REQ-PERF-002~003; REQ-REL-005; REQ-RES-003</w:t>
+              <w:t>REQ-FUNC-032~034; REQ-COM-019~021; REQ-IF-006~007, REQ-IF-014; REQ-PERF-002~003; REQ-REL-005</w:t>
             </w:r>
           </w:p>
         </w:tc>
@@ -16090,7 +16279,7 @@
                 <w:color w:val="1F2937"/>
                 <w:sz w:val="16"/>
               </w:rPr>
-              <w:t>활성 Rule의 현재 Register Snapshot을 가져온다.</w:t>
+              <w:t>활성 Rule의 현재 Register Data를 가져온다.</w:t>
             </w:r>
           </w:p>
         </w:tc>
@@ -16204,7 +16393,7 @@
                 <w:color w:val="1F2937"/>
                 <w:sz w:val="16"/>
               </w:rPr>
-              <w:t>MonitoringEnabled and rule active</w:t>
+              <w:t>Connected and rule active</w:t>
             </w:r>
           </w:p>
         </w:tc>
@@ -16256,9 +16445,9 @@
               <w:br/>
               <w:t>2. 10ms Dispatch는 활성 Port마다 독립적인 지속 Cursor를 사용하고 Tick 시작 Port를 교대한다.</w:t>
               <w:br/>
-              <w:t>3. DLL ReadRuleSnapshot은 COM 대기 없이 Device Lock에서 Rule 전체를 복사한다.</w:t>
+              <w:t>3. DLL ReadRuleData는 COM 대기 없이 Device Lock에서 Rule 전체를 일관되게 복사한다.</w:t>
               <w:br/>
-              <w:t>4. Metadata SourceType 0x00을 반환한다.</w:t>
+              <w:t>4. Rule Data Metadata V1은 9개 필드만 반환한다.</w:t>
             </w:r>
           </w:p>
         </w:tc>
@@ -16315,7 +16504,7 @@
                 <w:color w:val="1F2937"/>
                 <w:sz w:val="16"/>
               </w:rPr>
-              <w:t>Snapshot metadata[11] and word data[]</w:t>
+              <w:t>Rule Data metadata[9] and word data[]</w:t>
             </w:r>
           </w:p>
         </w:tc>
@@ -16386,7 +16575,7 @@
         <w:pStyle w:val="Heading2"/>
       </w:pPr>
       <w:r>
-        <w:t>FS-MON-004 Change Snapshot Queue</w:t>
+        <w:t>FS-MON-004 Register 변경의 Periodic 반영</w:t>
       </w:r>
     </w:p>
     <w:p>
@@ -16531,7 +16720,7 @@
                 <w:color w:val="1F2937"/>
                 <w:sz w:val="16"/>
               </w:rPr>
-              <w:t>REQ-FUNC-018, REQ-FUNC-034~035, REQ-FUNC-039; REQ-COM-021; REQ-IF-004, REQ-IF-006~007, REQ-IF-014; REQ-PERF-002~003; REQ-REL-002, REQ-REL-004~006; REQ-RES-003~004</w:t>
+              <w:t>REQ-FUNC-018~019, REQ-FUNC-035; REQ-COM-017, REQ-COM-021; REQ-PERF-002</w:t>
             </w:r>
           </w:p>
         </w:tc>
@@ -16588,7 +16777,7 @@
                 <w:color w:val="1F2937"/>
                 <w:sz w:val="16"/>
               </w:rPr>
-              <w:t>변경 당시 Rule 값을 순서대로 CAPL에 전달한다.</w:t>
+              <w:t>Register 변경값을 별도 Event 없이 다음 Periodic 출력에 반영한다.</w:t>
             </w:r>
           </w:p>
         </w:tc>
@@ -16645,7 +16834,7 @@
                 <w:color w:val="1F2937"/>
                 <w:sz w:val="16"/>
               </w:rPr>
-              <w:t>Register transaction snapshots</w:t>
+              <w:t>RTU, Direct, Signal Write 또는 Reset 결과</w:t>
             </w:r>
           </w:p>
         </w:tc>
@@ -16702,7 +16891,7 @@
                 <w:color w:val="1F2937"/>
                 <w:sz w:val="16"/>
               </w:rPr>
-              <w:t>MonitoringEnabled for enqueue</w:t>
+              <w:t>Register transaction succeeded</w:t>
             </w:r>
           </w:p>
         </w:tc>
@@ -16759,13 +16948,13 @@
                 <w:color w:val="1F2937"/>
                 <w:sz w:val="16"/>
               </w:rPr>
-              <w:t>1. Port별 Sequence를 할당한다.</w:t>
+              <w:t>1. 변경 Transaction은 Register를 원자 갱신한다.</w:t>
               <w:br/>
-              <w:t>2. 고정 Snapshot을 FIFO에 적재한다.</w:t>
+              <w:t>2. DLL은 Change Queue, Change Sequence 또는 0x81 Event를 만들지 않는다.</w:t>
               <w:br/>
-              <w:t>3. Overflow 시 oldest 한 건을 제거한다.</w:t>
+              <w:t>3. 선택된 Rule의 다음 1,000ms Cycle이 호출 시점의 최신 Register Data를 읽는다.</w:t>
               <w:br/>
-              <w:t>4. TryDequeue가 metadata+data를 원자 복사 후 제거한다.</w:t>
+              <w:t>4. RTU 통신 이력이 필요하면 별도 RTU CSV Log를 사용한다.</w:t>
             </w:r>
           </w:p>
         </w:tc>
@@ -16822,7 +17011,7 @@
                 <w:color w:val="1F2937"/>
                 <w:sz w:val="16"/>
               </w:rPr>
-              <w:t>Change snapshot or No Data</w:t>
+              <w:t>Latest values in the next selected 0x80 periodic bundle</w:t>
             </w:r>
           </w:p>
         </w:tc>
@@ -16877,7 +17066,7 @@
                 <w:color w:val="1F2937"/>
                 <w:sz w:val="16"/>
               </w:rPr>
-              <w:t>Buffer 부족은 Queue를 유지; OFF 상태는 SuppressedCount만 갱신한다.</w:t>
+              <w:t>Monitoring 상태는 Register Write 성공 여부에 영향을 주지 않는다.</w:t>
             </w:r>
           </w:p>
         </w:tc>
@@ -16893,7 +17082,7 @@
         <w:pStyle w:val="Heading2"/>
       </w:pPr>
       <w:r>
-        <w:t>FS-MON-005 CAN Snapshot Encoding</w:t>
+        <w:t>FS-MON-005 CAN Rule Data Encoding</w:t>
       </w:r>
     </w:p>
     <w:p>
@@ -17095,7 +17284,7 @@
                 <w:color w:val="1F2937"/>
                 <w:sz w:val="16"/>
               </w:rPr>
-              <w:t>Snapshot을 Extended CAN Header/Data 묶음으로 변환한다.</w:t>
+              <w:t>Rule Data를 Extended CAN Header/Data 묶음으로 변환한다.</w:t>
             </w:r>
           </w:p>
         </w:tc>
@@ -17152,7 +17341,7 @@
                 <w:color w:val="1F2937"/>
                 <w:sz w:val="16"/>
               </w:rPr>
-              <w:t>Snapshot metadata and registers</w:t>
+              <w:t>Rule Data metadata and registers</w:t>
             </w:r>
           </w:p>
         </w:tc>
@@ -17266,9 +17455,9 @@
                 <w:color w:val="1F2937"/>
                 <w:sz w:val="16"/>
               </w:rPr>
-              <w:t>1. 실제 29bit ID와 Vector Extended Flag를 구분해 만든다.</w:t>
+              <w:t>1. 실제 29bit ID 0x00IIRRMM과 Vector Extended Flag를 구분해 만든다.</w:t>
               <w:br/>
-              <w:t>2. mm=1 Header DLC8을 만든다.</w:t>
+              <w:t>2. mm=1 Header DLC8과 SourceType 0x00을 만든다.</w:t>
               <w:br/>
               <w:t>3. Register 4개 단위 Data를 mm=2부터 만든다.</w:t>
               <w:br/>
@@ -17384,7 +17573,7 @@
                 <w:color w:val="1F2937"/>
                 <w:sz w:val="16"/>
               </w:rPr>
-              <w:t>Snapshot 하나는 불완전한 묶음으로 출력하지 않는다.</w:t>
+              <w:t>Rule Data 묶음 하나는 불완전하게 출력하지 않는다.</w:t>
             </w:r>
           </w:p>
         </w:tc>
@@ -17602,7 +17791,7 @@
                 <w:color w:val="1F2937"/>
                 <w:sz w:val="16"/>
               </w:rPr>
-              <w:t>1~4개 활성 Port의 Periodic/Change 출력 비용을 제한하고 공정하게 처리한다.</w:t>
+              <w:t>1~4개 활성 Port의 Periodic 출력 비용을 제한하고 공정하게 처리한다.</w:t>
             </w:r>
           </w:p>
         </w:tc>
@@ -17659,7 +17848,7 @@
                 <w:color w:val="1F2937"/>
                 <w:sz w:val="16"/>
               </w:rPr>
-              <w:t>Pending rules, change queues, frame/time budget</w:t>
+              <w:t>Periodic pending rules and frame/time budget</w:t>
             </w:r>
           </w:p>
         </w:tc>
@@ -17716,7 +17905,7 @@
                 <w:color w:val="1F2937"/>
                 <w:sz w:val="16"/>
               </w:rPr>
-              <w:t>MonitoringEnabled</w:t>
+              <w:t>ReadSwitch ON and Connected</w:t>
             </w:r>
           </w:p>
         </w:tc>
@@ -17766,11 +17955,11 @@
             <w:r>
               <w:t>1. Tick 시작 Port를 Round-robin으로 교대한다.</w:t>
               <w:br/>
-              <w:t>2. Port별 Periodic Cursor와 Change Queue에서 후보 비용을 계산한다.</w:t>
+              <w:t>2. Port별 Periodic Cursor에서 후보 비용을 계산한다.</w:t>
               <w:br/>
               <w:t>3. 각 Round에서 Port마다 최대 한 묶음을 선택하여 특정 Port의 Rule 집중이 다른 Port를 기아 상태로 만들지 않게 한다.</w:t>
               <w:br/>
-              <w:t>4. 다음 묶음 전체가 Frame budget에 맞을 때만 시작한다.</w:t>
+              <w:t>4. 다음 묶음 전체가 66 Frame budget에 맞을 때만 시작한다.</w:t>
               <w:br/>
               <w:t>5. 시작한 묶음은 완료하고 overrun을 진단한다.</w:t>
               <w:br/>
@@ -17886,7 +18075,7 @@
                 <w:color w:val="1F2937"/>
                 <w:sz w:val="16"/>
               </w:rPr>
-              <w:t>예산·Deadline·Overflow만으로 Monitoring/RTU를 자동 정지하지 않는다.</w:t>
+              <w:t>예산·Deadline만으로 Monitoring/RTU를 자동 정지하지 않는다.</w:t>
             </w:r>
           </w:p>
         </w:tc>
@@ -18853,7 +19042,7 @@
                 <w:color w:val="1F2937"/>
                 <w:sz w:val="16"/>
               </w:rPr>
-              <w:t>Write status and optional snapshots</w:t>
+              <w:t>Write status</w:t>
             </w:r>
           </w:p>
         </w:tc>
@@ -19426,7 +19615,7 @@
     </w:p>
     <w:p>
       <w:r>
-        <w:t>Public API 호출은 SRS Appendix A의 27개 계약을 따르며 UI/Monitoring은 Core Wrapper만 사용한다.</w:t>
+        <w:t>Public API 호출은 SRS Appendix A의 23개 계약을 따르며 UI/Monitoring은 Core Wrapper만 사용한다.</w:t>
       </w:r>
     </w:p>
     <w:p>
@@ -19443,6 +19632,46 @@
         <w:jc w:val="center"/>
       </w:pPr>
       <w:r/>
+    </w:p>
+    <w:p>
+      <w:pPr>
+        <w:spacing w:before="0" w:after="0"/>
+        <w:jc w:val="center"/>
+      </w:pPr>
+      <w:r>
+        <w:drawing>
+          <wp:inline xmlns:a="http://schemas.openxmlformats.org/drawingml/2006/main" xmlns:pic="http://schemas.openxmlformats.org/drawingml/2006/picture">
+            <wp:extent cx="5897880" cy="3454473"/>
+            <wp:docPr id="6" name="Picture 6"/>
+            <wp:cNvGraphicFramePr>
+              <a:graphicFrameLocks noChangeAspect="1"/>
+            </wp:cNvGraphicFramePr>
+            <a:graphic>
+              <a:graphicData uri="http://schemas.openxmlformats.org/drawingml/2006/picture">
+                <pic:pic>
+                  <pic:nvPicPr>
+                    <pic:cNvPr id="0" name="image.png"/>
+                    <pic:cNvPicPr/>
+                  </pic:nvPicPr>
+                  <pic:blipFill>
+                    <a:blip r:embed="rId16"/>
+                    <a:stretch>
+                      <a:fillRect/>
+                    </a:stretch>
+                  </pic:blipFill>
+                  <pic:spPr>
+                    <a:xfrm>
+                      <a:off x="0" y="0"/>
+                      <a:ext cx="5897880" cy="3454473"/>
+                    </a:xfrm>
+                    <a:prstGeom prst="rect"/>
+                  </pic:spPr>
+                </pic:pic>
+              </a:graphicData>
+            </a:graphic>
+          </wp:inline>
+        </w:drawing>
+      </w:r>
     </w:p>
     <w:p>
       <w:pPr>
@@ -20487,6 +20716,46 @@
     </w:p>
     <w:p>
       <w:pPr>
+        <w:spacing w:before="0" w:after="0"/>
+        <w:jc w:val="center"/>
+      </w:pPr>
+      <w:r>
+        <w:drawing>
+          <wp:inline xmlns:a="http://schemas.openxmlformats.org/drawingml/2006/main" xmlns:pic="http://schemas.openxmlformats.org/drawingml/2006/picture">
+            <wp:extent cx="5897880" cy="3454473"/>
+            <wp:docPr id="7" name="Picture 7"/>
+            <wp:cNvGraphicFramePr>
+              <a:graphicFrameLocks noChangeAspect="1"/>
+            </wp:cNvGraphicFramePr>
+            <a:graphic>
+              <a:graphicData uri="http://schemas.openxmlformats.org/drawingml/2006/picture">
+                <pic:pic>
+                  <pic:nvPicPr>
+                    <pic:cNvPr id="0" name="shutdown_sequence.png"/>
+                    <pic:cNvPicPr/>
+                  </pic:nvPicPr>
+                  <pic:blipFill>
+                    <a:blip r:embed="rId22"/>
+                    <a:stretch>
+                      <a:fillRect/>
+                    </a:stretch>
+                  </pic:blipFill>
+                  <pic:spPr>
+                    <a:xfrm>
+                      <a:off x="0" y="0"/>
+                      <a:ext cx="5897880" cy="3454473"/>
+                    </a:xfrm>
+                    <a:prstGeom prst="rect"/>
+                  </pic:spPr>
+                </pic:pic>
+              </a:graphicData>
+            </a:graphic>
+          </wp:inline>
+        </w:drawing>
+      </w:r>
+    </w:p>
+    <w:p>
+      <w:pPr>
         <w:pStyle w:val="Caption"/>
         <w:jc w:val="center"/>
       </w:pPr>
@@ -20879,7 +21148,7 @@
               </w:rPr>
               <w:t>1. Closing flag로 신규 요청을 차단한다.</w:t>
               <w:br/>
-              <w:t>2. Monitoring과 Lifecycle 작업을 취소한다.</w:t>
+              <w:t>2. CAPL Monitoring Timer와 Lifecycle 작업을 취소한다.</w:t>
               <w:br/>
               <w:t>3. CancelIoEx 등으로 Serial 대기를 해제한다.</w:t>
               <w:br/>
@@ -21256,7 +21525,7 @@
                 <w:color w:val="1F2937"/>
                 <w:sz w:val="17"/>
               </w:rPr>
-              <w:t>생산 CAPL_DLL_INFO4의 27개 Export 이름·순서·타입·배열 차원·파라미터명과 x86/x64 호출 규약을 자동 검증하고, 별도 시험 Fixture로 char[]/word[]/long[]/F[1] 성공 왕복 및 실패 시 caller-owned 출력 불변성을 검증한다. CANalyzer 13 x86 컴파일 결과와 CANalyzer 9.x SP8 x86 및 CANalyzer 18 x64 측정 실행 결과는 분리해 기록한다.</w:t>
+              <w:t>생산 CAPL_DLL_INFO4의 23개 Export 이름·순서·타입·배열 차원·파라미터명과 제거 4개 Export 부재를 자동 검증하고, CANalyzer 9.x/18의 로딩·호출은 실환경에서 검증한다.</w:t>
             </w:r>
           </w:p>
         </w:tc>
@@ -21311,7 +21580,7 @@
                 <w:color w:val="1F2937"/>
                 <w:sz w:val="17"/>
               </w:rPr>
-              <w:t>Board FC03/04/10, Panel 조작, 0x80/0x81 Trace 및 Lifecycle 복구</w:t>
+              <w:t>Board FC03/04/10, Panel 조작, 0x80 Periodic Trace 및 Lifecycle 복구</w:t>
             </w:r>
           </w:p>
         </w:tc>
@@ -21366,7 +21635,7 @@
                 <w:color w:val="1F2937"/>
                 <w:sz w:val="17"/>
               </w:rPr>
-              <w:t>실제 Board Timeout, 200 Rule Profile, 0x81 Burst, Finalize, x86/x64 Peak memory</w:t>
+              <w:t>실제 Board Timeout, 200 Rule/0x80 Periodic Profile, Finalize, x86/x64 Peak memory</w:t>
             </w:r>
           </w:p>
         </w:tc>
@@ -22343,7 +22612,7 @@
               <w:rFonts w:ascii="Malgun Gothic" w:hAnsi="Malgun Gothic" w:eastAsia="Malgun Gothic"/>
               <w:sz w:val="17"/>
             </w:rPr>
-            <w:t>Revision 0.16 | Release 0.3.0 Baseline</w:t>
+            <w:t>Revision 0.17 | Release 0.4.0 Baseline</w:t>
           </w:r>
         </w:p>
       </w:tc>

--- a/docs/02_FunctionalSpecification/Modbus485Emulator_Functional_Specification.docx
+++ b/docs/02_FunctionalSpecification/Modbus485Emulator_Functional_Specification.docx
@@ -238,7 +238,7 @@
           </w:tcPr>
           <w:p>
             <w:r>
-              <w:t>0.17 / Release 0.4.0 Baseline</w:t>
+              <w:t>0.18 / Release 0.5.0 Baseline</w:t>
             </w:r>
           </w:p>
         </w:tc>
@@ -284,7 +284,7 @@
           </w:tcPr>
           <w:p>
             <w:r>
-              <w:t>2026-08-13</w:t>
+              <w:t>2026-08-17</w:t>
             </w:r>
           </w:p>
         </w:tc>
@@ -306,7 +306,7 @@
           <w:color w:val="2E75B6"/>
           <w:sz w:val="20"/>
         </w:rPr>
-        <w:t>문서 상태: Release 0.4.0 기능 Baseline</w:t>
+        <w:t>문서 상태: Release 0.5.0 기능 Baseline</w:t>
       </w:r>
     </w:p>
     <w:p>
@@ -1028,6 +1028,48 @@
           <w:p>
             <w:r>
               <w:t>0x80 Periodic-only Monitoring, 23개 ABI 및 Rule Data Metadata V1(9개 필드) 기능 반영</w:t>
+            </w:r>
+          </w:p>
+        </w:tc>
+      </w:tr>
+      <w:tr>
+        <w:tc>
+          <w:tcPr>
+            <w:tcW w:type="dxa" w:w="1152"/>
+          </w:tcPr>
+          <w:p>
+            <w:r>
+              <w:t>0.18</w:t>
+            </w:r>
+          </w:p>
+        </w:tc>
+        <w:tc>
+          <w:tcPr>
+            <w:tcW w:type="dxa" w:w="1584"/>
+          </w:tcPr>
+          <w:p>
+            <w:r>
+              <w:t>2026-08-17</w:t>
+            </w:r>
+          </w:p>
+        </w:tc>
+        <w:tc>
+          <w:tcPr>
+            <w:tcW w:type="dxa" w:w="2160"/>
+          </w:tcPr>
+          <w:p>
+            <w:r>
+              <w:t>Release Baseline</w:t>
+            </w:r>
+          </w:p>
+        </w:tc>
+        <w:tc>
+          <w:tcPr>
+            <w:tcW w:type="dxa" w:w="4464"/>
+          </w:tcPr>
+          <w:p>
+            <w:r>
+              <w:t>Btn_ReadOption 편의 변수와 RTU CSV 동일 문자열의 CAPL Output View 최근 10줄 표시 기능 반영</w:t>
             </w:r>
           </w:p>
         </w:tc>
@@ -15829,7 +15871,7 @@
                 <w:color w:val="1F2937"/>
                 <w:sz w:val="16"/>
               </w:rPr>
-              <w:t>Check_ReadOption[&lt;=200]</w:t>
+              <w:t>Check_ReadOption[&lt;=200], Btn_ReadOption(int32 Scalar 편의 버튼, 별도 Handler 없음)</w:t>
             </w:r>
           </w:p>
         </w:tc>
@@ -15943,13 +15985,13 @@
                 <w:color w:val="1F2937"/>
                 <w:sz w:val="16"/>
               </w:rPr>
-              <w:t>1. 다음 Cycle에서 Candidate 전체를 복사한다.</w:t>
+              <w:t>1. Btn_ReadOption은 Panel 조작 편의용 Scalar로만 노출하고 별도 Handler를 만들지 않는다.</w:t>
               <w:br/>
-              <w:t>2. Index/Rule_ID 매핑과 RequiredPeriodicFrames를 계산한다.</w:t>
+              <w:t>2. 기존 100ms 동기화가 Check_ReadOption Candidate 전체를 수집한다.</w:t>
               <w:br/>
-              <w:t>3. 검증된 Cycle budget과 비교한다.</w:t>
+              <w:t>3. 다음 Cycle에서 Index/Rule_ID 매핑과 RequiredPeriodicFrames를 계산하고 전체를 검증한다.</w:t>
               <w:br/>
-              <w:t>4. 성공 시 전체 Applied 교체, 실패 시 UI를 직전 Applied로 복원한다.</w:t>
+              <w:t>4. 성공 시 전체 Applied를 교체하고 실패 시 UI를 직전 Applied로 복원한다.</w:t>
             </w:r>
           </w:p>
         </w:tc>
@@ -22365,7 +22407,7 @@
                 <w:rFonts w:ascii="Aptos" w:hAnsi="Aptos"/>
                 <w:sz w:val="16"/>
               </w:rPr>
-              <w:t>RtuLog::LogSwitch 0/1, 수신 RTU ADU, 실제 송신 결과</w:t>
+              <w:t>RtuLog::LogSwitch 0/1, 수신 RTU ADU, 실제 송신 결과, CAPL 설정 영역의 Panel Name/Output View Control Name</w:t>
             </w:r>
           </w:p>
         </w:tc>
@@ -22429,17 +22471,19 @@
           </w:tcPr>
           <w:p>
             <w:r>
-              <w:t>1. CAPL이 새 CSV 파일과 Header를 먼저 생성한다.</w:t>
+              <w:t>1. CAPL이 새 CSV 파일과 Header를 먼저 생성하고 Panel 최근 로그 Buffer를 초기화한다.</w:t>
               <w:br/>
               <w:t>2. 파일 Open 성공 후 DLL Capture를 Enable한다.</w:t>
               <w:br/>
               <w:t>3. DLL Queue에 REQ와 RES/NO_RES를 완결 Transaction으로 저장한다.</w:t>
               <w:br/>
-              <w:t>4. CAPL이 10ms마다 최대 32행을 기록한다.</w:t>
+              <w:t>4. CAPL이 10ms마다 최대 32행을 한 번만 Dequeue하여 CSV에 빠짐없이 기록한다.</w:t>
               <w:br/>
-              <w:t>5. OFF와 Measurement 종료 시 Capture를 중지하고 처리 중 Transaction을 최대 2,000ms 기다린다.</w:t>
+              <w:t>5. CSV 기록에 성공한 동일 문자열을 최근 10줄 bounded Buffer에 추가하고 최대 200ms에 한 번 putValueToControl()로 CAPL Output View를 Overwrite한다.</w:t>
               <w:br/>
-              <w:t>6. 완료 행을 배출한 뒤 파일을 닫는다. 파일 I/O는 CAPL만 수행한다.</w:t>
+              <w:t>6. Panel/Control 불일치는 CSV 성공 여부와 분리한다.</w:t>
+              <w:br/>
+              <w:t>7. OFF와 Measurement 종료 시 Capture를 중지하고 처리 중 Transaction을 최대 2,000ms 기다린 뒤 완료 행을 배출하고 파일을 닫는다. 마지막 Panel 표시는 유지한다.</w:t>
             </w:r>
           </w:p>
         </w:tc>
@@ -22478,7 +22522,7 @@
                 <w:rFonts w:ascii="Aptos" w:hAnsi="Aptos"/>
                 <w:sz w:val="16"/>
               </w:rPr>
-              <w:t>12 Column CSV, 동일 Sequence pair, ActiveLed, DroppedCount, CurrentFileName</w:t>
+              <w:t>12 Column 전체 CSV, 동일 Sequence pair, ActiveLed, DroppedCount, CurrentFileName, 최근 10줄 CAPL Output View</w:t>
             </w:r>
           </w:p>
         </w:tc>
@@ -22510,7 +22554,7 @@
           </w:tcPr>
           <w:p>
             <w:r>
-              <w:t>파일 Open/Write 실패 시 -6010/-6011을 게시하고 Capture를 중지하며 파일을 닫는다. Idle 대기 Timeout은 -6012로 게시하고 완료 행을 배출한 뒤 종료를 계속한다.</w:t>
+              <w:t>파일 Open/Write 실패 시 -6010/-6011을 게시하고 Capture를 중지하며 파일을 닫는다. Idle 대기 Timeout은 -6012로 게시하고 완료 행을 배출한 뒤 종료를 계속한다. Panel 표시 실패는 CSV 파일 기록과 Queue Drain을 실패시키지 않는다.</w:t>
             </w:r>
           </w:p>
         </w:tc>

--- a/docs/02_FunctionalSpecification/Modbus485Emulator_Functional_Specification.docx
+++ b/docs/02_FunctionalSpecification/Modbus485Emulator_Functional_Specification.docx
@@ -238,7 +238,7 @@
           </w:tcPr>
           <w:p>
             <w:r>
-              <w:t>0.18 / Release 0.5.0 Baseline</w:t>
+              <w:t>0.19 / Release 0.6.0 Baseline</w:t>
             </w:r>
           </w:p>
         </w:tc>
@@ -284,7 +284,7 @@
           </w:tcPr>
           <w:p>
             <w:r>
-              <w:t>2026-08-17</w:t>
+              <w:t>2026-08-20</w:t>
             </w:r>
           </w:p>
         </w:tc>
@@ -306,7 +306,7 @@
           <w:color w:val="2E75B6"/>
           <w:sz w:val="20"/>
         </w:rPr>
-        <w:t>문서 상태: Release 0.5.0 기능 Baseline</w:t>
+        <w:t>문서 상태: Release 0.6.0 기능 Baseline</w:t>
       </w:r>
     </w:p>
     <w:p>
@@ -1070,6 +1070,68 @@
           <w:p>
             <w:r>
               <w:t>Btn_ReadOption 편의 변수와 RTU CSV 동일 문자열의 CAPL Output View 최근 10줄 표시 기능 반영</w:t>
+            </w:r>
+          </w:p>
+        </w:tc>
+      </w:tr>
+      <w:tr>
+        <w:tc>
+          <w:tcPr>
+            <w:tcW w:type="dxa" w:w="1152"/>
+          </w:tcPr>
+          <w:p>
+            <w:r/>
+            <w:r>
+              <w:rPr>
+                <w:b w:val="0"/>
+                <w:sz w:val="18"/>
+              </w:rPr>
+              <w:t>0.19</w:t>
+            </w:r>
+          </w:p>
+        </w:tc>
+        <w:tc>
+          <w:tcPr>
+            <w:tcW w:type="dxa" w:w="1584"/>
+          </w:tcPr>
+          <w:p>
+            <w:r/>
+            <w:r>
+              <w:rPr>
+                <w:b w:val="0"/>
+                <w:sz w:val="18"/>
+              </w:rPr>
+              <w:t>2026-08-20</w:t>
+            </w:r>
+          </w:p>
+        </w:tc>
+        <w:tc>
+          <w:tcPr>
+            <w:tcW w:type="dxa" w:w="2160"/>
+          </w:tcPr>
+          <w:p>
+            <w:r/>
+            <w:r>
+              <w:rPr>
+                <w:b w:val="0"/>
+                <w:sz w:val="18"/>
+              </w:rPr>
+              <w:t>Release Baseline</w:t>
+            </w:r>
+          </w:p>
+        </w:tc>
+        <w:tc>
+          <w:tcPr>
+            <w:tcW w:type="dxa" w:w="4464"/>
+          </w:tcPr>
+          <w:p>
+            <w:r/>
+            <w:r>
+              <w:rPr>
+                <w:b w:val="0"/>
+                <w:sz w:val="18"/>
+              </w:rPr>
+              <w:t>Device/Register CSV 분석, XVP·System Variable·CAPL 생성과 Display/Send/Reset Panel 기능 반영</w:t>
             </w:r>
           </w:p>
         </w:tc>
@@ -22560,6 +22622,438 @@
         </w:tc>
       </w:tr>
     </w:tbl>
+    <w:p>
+      <w:pPr>
+        <w:pStyle w:val="Heading1"/>
+        <w:pageBreakBefore/>
+      </w:pPr>
+      <w:r>
+        <w:t>13. Device Signal Panel Generator</w:t>
+      </w:r>
+    </w:p>
+    <w:p>
+      <w:r>
+        <w:t>Panel_Generator.exe는 GUI와 CLI가 같은 Core를 사용하며, 실행 파일 옆 Output을 transaction 방식으로 생성한다. 생성 XVP는 기존 Panel Tab에 GroupBox 단위로 복사하는 독립 Fragment다.</w:t>
+      </w:r>
+    </w:p>
+    <w:p>
+      <w:pPr>
+        <w:pStyle w:val="Caption"/>
+      </w:pPr>
+      <w:r>
+        <w:t>Table 42. Device Signal Panel Generator 기능 계약</w:t>
+      </w:r>
+    </w:p>
+    <w:tbl>
+      <w:tblPr>
+        <w:tblStyle w:val="TableGrid"/>
+        <w:tblW w:type="auto" w:w="0"/>
+        <w:tblLayout w:type="autofit"/>
+        <w:tblLook w:firstColumn="1" w:firstRow="1" w:lastColumn="0" w:lastRow="0" w:noHBand="0" w:noVBand="1" w:val="04A0"/>
+      </w:tblPr>
+      <w:tblGrid>
+        <w:gridCol w:w="2340"/>
+        <w:gridCol w:w="2340"/>
+        <w:gridCol w:w="2340"/>
+        <w:gridCol w:w="2340"/>
+      </w:tblGrid>
+      <w:tr>
+        <w:tc>
+          <w:tcPr>
+            <w:tcW w:type="dxa" w:w="2340"/>
+            <w:shd w:fill="2F75B5"/>
+          </w:tcPr>
+          <w:p>
+            <w:r>
+              <w:rPr>
+                <w:color w:val="FFFFFF"/>
+              </w:rPr>
+            </w:r>
+            <w:r>
+              <w:rPr>
+                <w:b/>
+                <w:color w:val="FFFFFF"/>
+                <w:sz w:val="18"/>
+              </w:rPr>
+              <w:t>ID</w:t>
+            </w:r>
+          </w:p>
+        </w:tc>
+        <w:tc>
+          <w:tcPr>
+            <w:tcW w:type="dxa" w:w="2340"/>
+            <w:shd w:fill="2F75B5"/>
+          </w:tcPr>
+          <w:p>
+            <w:r>
+              <w:rPr>
+                <w:color w:val="FFFFFF"/>
+              </w:rPr>
+            </w:r>
+            <w:r>
+              <w:rPr>
+                <w:b/>
+                <w:color w:val="FFFFFF"/>
+                <w:sz w:val="18"/>
+              </w:rPr>
+              <w:t>Trigger / Input</w:t>
+            </w:r>
+          </w:p>
+        </w:tc>
+        <w:tc>
+          <w:tcPr>
+            <w:tcW w:type="dxa" w:w="2340"/>
+            <w:shd w:fill="2F75B5"/>
+          </w:tcPr>
+          <w:p>
+            <w:r>
+              <w:rPr>
+                <w:color w:val="FFFFFF"/>
+              </w:rPr>
+            </w:r>
+            <w:r>
+              <w:rPr>
+                <w:b/>
+                <w:color w:val="FFFFFF"/>
+                <w:sz w:val="18"/>
+              </w:rPr>
+              <w:t>Processing</w:t>
+            </w:r>
+          </w:p>
+        </w:tc>
+        <w:tc>
+          <w:tcPr>
+            <w:tcW w:type="dxa" w:w="2340"/>
+            <w:shd w:fill="2F75B5"/>
+          </w:tcPr>
+          <w:p>
+            <w:r>
+              <w:rPr>
+                <w:color w:val="FFFFFF"/>
+              </w:rPr>
+            </w:r>
+            <w:r>
+              <w:rPr>
+                <w:b/>
+                <w:color w:val="FFFFFF"/>
+                <w:sz w:val="18"/>
+              </w:rPr>
+              <w:t>Result / Boundary</w:t>
+            </w:r>
+          </w:p>
+        </w:tc>
+      </w:tr>
+      <w:tr>
+        <w:tc>
+          <w:tcPr>
+            <w:tcW w:type="dxa" w:w="2340"/>
+          </w:tcPr>
+          <w:p>
+            <w:r/>
+            <w:r>
+              <w:rPr>
+                <w:b w:val="0"/>
+                <w:sz w:val="18"/>
+              </w:rPr>
+              <w:t>FS-DPG-001</w:t>
+            </w:r>
+          </w:p>
+        </w:tc>
+        <w:tc>
+          <w:tcPr>
+            <w:tcW w:type="dxa" w:w="2340"/>
+          </w:tcPr>
+          <w:p>
+            <w:r/>
+            <w:r>
+              <w:rPr>
+                <w:b w:val="0"/>
+                <w:sz w:val="18"/>
+              </w:rPr>
+              <w:t>M485E_Device.csv Analyze/Generate</w:t>
+            </w:r>
+          </w:p>
+        </w:tc>
+        <w:tc>
+          <w:tcPr>
+            <w:tcW w:type="dxa" w:w="2340"/>
+          </w:tcPr>
+          <w:p>
+            <w:r/>
+            <w:r>
+              <w:rPr>
+                <w:b w:val="0"/>
+                <w:sz w:val="18"/>
+              </w:rPr>
+              <w:t>Header·값·경로·중복을 Core Loader 규칙으로 검사하고 임시 Output 전체를 생성·검증</w:t>
+            </w:r>
+          </w:p>
+        </w:tc>
+        <w:tc>
+          <w:tcPr>
+            <w:tcW w:type="dxa" w:w="2340"/>
+          </w:tcPr>
+          <w:p>
+            <w:r/>
+            <w:r>
+              <w:rPr>
+                <w:b w:val="0"/>
+                <w:sz w:val="18"/>
+              </w:rPr>
+              <w:t>Manifest 소유 Output만 원자 교체; 실패 시 기존 Output 보존; 동일 입력 byte-identical</w:t>
+            </w:r>
+          </w:p>
+        </w:tc>
+      </w:tr>
+      <w:tr>
+        <w:tc>
+          <w:tcPr>
+            <w:tcW w:type="dxa" w:w="2340"/>
+          </w:tcPr>
+          <w:p>
+            <w:r/>
+            <w:r>
+              <w:rPr>
+                <w:b w:val="0"/>
+                <w:sz w:val="18"/>
+              </w:rPr>
+              <w:t>FS-DPG-002</w:t>
+            </w:r>
+          </w:p>
+        </w:tc>
+        <w:tc>
+          <w:tcPr>
+            <w:tcW w:type="dxa" w:w="2340"/>
+          </w:tcPr>
+          <w:p>
+            <w:r/>
+            <w:r>
+              <w:rPr>
+                <w:b w:val="0"/>
+                <w:sz w:val="18"/>
+              </w:rPr>
+              <w:t>실제 sparse Device Index와 Register Map</w:t>
+            </w:r>
+          </w:p>
+        </w:tc>
+        <w:tc>
+          <w:tcPr>
+            <w:tcW w:type="dxa" w:w="2340"/>
+          </w:tcPr>
+          <w:p>
+            <w:r/>
+            <w:r>
+              <w:rPr>
+                <w:b w:val="0"/>
+                <w:sz w:val="18"/>
+              </w:rPr>
+              <w:t>31 Register Group, 15행 Page의 XVP와 Device별 vsysvar/CAPL/baseline 생성</w:t>
+            </w:r>
+          </w:p>
+        </w:tc>
+        <w:tc>
+          <w:tcPr>
+            <w:tcW w:type="dxa" w:w="2340"/>
+          </w:tcPr>
+          <w:p>
+            <w:r/>
+            <w:r>
+              <w:rPr>
+                <w:b w:val="0"/>
+                <w:sz w:val="18"/>
+              </w:rPr>
+              <w:t>Float=2/String=4/Int=1 binding; Value Table/ComboBox 없음; 회사 Panel 디자인 미복제</w:t>
+            </w:r>
+          </w:p>
+        </w:tc>
+      </w:tr>
+      <w:tr>
+        <w:tc>
+          <w:tcPr>
+            <w:tcW w:type="dxa" w:w="2340"/>
+          </w:tcPr>
+          <w:p>
+            <w:r/>
+            <w:r>
+              <w:rPr>
+                <w:b w:val="0"/>
+                <w:sz w:val="18"/>
+              </w:rPr>
+              <w:t>FS-DPG-003</w:t>
+            </w:r>
+          </w:p>
+        </w:tc>
+        <w:tc>
+          <w:tcPr>
+            <w:tcW w:type="dxa" w:w="2340"/>
+          </w:tcPr>
+          <w:p>
+            <w:r/>
+            <w:r>
+              <w:rPr>
+                <w:b w:val="0"/>
+                <w:sz w:val="18"/>
+              </w:rPr>
+              <w:t>DisplayUpdate momentary command</w:t>
+            </w:r>
+          </w:p>
+        </w:tc>
+        <w:tc>
+          <w:tcPr>
+            <w:tcW w:type="dxa" w:w="2340"/>
+          </w:tcPr>
+          <w:p>
+            <w:r/>
+            <w:r>
+              <w:rPr>
+                <w:b w:val="0"/>
+                <w:sz w:val="18"/>
+              </w:rPr>
+              <w:t>RawHex를 N/A로 지운 뒤 15 Signal timer chunk로 ReadSignal/공유 Frame ReadRegisters와 bit/nibble Raw 변환</w:t>
+            </w:r>
+          </w:p>
+        </w:tc>
+        <w:tc>
+          <w:tcPr>
+            <w:tcW w:type="dxa" w:w="2340"/>
+          </w:tcPr>
+          <w:p>
+            <w:r/>
+            <w:r>
+              <w:rPr>
+                <w:b w:val="0"/>
+                <w:sz w:val="18"/>
+              </w:rPr>
+              <w:t>전체 성공 시 baseline+SnapshotValid=1; 실패는 FailedSignal/Result, Raw stale 방지; 재진입 Busy</w:t>
+            </w:r>
+          </w:p>
+        </w:tc>
+      </w:tr>
+      <w:tr>
+        <w:tc>
+          <w:tcPr>
+            <w:tcW w:type="dxa" w:w="2340"/>
+          </w:tcPr>
+          <w:p>
+            <w:r/>
+            <w:r>
+              <w:rPr>
+                <w:b w:val="0"/>
+                <w:sz w:val="18"/>
+              </w:rPr>
+              <w:t>FS-DPG-004</w:t>
+            </w:r>
+          </w:p>
+        </w:tc>
+        <w:tc>
+          <w:tcPr>
+            <w:tcW w:type="dxa" w:w="2340"/>
+          </w:tcPr>
+          <w:p>
+            <w:r/>
+            <w:r>
+              <w:rPr>
+                <w:b w:val="0"/>
+                <w:sz w:val="18"/>
+              </w:rPr>
+              <w:t>SendChanged / ResetDefault / ResetAllDefault</w:t>
+            </w:r>
+          </w:p>
+        </w:tc>
+        <w:tc>
+          <w:tcPr>
+            <w:tcW w:type="dxa" w:w="2340"/>
+          </w:tcPr>
+          <w:p>
+            <w:r/>
+            <w:r>
+              <w:rPr>
+                <w:b w:val="0"/>
+                <w:sz w:val="18"/>
+              </w:rPr>
+              <w:t>변경 Signal만 CSV 순서 Write+read-back; Device Reset 뒤 Display; 실제 Index 오름차순 Reset All</w:t>
+            </w:r>
+          </w:p>
+        </w:tc>
+        <w:tc>
+          <w:tcPr>
+            <w:tcW w:type="dxa" w:w="2340"/>
+          </w:tcPr>
+          <w:p>
+            <w:r/>
+            <w:r>
+              <w:rPr>
+                <w:b w:val="0"/>
+                <w:sz w:val="18"/>
+              </w:rPr>
+              <w:t>첫 실패 중단·선행 성공 유지·결과 게시; command 항상 0 복귀; Device 전체/Reset All 비원자</w:t>
+            </w:r>
+          </w:p>
+        </w:tc>
+      </w:tr>
+      <w:tr>
+        <w:tc>
+          <w:tcPr>
+            <w:tcW w:type="dxa" w:w="2340"/>
+          </w:tcPr>
+          <w:p>
+            <w:r/>
+            <w:r>
+              <w:rPr>
+                <w:b w:val="0"/>
+                <w:sz w:val="18"/>
+              </w:rPr>
+              <w:t>FS-DPG-005</w:t>
+            </w:r>
+          </w:p>
+        </w:tc>
+        <w:tc>
+          <w:tcPr>
+            <w:tcW w:type="dxa" w:w="2340"/>
+          </w:tcPr>
+          <w:p>
+            <w:r/>
+            <w:r>
+              <w:rPr>
+                <w:b w:val="0"/>
+                <w:sz w:val="18"/>
+              </w:rPr>
+              <w:t>Sample/회사 적용</w:t>
+            </w:r>
+          </w:p>
+        </w:tc>
+        <w:tc>
+          <w:tcPr>
+            <w:tcW w:type="dxa" w:w="2340"/>
+          </w:tcPr>
+          <w:p>
+            <w:r/>
+            <w:r>
+              <w:rPr>
+                <w:b w:val="0"/>
+                <w:sz w:val="18"/>
+              </w:rPr>
+              <w:t>generated DB·DevicePanel CAPL 복사, XVP GroupBox 붙여넣기, binding/Compile/동작 확인</w:t>
+            </w:r>
+          </w:p>
+        </w:tc>
+        <w:tc>
+          <w:tcPr>
+            <w:tcW w:type="dxa" w:w="2340"/>
+          </w:tcPr>
+          <w:p>
+            <w:r/>
+            <w:r>
+              <w:rPr>
+                <w:b w:val="0"/>
+                <w:sz w:val="18"/>
+              </w:rPr>
+              <w:t>Schema/행 순서 변경 시 재생성; one-file EXE로 Python 불필요; CANalyzer 9.x/18은 External Pending</w:t>
+            </w:r>
+          </w:p>
+        </w:tc>
+      </w:tr>
+    </w:tbl>
     <w:sectPr>
       <w:headerReference w:type="default" r:id="rId9"/>
       <w:footerReference w:type="default" r:id="rId10"/>
@@ -22652,11 +23146,7 @@
         </w:tcPr>
         <w:p>
           <w:r>
-            <w:rPr>
-              <w:rFonts w:ascii="Malgun Gothic" w:hAnsi="Malgun Gothic" w:eastAsia="Malgun Gothic"/>
-              <w:sz w:val="17"/>
-            </w:rPr>
-            <w:t>Revision 0.17 | Release 0.4.0 Baseline</w:t>
+            <w:t>Revision 0.19 | Release 0.6.0</w:t>
           </w:r>
         </w:p>
       </w:tc>
